--- a/docs/PRD_WAF_Classifier.docx
+++ b/docs/PRD_WAF_Classifier.docx
@@ -4,7 +4,7 @@
   <w:body>
     <w:p>
       <w:pPr>
-        <w:spacing w:before="4000"/>
+        <w:spacing w:before="3000"/>
       </w:pPr>
     </w:p>
     <w:p>
@@ -17,7 +17,7 @@
           <w:rFonts w:ascii="Arial" w:cs="Arial" w:eastAsia="Arial" w:hAnsi="Arial"/>
           <w:b/>
           <w:bCs/>
-          <w:color w:val="1F4E79"/>
+          <w:color w:val="1B2A4A"/>
           <w:sz w:val="44"/>
           <w:szCs w:val="44"/>
         </w:rPr>
@@ -26,13 +26,13 @@
     </w:p>
     <w:p>
       <w:pPr>
-        <w:spacing w:after="400"/>
+        <w:spacing w:after="100"/>
         <w:jc w:val="center"/>
       </w:pPr>
       <w:r>
         <w:rPr>
           <w:rFonts w:ascii="Arial" w:cs="Arial" w:eastAsia="Arial" w:hAnsi="Arial"/>
-          <w:color w:val="2E75B6"/>
+          <w:color w:val="3B4554"/>
           <w:sz w:val="36"/>
           <w:szCs w:val="36"/>
         </w:rPr>
@@ -41,71 +41,62 @@
     </w:p>
     <w:p>
       <w:pPr>
-        <w:pBdr>
-          <w:top w:val="single" w:color="2E75B6" w:sz="6" w:space="1"/>
-        </w:pBdr>
-        <w:spacing w:before="200"/>
+        <w:spacing w:after="100"/>
         <w:jc w:val="center"/>
       </w:pPr>
-    </w:p>
-    <w:p>
-      <w:pPr>
-        <w:spacing w:after="100" w:before="400"/>
+      <w:r>
+        <w:rPr>
+          <w:rFonts w:ascii="Arial" w:cs="Arial" w:eastAsia="Arial" w:hAnsi="Arial"/>
+          <w:color w:val="6B7280"/>
+          <w:sz w:val="26"/>
+          <w:szCs w:val="26"/>
+        </w:rPr>
+        <w:t xml:space="preserve">AI-Powered Story Alignment Tool</w:t>
+      </w:r>
+    </w:p>
+    <w:p>
+      <w:pPr>
+        <w:spacing w:before="600"/>
         <w:jc w:val="center"/>
       </w:pPr>
       <w:r>
         <w:rPr>
           <w:rFonts w:ascii="Arial" w:cs="Arial" w:eastAsia="Arial" w:hAnsi="Arial"/>
-          <w:color w:val="666666"/>
+          <w:color w:val="6B7280"/>
+          <w:sz w:val="22"/>
+          <w:szCs w:val="22"/>
+        </w:rPr>
+        <w:t xml:space="preserve">Version 2.0  |  March 2026</w:t>
+      </w:r>
+    </w:p>
+    <w:p>
+      <w:pPr>
+        <w:spacing w:after="100"/>
+        <w:jc w:val="center"/>
+      </w:pPr>
+      <w:r>
+        <w:rPr>
+          <w:rFonts w:ascii="Arial" w:cs="Arial" w:eastAsia="Arial" w:hAnsi="Arial"/>
+          <w:color w:val="6B7280"/>
+          <w:sz w:val="22"/>
+          <w:szCs w:val="22"/>
+        </w:rPr>
+        <w:t xml:space="preserve">Status: Active</w:t>
+      </w:r>
+    </w:p>
+    <w:p>
+      <w:pPr>
+        <w:spacing w:before="1200"/>
+        <w:jc w:val="center"/>
+      </w:pPr>
+      <w:r>
+        <w:rPr>
+          <w:rFonts w:ascii="Arial" w:cs="Arial" w:eastAsia="Arial" w:hAnsi="Arial"/>
+          <w:b/>
+          <w:bCs/>
+          <w:color w:val="DC2626"/>
           <w:sz w:val="24"/>
           <w:szCs w:val="24"/>
-        </w:rPr>
-        <w:t xml:space="preserve">AI-Powered Story Alignment Tool</w:t>
-      </w:r>
-    </w:p>
-    <w:p>
-      <w:pPr>
-        <w:spacing w:after="100"/>
-        <w:jc w:val="center"/>
-      </w:pPr>
-      <w:r>
-        <w:rPr>
-          <w:rFonts w:ascii="Arial" w:cs="Arial" w:eastAsia="Arial" w:hAnsi="Arial"/>
-          <w:color w:val="666666"/>
-          <w:sz w:val="22"/>
-          <w:szCs w:val="22"/>
-        </w:rPr>
-        <w:t xml:space="preserve">Version 1.0  |  March 2026</w:t>
-      </w:r>
-    </w:p>
-    <w:p>
-      <w:pPr>
-        <w:spacing w:after="100"/>
-        <w:jc w:val="center"/>
-      </w:pPr>
-      <w:r>
-        <w:rPr>
-          <w:rFonts w:ascii="Arial" w:cs="Arial" w:eastAsia="Arial" w:hAnsi="Arial"/>
-          <w:color w:val="666666"/>
-          <w:sz w:val="22"/>
-          <w:szCs w:val="22"/>
-        </w:rPr>
-        <w:t xml:space="preserve">Status: Draft</w:t>
-      </w:r>
-    </w:p>
-    <w:p>
-      <w:pPr>
-        <w:spacing w:before="600"/>
-        <w:jc w:val="center"/>
-      </w:pPr>
-      <w:r>
-        <w:rPr>
-          <w:rFonts w:ascii="Arial" w:cs="Arial" w:eastAsia="Arial" w:hAnsi="Arial"/>
-          <w:b/>
-          <w:bCs/>
-          <w:color w:val="999999"/>
-          <w:sz w:val="20"/>
-          <w:szCs w:val="20"/>
         </w:rPr>
         <w:t xml:space="preserve">CONFIDENTIAL</w:t>
       </w:r>
@@ -119,14 +110,6 @@
           <w:docGrid w:linePitch="360"/>
         </w:sectPr>
       </w:pPr>
-    </w:p>
-    <w:p>
-      <w:pPr>
-        <w:pStyle w:val="Heading1"/>
-      </w:pPr>
-      <w:r>
-        <w:t xml:space="preserve">Table of Contents</w:t>
-      </w:r>
     </w:p>
     <w:sdt>
       <w:sdtPr>
@@ -157,15 +140,36 @@
         <w:pStyle w:val="Heading1"/>
       </w:pPr>
       <w:r>
+        <w:rPr>
+          <w:rFonts w:ascii="Arial" w:cs="Arial" w:eastAsia="Arial" w:hAnsi="Arial"/>
+        </w:rPr>
         <w:t xml:space="preserve">1. Executive Summary</w:t>
       </w:r>
     </w:p>
     <w:p>
       <w:pPr>
-        <w:spacing w:after="200"/>
-      </w:pPr>
-      <w:r>
-        <w:t xml:space="preserve">The WAF Category Classifier is an AI-powered web application that helps agile teams correctly classify JIRA stories and features into the organization's Work Alignment Framework (WAF) categories. Scrum teams consistently struggle with accurate WAF tagging, leading to unreliable capacity reporting and misaligned investment tracking. This tool uses Claude AI, calibrated with team-specific ground truth data, to recommend correct classifications, flag mismatches, and improve alignment accuracy across the portfolio.</w:t>
+        <w:spacing w:after="120"/>
+      </w:pPr>
+      <w:r>
+        <w:rPr>
+          <w:rFonts w:ascii="Arial" w:cs="Arial" w:eastAsia="Arial" w:hAnsi="Arial"/>
+          <w:sz w:val="22"/>
+          <w:szCs w:val="22"/>
+        </w:rPr>
+        <w:t xml:space="preserve">The WAF Category Classifier is an AI-powered web application that helps agile teams correctly classify JIRA stories and features into the organization’s Work Alignment Framework (WAF) categories. Built with Flask and Anthropic’s Claude AI, the tool provides real-time classification, mismatch detection, and a self-improving ground truth feedback loop.</w:t>
+      </w:r>
+    </w:p>
+    <w:p>
+      <w:pPr>
+        <w:spacing w:after="120"/>
+      </w:pPr>
+      <w:r>
+        <w:rPr>
+          <w:rFonts w:ascii="Arial" w:cs="Arial" w:eastAsia="Arial" w:hAnsi="Arial"/>
+          <w:sz w:val="22"/>
+          <w:szCs w:val="22"/>
+        </w:rPr>
+        <w:t xml:space="preserve">Version 2.0 expands the platform from a single-page classifier into a full-featured WAF management suite with five major capabilities: AI-powered classification, a real-time dashboard, historical analytics, bulk verification with import, and epic lineage tracking. All data persists in a local SQLite database.</w:t>
       </w:r>
     </w:p>
     <w:p>
@@ -173,14 +177,22 @@
         <w:pStyle w:val="Heading1"/>
       </w:pPr>
       <w:r>
+        <w:rPr>
+          <w:rFonts w:ascii="Arial" w:cs="Arial" w:eastAsia="Arial" w:hAnsi="Arial"/>
+        </w:rPr>
         <w:t xml:space="preserve">2. Problem Statement</w:t>
       </w:r>
     </w:p>
     <w:p>
       <w:pPr>
-        <w:spacing w:after="200"/>
-      </w:pPr>
-      <w:r>
+        <w:spacing w:after="120"/>
+      </w:pPr>
+      <w:r>
+        <w:rPr>
+          <w:rFonts w:ascii="Arial" w:cs="Arial" w:eastAsia="Arial" w:hAnsi="Arial"/>
+          <w:sz w:val="22"/>
+          <w:szCs w:val="22"/>
+        </w:rPr>
         <w:t xml:space="preserve">Scrum teams do not consistently map features and stories to the correct WAF categories. This creates significant gaps when leadership needs to understand where capacity is going and whether teams are working on the right priorities. The current 5-category tagging scheme used in JIRA does not align with the official 8-category WAF framework, compounding the problem.</w:t>
       </w:r>
     </w:p>
@@ -189,6 +201,9 @@
         <w:pStyle w:val="Heading2"/>
       </w:pPr>
       <w:r>
+        <w:rPr>
+          <w:rFonts w:ascii="Arial" w:cs="Arial" w:eastAsia="Arial" w:hAnsi="Arial"/>
+        </w:rPr>
         <w:t xml:space="preserve">2.1 Key Challenges</w:t>
       </w:r>
     </w:p>
@@ -201,6 +216,11 @@
         </w:numPr>
       </w:pPr>
       <w:r>
+        <w:rPr>
+          <w:rFonts w:ascii="Arial" w:cs="Arial" w:eastAsia="Arial" w:hAnsi="Arial"/>
+          <w:sz w:val="22"/>
+          <w:szCs w:val="22"/>
+        </w:rPr>
         <w:t xml:space="preserve">Taxonomy mismatch between JIRA tags (5 categories) and WAF framework (8 categories)</w:t>
       </w:r>
     </w:p>
@@ -213,6 +233,11 @@
         </w:numPr>
       </w:pPr>
       <w:r>
+        <w:rPr>
+          <w:rFonts w:ascii="Arial" w:cs="Arial" w:eastAsia="Arial" w:hAnsi="Arial"/>
+          <w:sz w:val="22"/>
+          <w:szCs w:val="22"/>
+        </w:rPr>
         <w:t xml:space="preserve">81.4% of stories lack proper WAF classification</w:t>
       </w:r>
     </w:p>
@@ -225,6 +250,11 @@
         </w:numPr>
       </w:pPr>
       <w:r>
+        <w:rPr>
+          <w:rFonts w:ascii="Arial" w:cs="Arial" w:eastAsia="Arial" w:hAnsi="Arial"/>
+          <w:sz w:val="22"/>
+          <w:szCs w:val="22"/>
+        </w:rPr>
         <w:t xml:space="preserve">Manual classification is inconsistent across teams and subjective</w:t>
       </w:r>
     </w:p>
@@ -237,6 +267,11 @@
         </w:numPr>
       </w:pPr>
       <w:r>
+        <w:rPr>
+          <w:rFonts w:ascii="Arial" w:cs="Arial" w:eastAsia="Arial" w:hAnsi="Arial"/>
+          <w:sz w:val="22"/>
+          <w:szCs w:val="22"/>
+        </w:rPr>
         <w:t xml:space="preserve">Portfolio-level investment reporting is unreliable</w:t>
       </w:r>
     </w:p>
@@ -247,25 +282,71 @@
           <w:ilvl w:val="0"/>
           <w:numId w:val="2"/>
         </w:numPr>
-        <w:spacing w:after="200"/>
-      </w:pPr>
-      <w:r>
+      </w:pPr>
+      <w:r>
+        <w:rPr>
+          <w:rFonts w:ascii="Arial" w:cs="Arial" w:eastAsia="Arial" w:hAnsi="Arial"/>
+          <w:sz w:val="22"/>
+          <w:szCs w:val="22"/>
+        </w:rPr>
         <w:t xml:space="preserve">No feedback loop to train teams on correct classification patterns</w:t>
       </w:r>
     </w:p>
     <w:p>
       <w:pPr>
+        <w:pStyle w:val="ListParagraph"/>
+        <w:numPr>
+          <w:ilvl w:val="0"/>
+          <w:numId w:val="2"/>
+        </w:numPr>
+      </w:pPr>
+      <w:r>
+        <w:rPr>
+          <w:rFonts w:ascii="Arial" w:cs="Arial" w:eastAsia="Arial" w:hAnsi="Arial"/>
+          <w:sz w:val="22"/>
+          <w:szCs w:val="22"/>
+        </w:rPr>
+        <w:t xml:space="preserve">No visibility into sprint-over-sprint or monthly classification trends</w:t>
+      </w:r>
+    </w:p>
+    <w:p>
+      <w:pPr>
+        <w:pStyle w:val="ListParagraph"/>
+        <w:numPr>
+          <w:ilvl w:val="0"/>
+          <w:numId w:val="2"/>
+        </w:numPr>
+      </w:pPr>
+      <w:r>
+        <w:rPr>
+          <w:rFonts w:ascii="Arial" w:cs="Arial" w:eastAsia="Arial" w:hAnsi="Arial"/>
+          <w:sz w:val="22"/>
+          <w:szCs w:val="22"/>
+        </w:rPr>
+        <w:t xml:space="preserve">No way to trace story-level WAF tags up through features to parent epics</w:t>
+      </w:r>
+    </w:p>
+    <w:p>
+      <w:pPr>
         <w:pStyle w:val="Heading1"/>
       </w:pPr>
       <w:r>
+        <w:rPr>
+          <w:rFonts w:ascii="Arial" w:cs="Arial" w:eastAsia="Arial" w:hAnsi="Arial"/>
+        </w:rPr>
         <w:t xml:space="preserve">3. WAF Framework Overview</w:t>
       </w:r>
     </w:p>
     <w:p>
       <w:pPr>
-        <w:spacing w:after="200"/>
-      </w:pPr>
-      <w:r>
+        <w:spacing w:after="120"/>
+      </w:pPr>
+      <w:r>
+        <w:rPr>
+          <w:rFonts w:ascii="Arial" w:cs="Arial" w:eastAsia="Arial" w:hAnsi="Arial"/>
+          <w:sz w:val="22"/>
+          <w:szCs w:val="22"/>
+        </w:rPr>
         <w:t xml:space="preserve">The Work Alignment Framework classifies all work into 8 categories across two dimensions: Run (keeping existing systems operating) and Change (building new capabilities).</w:t>
       </w:r>
     </w:p>
@@ -282,22 +363,22 @@
         </w:tblBorders>
       </w:tblPr>
       <w:tblGrid>
+        <w:gridCol w:w="1000"/>
         <w:gridCol w:w="1200"/>
-        <w:gridCol w:w="1200"/>
-        <w:gridCol w:w="3000"/>
+        <w:gridCol w:w="3200"/>
         <w:gridCol w:w="3960"/>
       </w:tblGrid>
       <w:tr>
         <w:tc>
           <w:tcPr>
-            <w:tcW w:type="dxa" w:w="1200"/>
-            <w:tcBorders>
-              <w:top w:val="single" w:color="CCCCCC" w:sz="1"/>
-              <w:left w:val="single" w:color="CCCCCC" w:sz="1"/>
-              <w:bottom w:val="single" w:color="CCCCCC" w:sz="1"/>
-              <w:right w:val="single" w:color="CCCCCC" w:sz="1"/>
-            </w:tcBorders>
-            <w:shd w:fill="1F4E79" w:val="clear"/>
+            <w:tcW w:type="dxa" w:w="1000"/>
+            <w:tcBorders>
+              <w:top w:val="single" w:color="CCCCCC" w:sz="1"/>
+              <w:left w:val="single" w:color="CCCCCC" w:sz="1"/>
+              <w:bottom w:val="single" w:color="CCCCCC" w:sz="1"/>
+              <w:right w:val="single" w:color="CCCCCC" w:sz="1"/>
+            </w:tcBorders>
+            <w:shd w:fill="2B3544" w:val="clear"/>
             <w:tcMar>
               <w:top w:type="dxa" w:w="80"/>
               <w:left w:type="dxa" w:w="120"/>
@@ -328,7 +409,7 @@
               <w:bottom w:val="single" w:color="CCCCCC" w:sz="1"/>
               <w:right w:val="single" w:color="CCCCCC" w:sz="1"/>
             </w:tcBorders>
-            <w:shd w:fill="1F4E79" w:val="clear"/>
+            <w:shd w:fill="2B3544" w:val="clear"/>
             <w:tcMar>
               <w:top w:type="dxa" w:w="80"/>
               <w:left w:type="dxa" w:w="120"/>
@@ -352,14 +433,14 @@
         </w:tc>
         <w:tc>
           <w:tcPr>
-            <w:tcW w:type="dxa" w:w="3000"/>
-            <w:tcBorders>
-              <w:top w:val="single" w:color="CCCCCC" w:sz="1"/>
-              <w:left w:val="single" w:color="CCCCCC" w:sz="1"/>
-              <w:bottom w:val="single" w:color="CCCCCC" w:sz="1"/>
-              <w:right w:val="single" w:color="CCCCCC" w:sz="1"/>
-            </w:tcBorders>
-            <w:shd w:fill="1F4E79" w:val="clear"/>
+            <w:tcW w:type="dxa" w:w="3200"/>
+            <w:tcBorders>
+              <w:top w:val="single" w:color="CCCCCC" w:sz="1"/>
+              <w:left w:val="single" w:color="CCCCCC" w:sz="1"/>
+              <w:bottom w:val="single" w:color="CCCCCC" w:sz="1"/>
+              <w:right w:val="single" w:color="CCCCCC" w:sz="1"/>
+            </w:tcBorders>
+            <w:shd w:fill="2B3544" w:val="clear"/>
             <w:tcMar>
               <w:top w:type="dxa" w:w="80"/>
               <w:left w:type="dxa" w:w="120"/>
@@ -390,7 +471,7 @@
               <w:bottom w:val="single" w:color="CCCCCC" w:sz="1"/>
               <w:right w:val="single" w:color="CCCCCC" w:sz="1"/>
             </w:tcBorders>
-            <w:shd w:fill="1F4E79" w:val="clear"/>
+            <w:shd w:fill="2B3544" w:val="clear"/>
             <w:tcMar>
               <w:top w:type="dxa" w:w="80"/>
               <w:left w:type="dxa" w:w="120"/>
@@ -416,6 +497,33 @@
       <w:tr>
         <w:tc>
           <w:tcPr>
+            <w:tcW w:type="dxa" w:w="1000"/>
+            <w:tcBorders>
+              <w:top w:val="single" w:color="CCCCCC" w:sz="1"/>
+              <w:left w:val="single" w:color="CCCCCC" w:sz="1"/>
+              <w:bottom w:val="single" w:color="CCCCCC" w:sz="1"/>
+              <w:right w:val="single" w:color="CCCCCC" w:sz="1"/>
+            </w:tcBorders>
+            <w:tcMar>
+              <w:top w:type="dxa" w:w="80"/>
+              <w:left w:type="dxa" w:w="120"/>
+              <w:bottom w:type="dxa" w:w="80"/>
+              <w:right w:type="dxa" w:w="120"/>
+            </w:tcMar>
+          </w:tcPr>
+          <w:p>
+            <w:r>
+              <w:rPr>
+                <w:rFonts w:ascii="Arial" w:cs="Arial" w:eastAsia="Arial" w:hAnsi="Arial"/>
+                <w:sz w:val="20"/>
+                <w:szCs w:val="20"/>
+              </w:rPr>
+              <w:t xml:space="preserve">Run</w:t>
+            </w:r>
+          </w:p>
+        </w:tc>
+        <w:tc>
+          <w:tcPr>
             <w:tcW w:type="dxa" w:w="1200"/>
             <w:tcBorders>
               <w:top w:val="single" w:color="CCCCCC" w:sz="1"/>
@@ -437,40 +545,13 @@
                 <w:sz w:val="20"/>
                 <w:szCs w:val="20"/>
               </w:rPr>
-              <w:t xml:space="preserve">Run</w:t>
-            </w:r>
-          </w:p>
-        </w:tc>
-        <w:tc>
-          <w:tcPr>
-            <w:tcW w:type="dxa" w:w="1200"/>
-            <w:tcBorders>
-              <w:top w:val="single" w:color="CCCCCC" w:sz="1"/>
-              <w:left w:val="single" w:color="CCCCCC" w:sz="1"/>
-              <w:bottom w:val="single" w:color="CCCCCC" w:sz="1"/>
-              <w:right w:val="single" w:color="CCCCCC" w:sz="1"/>
-            </w:tcBorders>
-            <w:tcMar>
-              <w:top w:type="dxa" w:w="80"/>
-              <w:left w:type="dxa" w:w="120"/>
-              <w:bottom w:type="dxa" w:w="80"/>
-              <w:right w:type="dxa" w:w="120"/>
-            </w:tcMar>
-          </w:tcPr>
-          <w:p>
-            <w:r>
-              <w:rPr>
-                <w:rFonts w:ascii="Arial" w:cs="Arial" w:eastAsia="Arial" w:hAnsi="Arial"/>
-                <w:sz w:val="20"/>
-                <w:szCs w:val="20"/>
-              </w:rPr>
               <w:t xml:space="preserve">GRAY</w:t>
             </w:r>
           </w:p>
         </w:tc>
         <w:tc>
           <w:tcPr>
-            <w:tcW w:type="dxa" w:w="3000"/>
+            <w:tcW w:type="dxa" w:w="3200"/>
             <w:tcBorders>
               <w:top w:val="single" w:color="CCCCCC" w:sz="1"/>
               <w:left w:val="single" w:color="CCCCCC" w:sz="1"/>
@@ -526,6 +607,33 @@
       <w:tr>
         <w:tc>
           <w:tcPr>
+            <w:tcW w:type="dxa" w:w="1000"/>
+            <w:tcBorders>
+              <w:top w:val="single" w:color="CCCCCC" w:sz="1"/>
+              <w:left w:val="single" w:color="CCCCCC" w:sz="1"/>
+              <w:bottom w:val="single" w:color="CCCCCC" w:sz="1"/>
+              <w:right w:val="single" w:color="CCCCCC" w:sz="1"/>
+            </w:tcBorders>
+            <w:tcMar>
+              <w:top w:type="dxa" w:w="80"/>
+              <w:left w:type="dxa" w:w="120"/>
+              <w:bottom w:type="dxa" w:w="80"/>
+              <w:right w:type="dxa" w:w="120"/>
+            </w:tcMar>
+          </w:tcPr>
+          <w:p>
+            <w:r>
+              <w:rPr>
+                <w:rFonts w:ascii="Arial" w:cs="Arial" w:eastAsia="Arial" w:hAnsi="Arial"/>
+                <w:sz w:val="20"/>
+                <w:szCs w:val="20"/>
+              </w:rPr>
+              <w:t xml:space="preserve">Run</w:t>
+            </w:r>
+          </w:p>
+        </w:tc>
+        <w:tc>
+          <w:tcPr>
             <w:tcW w:type="dxa" w:w="1200"/>
             <w:tcBorders>
               <w:top w:val="single" w:color="CCCCCC" w:sz="1"/>
@@ -547,40 +655,13 @@
                 <w:sz w:val="20"/>
                 <w:szCs w:val="20"/>
               </w:rPr>
-              <w:t xml:space="preserve">Run</w:t>
-            </w:r>
-          </w:p>
-        </w:tc>
-        <w:tc>
-          <w:tcPr>
-            <w:tcW w:type="dxa" w:w="1200"/>
-            <w:tcBorders>
-              <w:top w:val="single" w:color="CCCCCC" w:sz="1"/>
-              <w:left w:val="single" w:color="CCCCCC" w:sz="1"/>
-              <w:bottom w:val="single" w:color="CCCCCC" w:sz="1"/>
-              <w:right w:val="single" w:color="CCCCCC" w:sz="1"/>
-            </w:tcBorders>
-            <w:tcMar>
-              <w:top w:type="dxa" w:w="80"/>
-              <w:left w:type="dxa" w:w="120"/>
-              <w:bottom w:type="dxa" w:w="80"/>
-              <w:right w:type="dxa" w:w="120"/>
-            </w:tcMar>
-          </w:tcPr>
-          <w:p>
-            <w:r>
-              <w:rPr>
-                <w:rFonts w:ascii="Arial" w:cs="Arial" w:eastAsia="Arial" w:hAnsi="Arial"/>
-                <w:sz w:val="20"/>
-                <w:szCs w:val="20"/>
-              </w:rPr>
               <w:t xml:space="preserve">BLACK</w:t>
             </w:r>
           </w:p>
         </w:tc>
         <w:tc>
           <w:tcPr>
-            <w:tcW w:type="dxa" w:w="3000"/>
+            <w:tcW w:type="dxa" w:w="3200"/>
             <w:tcBorders>
               <w:top w:val="single" w:color="CCCCCC" w:sz="1"/>
               <w:left w:val="single" w:color="CCCCCC" w:sz="1"/>
@@ -636,6 +717,33 @@
       <w:tr>
         <w:tc>
           <w:tcPr>
+            <w:tcW w:type="dxa" w:w="1000"/>
+            <w:tcBorders>
+              <w:top w:val="single" w:color="CCCCCC" w:sz="1"/>
+              <w:left w:val="single" w:color="CCCCCC" w:sz="1"/>
+              <w:bottom w:val="single" w:color="CCCCCC" w:sz="1"/>
+              <w:right w:val="single" w:color="CCCCCC" w:sz="1"/>
+            </w:tcBorders>
+            <w:tcMar>
+              <w:top w:type="dxa" w:w="80"/>
+              <w:left w:type="dxa" w:w="120"/>
+              <w:bottom w:type="dxa" w:w="80"/>
+              <w:right w:type="dxa" w:w="120"/>
+            </w:tcMar>
+          </w:tcPr>
+          <w:p>
+            <w:r>
+              <w:rPr>
+                <w:rFonts w:ascii="Arial" w:cs="Arial" w:eastAsia="Arial" w:hAnsi="Arial"/>
+                <w:sz w:val="20"/>
+                <w:szCs w:val="20"/>
+              </w:rPr>
+              <w:t xml:space="preserve">Run</w:t>
+            </w:r>
+          </w:p>
+        </w:tc>
+        <w:tc>
+          <w:tcPr>
             <w:tcW w:type="dxa" w:w="1200"/>
             <w:tcBorders>
               <w:top w:val="single" w:color="CCCCCC" w:sz="1"/>
@@ -657,40 +765,13 @@
                 <w:sz w:val="20"/>
                 <w:szCs w:val="20"/>
               </w:rPr>
-              <w:t xml:space="preserve">Run</w:t>
-            </w:r>
-          </w:p>
-        </w:tc>
-        <w:tc>
-          <w:tcPr>
-            <w:tcW w:type="dxa" w:w="1200"/>
-            <w:tcBorders>
-              <w:top w:val="single" w:color="CCCCCC" w:sz="1"/>
-              <w:left w:val="single" w:color="CCCCCC" w:sz="1"/>
-              <w:bottom w:val="single" w:color="CCCCCC" w:sz="1"/>
-              <w:right w:val="single" w:color="CCCCCC" w:sz="1"/>
-            </w:tcBorders>
-            <w:tcMar>
-              <w:top w:type="dxa" w:w="80"/>
-              <w:left w:type="dxa" w:w="120"/>
-              <w:bottom w:type="dxa" w:w="80"/>
-              <w:right w:type="dxa" w:w="120"/>
-            </w:tcMar>
-          </w:tcPr>
-          <w:p>
-            <w:r>
-              <w:rPr>
-                <w:rFonts w:ascii="Arial" w:cs="Arial" w:eastAsia="Arial" w:hAnsi="Arial"/>
-                <w:sz w:val="20"/>
-                <w:szCs w:val="20"/>
-              </w:rPr>
               <w:t xml:space="preserve">BLACK</w:t>
             </w:r>
           </w:p>
         </w:tc>
         <w:tc>
           <w:tcPr>
-            <w:tcW w:type="dxa" w:w="3000"/>
+            <w:tcW w:type="dxa" w:w="3200"/>
             <w:tcBorders>
               <w:top w:val="single" w:color="CCCCCC" w:sz="1"/>
               <w:left w:val="single" w:color="CCCCCC" w:sz="1"/>
@@ -746,6 +827,33 @@
       <w:tr>
         <w:tc>
           <w:tcPr>
+            <w:tcW w:type="dxa" w:w="1000"/>
+            <w:tcBorders>
+              <w:top w:val="single" w:color="CCCCCC" w:sz="1"/>
+              <w:left w:val="single" w:color="CCCCCC" w:sz="1"/>
+              <w:bottom w:val="single" w:color="CCCCCC" w:sz="1"/>
+              <w:right w:val="single" w:color="CCCCCC" w:sz="1"/>
+            </w:tcBorders>
+            <w:tcMar>
+              <w:top w:type="dxa" w:w="80"/>
+              <w:left w:type="dxa" w:w="120"/>
+              <w:bottom w:type="dxa" w:w="80"/>
+              <w:right w:type="dxa" w:w="120"/>
+            </w:tcMar>
+          </w:tcPr>
+          <w:p>
+            <w:r>
+              <w:rPr>
+                <w:rFonts w:ascii="Arial" w:cs="Arial" w:eastAsia="Arial" w:hAnsi="Arial"/>
+                <w:sz w:val="20"/>
+                <w:szCs w:val="20"/>
+              </w:rPr>
+              <w:t xml:space="preserve">Run</w:t>
+            </w:r>
+          </w:p>
+        </w:tc>
+        <w:tc>
+          <w:tcPr>
             <w:tcW w:type="dxa" w:w="1200"/>
             <w:tcBorders>
               <w:top w:val="single" w:color="CCCCCC" w:sz="1"/>
@@ -767,40 +875,13 @@
                 <w:sz w:val="20"/>
                 <w:szCs w:val="20"/>
               </w:rPr>
-              <w:t xml:space="preserve">Run</w:t>
-            </w:r>
-          </w:p>
-        </w:tc>
-        <w:tc>
-          <w:tcPr>
-            <w:tcW w:type="dxa" w:w="1200"/>
-            <w:tcBorders>
-              <w:top w:val="single" w:color="CCCCCC" w:sz="1"/>
-              <w:left w:val="single" w:color="CCCCCC" w:sz="1"/>
-              <w:bottom w:val="single" w:color="CCCCCC" w:sz="1"/>
-              <w:right w:val="single" w:color="CCCCCC" w:sz="1"/>
-            </w:tcBorders>
-            <w:tcMar>
-              <w:top w:type="dxa" w:w="80"/>
-              <w:left w:type="dxa" w:w="120"/>
-              <w:bottom w:type="dxa" w:w="80"/>
-              <w:right w:type="dxa" w:w="120"/>
-            </w:tcMar>
-          </w:tcPr>
-          <w:p>
-            <w:r>
-              <w:rPr>
-                <w:rFonts w:ascii="Arial" w:cs="Arial" w:eastAsia="Arial" w:hAnsi="Arial"/>
-                <w:sz w:val="20"/>
-                <w:szCs w:val="20"/>
-              </w:rPr>
               <w:t xml:space="preserve">RED</w:t>
             </w:r>
           </w:p>
         </w:tc>
         <w:tc>
           <w:tcPr>
-            <w:tcW w:type="dxa" w:w="3000"/>
+            <w:tcW w:type="dxa" w:w="3200"/>
             <w:tcBorders>
               <w:top w:val="single" w:color="CCCCCC" w:sz="1"/>
               <w:left w:val="single" w:color="CCCCCC" w:sz="1"/>
@@ -856,6 +937,33 @@
       <w:tr>
         <w:tc>
           <w:tcPr>
+            <w:tcW w:type="dxa" w:w="1000"/>
+            <w:tcBorders>
+              <w:top w:val="single" w:color="CCCCCC" w:sz="1"/>
+              <w:left w:val="single" w:color="CCCCCC" w:sz="1"/>
+              <w:bottom w:val="single" w:color="CCCCCC" w:sz="1"/>
+              <w:right w:val="single" w:color="CCCCCC" w:sz="1"/>
+            </w:tcBorders>
+            <w:tcMar>
+              <w:top w:type="dxa" w:w="80"/>
+              <w:left w:type="dxa" w:w="120"/>
+              <w:bottom w:type="dxa" w:w="80"/>
+              <w:right w:type="dxa" w:w="120"/>
+            </w:tcMar>
+          </w:tcPr>
+          <w:p>
+            <w:r>
+              <w:rPr>
+                <w:rFonts w:ascii="Arial" w:cs="Arial" w:eastAsia="Arial" w:hAnsi="Arial"/>
+                <w:sz w:val="20"/>
+                <w:szCs w:val="20"/>
+              </w:rPr>
+              <w:t xml:space="preserve">Change</w:t>
+            </w:r>
+          </w:p>
+        </w:tc>
+        <w:tc>
+          <w:tcPr>
             <w:tcW w:type="dxa" w:w="1200"/>
             <w:tcBorders>
               <w:top w:val="single" w:color="CCCCCC" w:sz="1"/>
@@ -877,40 +985,13 @@
                 <w:sz w:val="20"/>
                 <w:szCs w:val="20"/>
               </w:rPr>
-              <w:t xml:space="preserve">Change</w:t>
-            </w:r>
-          </w:p>
-        </w:tc>
-        <w:tc>
-          <w:tcPr>
-            <w:tcW w:type="dxa" w:w="1200"/>
-            <w:tcBorders>
-              <w:top w:val="single" w:color="CCCCCC" w:sz="1"/>
-              <w:left w:val="single" w:color="CCCCCC" w:sz="1"/>
-              <w:bottom w:val="single" w:color="CCCCCC" w:sz="1"/>
-              <w:right w:val="single" w:color="CCCCCC" w:sz="1"/>
-            </w:tcBorders>
-            <w:tcMar>
-              <w:top w:type="dxa" w:w="80"/>
-              <w:left w:type="dxa" w:w="120"/>
-              <w:bottom w:type="dxa" w:w="80"/>
-              <w:right w:type="dxa" w:w="120"/>
-            </w:tcMar>
-          </w:tcPr>
-          <w:p>
-            <w:r>
-              <w:rPr>
-                <w:rFonts w:ascii="Arial" w:cs="Arial" w:eastAsia="Arial" w:hAnsi="Arial"/>
-                <w:sz w:val="20"/>
-                <w:szCs w:val="20"/>
-              </w:rPr>
               <w:t xml:space="preserve">RED</w:t>
             </w:r>
           </w:p>
         </w:tc>
         <w:tc>
           <w:tcPr>
-            <w:tcW w:type="dxa" w:w="3000"/>
+            <w:tcW w:type="dxa" w:w="3200"/>
             <w:tcBorders>
               <w:top w:val="single" w:color="CCCCCC" w:sz="1"/>
               <w:left w:val="single" w:color="CCCCCC" w:sz="1"/>
@@ -966,6 +1047,33 @@
       <w:tr>
         <w:tc>
           <w:tcPr>
+            <w:tcW w:type="dxa" w:w="1000"/>
+            <w:tcBorders>
+              <w:top w:val="single" w:color="CCCCCC" w:sz="1"/>
+              <w:left w:val="single" w:color="CCCCCC" w:sz="1"/>
+              <w:bottom w:val="single" w:color="CCCCCC" w:sz="1"/>
+              <w:right w:val="single" w:color="CCCCCC" w:sz="1"/>
+            </w:tcBorders>
+            <w:tcMar>
+              <w:top w:type="dxa" w:w="80"/>
+              <w:left w:type="dxa" w:w="120"/>
+              <w:bottom w:type="dxa" w:w="80"/>
+              <w:right w:type="dxa" w:w="120"/>
+            </w:tcMar>
+          </w:tcPr>
+          <w:p>
+            <w:r>
+              <w:rPr>
+                <w:rFonts w:ascii="Arial" w:cs="Arial" w:eastAsia="Arial" w:hAnsi="Arial"/>
+                <w:sz w:val="20"/>
+                <w:szCs w:val="20"/>
+              </w:rPr>
+              <w:t xml:space="preserve">Change</w:t>
+            </w:r>
+          </w:p>
+        </w:tc>
+        <w:tc>
+          <w:tcPr>
             <w:tcW w:type="dxa" w:w="1200"/>
             <w:tcBorders>
               <w:top w:val="single" w:color="CCCCCC" w:sz="1"/>
@@ -987,40 +1095,13 @@
                 <w:sz w:val="20"/>
                 <w:szCs w:val="20"/>
               </w:rPr>
-              <w:t xml:space="preserve">Change</w:t>
-            </w:r>
-          </w:p>
-        </w:tc>
-        <w:tc>
-          <w:tcPr>
-            <w:tcW w:type="dxa" w:w="1200"/>
-            <w:tcBorders>
-              <w:top w:val="single" w:color="CCCCCC" w:sz="1"/>
-              <w:left w:val="single" w:color="CCCCCC" w:sz="1"/>
-              <w:bottom w:val="single" w:color="CCCCCC" w:sz="1"/>
-              <w:right w:val="single" w:color="CCCCCC" w:sz="1"/>
-            </w:tcBorders>
-            <w:tcMar>
-              <w:top w:type="dxa" w:w="80"/>
-              <w:left w:type="dxa" w:w="120"/>
-              <w:bottom w:type="dxa" w:w="80"/>
-              <w:right w:type="dxa" w:w="120"/>
-            </w:tcMar>
-          </w:tcPr>
-          <w:p>
-            <w:r>
-              <w:rPr>
-                <w:rFonts w:ascii="Arial" w:cs="Arial" w:eastAsia="Arial" w:hAnsi="Arial"/>
-                <w:sz w:val="20"/>
-                <w:szCs w:val="20"/>
-              </w:rPr>
               <w:t xml:space="preserve">ORANGE</w:t>
             </w:r>
           </w:p>
         </w:tc>
         <w:tc>
           <w:tcPr>
-            <w:tcW w:type="dxa" w:w="3000"/>
+            <w:tcW w:type="dxa" w:w="3200"/>
             <w:tcBorders>
               <w:top w:val="single" w:color="CCCCCC" w:sz="1"/>
               <w:left w:val="single" w:color="CCCCCC" w:sz="1"/>
@@ -1076,6 +1157,33 @@
       <w:tr>
         <w:tc>
           <w:tcPr>
+            <w:tcW w:type="dxa" w:w="1000"/>
+            <w:tcBorders>
+              <w:top w:val="single" w:color="CCCCCC" w:sz="1"/>
+              <w:left w:val="single" w:color="CCCCCC" w:sz="1"/>
+              <w:bottom w:val="single" w:color="CCCCCC" w:sz="1"/>
+              <w:right w:val="single" w:color="CCCCCC" w:sz="1"/>
+            </w:tcBorders>
+            <w:tcMar>
+              <w:top w:type="dxa" w:w="80"/>
+              <w:left w:type="dxa" w:w="120"/>
+              <w:bottom w:type="dxa" w:w="80"/>
+              <w:right w:type="dxa" w:w="120"/>
+            </w:tcMar>
+          </w:tcPr>
+          <w:p>
+            <w:r>
+              <w:rPr>
+                <w:rFonts w:ascii="Arial" w:cs="Arial" w:eastAsia="Arial" w:hAnsi="Arial"/>
+                <w:sz w:val="20"/>
+                <w:szCs w:val="20"/>
+              </w:rPr>
+              <w:t xml:space="preserve">Change</w:t>
+            </w:r>
+          </w:p>
+        </w:tc>
+        <w:tc>
+          <w:tcPr>
             <w:tcW w:type="dxa" w:w="1200"/>
             <w:tcBorders>
               <w:top w:val="single" w:color="CCCCCC" w:sz="1"/>
@@ -1097,40 +1205,13 @@
                 <w:sz w:val="20"/>
                 <w:szCs w:val="20"/>
               </w:rPr>
-              <w:t xml:space="preserve">Change</w:t>
-            </w:r>
-          </w:p>
-        </w:tc>
-        <w:tc>
-          <w:tcPr>
-            <w:tcW w:type="dxa" w:w="1200"/>
-            <w:tcBorders>
-              <w:top w:val="single" w:color="CCCCCC" w:sz="1"/>
-              <w:left w:val="single" w:color="CCCCCC" w:sz="1"/>
-              <w:bottom w:val="single" w:color="CCCCCC" w:sz="1"/>
-              <w:right w:val="single" w:color="CCCCCC" w:sz="1"/>
-            </w:tcBorders>
-            <w:tcMar>
-              <w:top w:type="dxa" w:w="80"/>
-              <w:left w:type="dxa" w:w="120"/>
-              <w:bottom w:type="dxa" w:w="80"/>
-              <w:right w:type="dxa" w:w="120"/>
-            </w:tcMar>
-          </w:tcPr>
-          <w:p>
-            <w:r>
-              <w:rPr>
-                <w:rFonts w:ascii="Arial" w:cs="Arial" w:eastAsia="Arial" w:hAnsi="Arial"/>
-                <w:sz w:val="20"/>
-                <w:szCs w:val="20"/>
-              </w:rPr>
               <w:t xml:space="preserve">YELLOW</w:t>
             </w:r>
           </w:p>
         </w:tc>
         <w:tc>
           <w:tcPr>
-            <w:tcW w:type="dxa" w:w="3000"/>
+            <w:tcW w:type="dxa" w:w="3200"/>
             <w:tcBorders>
               <w:top w:val="single" w:color="CCCCCC" w:sz="1"/>
               <w:left w:val="single" w:color="CCCCCC" w:sz="1"/>
@@ -1186,6 +1267,33 @@
       <w:tr>
         <w:tc>
           <w:tcPr>
+            <w:tcW w:type="dxa" w:w="1000"/>
+            <w:tcBorders>
+              <w:top w:val="single" w:color="CCCCCC" w:sz="1"/>
+              <w:left w:val="single" w:color="CCCCCC" w:sz="1"/>
+              <w:bottom w:val="single" w:color="CCCCCC" w:sz="1"/>
+              <w:right w:val="single" w:color="CCCCCC" w:sz="1"/>
+            </w:tcBorders>
+            <w:tcMar>
+              <w:top w:type="dxa" w:w="80"/>
+              <w:left w:type="dxa" w:w="120"/>
+              <w:bottom w:type="dxa" w:w="80"/>
+              <w:right w:type="dxa" w:w="120"/>
+            </w:tcMar>
+          </w:tcPr>
+          <w:p>
+            <w:r>
+              <w:rPr>
+                <w:rFonts w:ascii="Arial" w:cs="Arial" w:eastAsia="Arial" w:hAnsi="Arial"/>
+                <w:sz w:val="20"/>
+                <w:szCs w:val="20"/>
+              </w:rPr>
+              <w:t xml:space="preserve">Change</w:t>
+            </w:r>
+          </w:p>
+        </w:tc>
+        <w:tc>
+          <w:tcPr>
             <w:tcW w:type="dxa" w:w="1200"/>
             <w:tcBorders>
               <w:top w:val="single" w:color="CCCCCC" w:sz="1"/>
@@ -1207,40 +1315,13 @@
                 <w:sz w:val="20"/>
                 <w:szCs w:val="20"/>
               </w:rPr>
-              <w:t xml:space="preserve">Change</w:t>
-            </w:r>
-          </w:p>
-        </w:tc>
-        <w:tc>
-          <w:tcPr>
-            <w:tcW w:type="dxa" w:w="1200"/>
-            <w:tcBorders>
-              <w:top w:val="single" w:color="CCCCCC" w:sz="1"/>
-              <w:left w:val="single" w:color="CCCCCC" w:sz="1"/>
-              <w:bottom w:val="single" w:color="CCCCCC" w:sz="1"/>
-              <w:right w:val="single" w:color="CCCCCC" w:sz="1"/>
-            </w:tcBorders>
-            <w:tcMar>
-              <w:top w:type="dxa" w:w="80"/>
-              <w:left w:type="dxa" w:w="120"/>
-              <w:bottom w:type="dxa" w:w="80"/>
-              <w:right w:type="dxa" w:w="120"/>
-            </w:tcMar>
-          </w:tcPr>
-          <w:p>
-            <w:r>
-              <w:rPr>
-                <w:rFonts w:ascii="Arial" w:cs="Arial" w:eastAsia="Arial" w:hAnsi="Arial"/>
-                <w:sz w:val="20"/>
-                <w:szCs w:val="20"/>
-              </w:rPr>
               <w:t xml:space="preserve">GREEN</w:t>
             </w:r>
           </w:p>
         </w:tc>
         <w:tc>
           <w:tcPr>
-            <w:tcW w:type="dxa" w:w="3000"/>
+            <w:tcW w:type="dxa" w:w="3200"/>
             <w:tcBorders>
               <w:top w:val="single" w:color="CCCCCC" w:sz="1"/>
               <w:left w:val="single" w:color="CCCCCC" w:sz="1"/>
@@ -1304,6 +1385,9 @@
         <w:pStyle w:val="Heading1"/>
       </w:pPr>
       <w:r>
+        <w:rPr>
+          <w:rFonts w:ascii="Arial" w:cs="Arial" w:eastAsia="Arial" w:hAnsi="Arial"/>
+        </w:rPr>
         <w:t xml:space="preserve">4. Target Users</w:t>
       </w:r>
     </w:p>
@@ -1312,15 +1396,23 @@
         <w:pStyle w:val="Heading2"/>
       </w:pPr>
       <w:r>
-        <w:t xml:space="preserve">4.1 Primary: Scrum Masters and Product Owners</w:t>
-      </w:r>
-    </w:p>
-    <w:p>
-      <w:pPr>
-        <w:spacing w:after="200"/>
-      </w:pPr>
-      <w:r>
-        <w:t xml:space="preserve">Use during backlog grooming and sprint planning to classify new stories. Need quick, confident recommendations with clear reasoning.</w:t>
+        <w:rPr>
+          <w:rFonts w:ascii="Arial" w:cs="Arial" w:eastAsia="Arial" w:hAnsi="Arial"/>
+        </w:rPr>
+        <w:t xml:space="preserve">4.1 Scrum Masters and Product Owners</w:t>
+      </w:r>
+    </w:p>
+    <w:p>
+      <w:pPr>
+        <w:spacing w:after="120"/>
+      </w:pPr>
+      <w:r>
+        <w:rPr>
+          <w:rFonts w:ascii="Arial" w:cs="Arial" w:eastAsia="Arial" w:hAnsi="Arial"/>
+          <w:sz w:val="22"/>
+          <w:szCs w:val="22"/>
+        </w:rPr>
+        <w:t xml:space="preserve">Use during backlog grooming and sprint planning to classify new stories. Need quick, confident recommendations with clear reasoning. Can tag stories with epic and parent feature for lineage tracking.</w:t>
       </w:r>
     </w:p>
     <w:p>
@@ -1328,20 +1420,47 @@
         <w:pStyle w:val="Heading2"/>
       </w:pPr>
       <w:r>
-        <w:t xml:space="preserve">4.2 Secondary: Program and Portfolio Managers</w:t>
-      </w:r>
-    </w:p>
-    <w:p>
-      <w:pPr>
-        <w:spacing w:after="200"/>
-      </w:pPr>
-      <w:r>
-        <w:t xml:space="preserve">Use for alignment audits and batch review of existing story classifications. Need mismatch detection and summary reports across teams.</w:t>
-      </w:r>
-    </w:p>
-    <w:p>
-      <w:r>
-        <w:br w:type="page"/>
+        <w:rPr>
+          <w:rFonts w:ascii="Arial" w:cs="Arial" w:eastAsia="Arial" w:hAnsi="Arial"/>
+        </w:rPr>
+        <w:t xml:space="preserve">4.2 Program and Portfolio Managers (PMOs)</w:t>
+      </w:r>
+    </w:p>
+    <w:p>
+      <w:pPr>
+        <w:spacing w:after="120"/>
+      </w:pPr>
+      <w:r>
+        <w:rPr>
+          <w:rFonts w:ascii="Arial" w:cs="Arial" w:eastAsia="Arial" w:hAnsi="Arial"/>
+          <w:sz w:val="22"/>
+          <w:szCs w:val="22"/>
+        </w:rPr>
+        <w:t xml:space="preserve">Use the dashboard for real-time monitoring of classification activity. Use the historical view for sprint-over-sprint trends, monthly rollups, and period comparisons. Use bulk verify and import for quarterly alignment audits.</w:t>
+      </w:r>
+    </w:p>
+    <w:p>
+      <w:pPr>
+        <w:pStyle w:val="Heading2"/>
+      </w:pPr>
+      <w:r>
+        <w:rPr>
+          <w:rFonts w:ascii="Arial" w:cs="Arial" w:eastAsia="Arial" w:hAnsi="Arial"/>
+        </w:rPr>
+        <w:t xml:space="preserve">4.3 Leadership</w:t>
+      </w:r>
+    </w:p>
+    <w:p>
+      <w:pPr>
+        <w:spacing w:after="120"/>
+      </w:pPr>
+      <w:r>
+        <w:rPr>
+          <w:rFonts w:ascii="Arial" w:cs="Arial" w:eastAsia="Arial" w:hAnsi="Arial"/>
+          <w:sz w:val="22"/>
+          <w:szCs w:val="22"/>
+        </w:rPr>
+        <w:t xml:space="preserve">Use the historical view for monthly and quarterly investment analysis. Use the epic lineage page to see how story-level WAF tags roll up through features to parent epics across the portfolio.</w:t>
       </w:r>
     </w:p>
     <w:p>
@@ -1349,6 +1468,9 @@
         <w:pStyle w:val="Heading1"/>
       </w:pPr>
       <w:r>
+        <w:rPr>
+          <w:rFonts w:ascii="Arial" w:cs="Arial" w:eastAsia="Arial" w:hAnsi="Arial"/>
+        </w:rPr>
         <w:t xml:space="preserve">5. Functional Requirements</w:t>
       </w:r>
     </w:p>
@@ -1357,7 +1479,34 @@
         <w:pStyle w:val="Heading2"/>
       </w:pPr>
       <w:r>
-        <w:t xml:space="preserve">5.1 WAF Definitions Management</w:t>
+        <w:rPr>
+          <w:rFonts w:ascii="Arial" w:cs="Arial" w:eastAsia="Arial" w:hAnsi="Arial"/>
+        </w:rPr>
+        <w:t xml:space="preserve">5.1 Home Landing Page</w:t>
+      </w:r>
+    </w:p>
+    <w:p>
+      <w:pPr>
+        <w:spacing w:after="120"/>
+      </w:pPr>
+      <w:r>
+        <w:rPr>
+          <w:rFonts w:ascii="Arial" w:cs="Arial" w:eastAsia="Arial" w:hAnsi="Arial"/>
+          <w:sz w:val="22"/>
+          <w:szCs w:val="22"/>
+        </w:rPr>
+        <w:t xml:space="preserve">A central navigation hub with five menu cards linking to all major features. Includes a status bar showing API connectivity, WAF definitions loaded, ground truth count, and history database record count.</w:t>
+      </w:r>
+    </w:p>
+    <w:p>
+      <w:pPr>
+        <w:pStyle w:val="Heading2"/>
+      </w:pPr>
+      <w:r>
+        <w:rPr>
+          <w:rFonts w:ascii="Arial" w:cs="Arial" w:eastAsia="Arial" w:hAnsi="Arial"/>
+        </w:rPr>
+        <w:t xml:space="preserve">5.2 WAF Definitions Management</w:t>
       </w:r>
     </w:p>
     <w:p>
@@ -1369,6 +1518,11 @@
         </w:numPr>
       </w:pPr>
       <w:r>
+        <w:rPr>
+          <w:rFonts w:ascii="Arial" w:cs="Arial" w:eastAsia="Arial" w:hAnsi="Arial"/>
+          <w:sz w:val="22"/>
+          <w:szCs w:val="22"/>
+        </w:rPr>
         <w:t xml:space="preserve">Upload WAF definitions via CSV, Excel, JSON, or text file</w:t>
       </w:r>
     </w:p>
@@ -1381,6 +1535,11 @@
         </w:numPr>
       </w:pPr>
       <w:r>
+        <w:rPr>
+          <w:rFonts w:ascii="Arial" w:cs="Arial" w:eastAsia="Arial" w:hAnsi="Arial"/>
+          <w:sz w:val="22"/>
+          <w:szCs w:val="22"/>
+        </w:rPr>
         <w:t xml:space="preserve">Auto-detect category names from uploaded file columns</w:t>
       </w:r>
     </w:p>
@@ -1393,6 +1552,11 @@
         </w:numPr>
       </w:pPr>
       <w:r>
+        <w:rPr>
+          <w:rFonts w:ascii="Arial" w:cs="Arial" w:eastAsia="Arial" w:hAnsi="Arial"/>
+          <w:sz w:val="22"/>
+          <w:szCs w:val="22"/>
+        </w:rPr>
         <w:t xml:space="preserve">Auto-load bundled WAF definitions on startup (no manual upload required)</w:t>
       </w:r>
     </w:p>
@@ -1405,6 +1569,11 @@
         </w:numPr>
       </w:pPr>
       <w:r>
+        <w:rPr>
+          <w:rFonts w:ascii="Arial" w:cs="Arial" w:eastAsia="Arial" w:hAnsi="Arial"/>
+          <w:sz w:val="22"/>
+          <w:szCs w:val="22"/>
+        </w:rPr>
         <w:t xml:space="preserve">Display detected categories in sidebar</w:t>
       </w:r>
     </w:p>
@@ -1415,9 +1584,13 @@
           <w:ilvl w:val="0"/>
           <w:numId w:val="3"/>
         </w:numPr>
-        <w:spacing w:after="200"/>
-      </w:pPr>
-      <w:r>
+      </w:pPr>
+      <w:r>
+        <w:rPr>
+          <w:rFonts w:ascii="Arial" w:cs="Arial" w:eastAsia="Arial" w:hAnsi="Arial"/>
+          <w:sz w:val="22"/>
+          <w:szCs w:val="22"/>
+        </w:rPr>
         <w:t xml:space="preserve">Allow clearing and re-uploading definitions at any time</w:t>
       </w:r>
     </w:p>
@@ -1426,18 +1599,26 @@
         <w:pStyle w:val="Heading2"/>
       </w:pPr>
       <w:r>
-        <w:t xml:space="preserve">5.2 Ground Truth Calibration</w:t>
-      </w:r>
-    </w:p>
-    <w:p>
-      <w:pPr>
-        <w:pStyle w:val="ListParagraph"/>
-        <w:numPr>
-          <w:ilvl w:val="0"/>
-          <w:numId w:val="4"/>
-        </w:numPr>
-      </w:pPr>
-      <w:r>
+        <w:rPr>
+          <w:rFonts w:ascii="Arial" w:cs="Arial" w:eastAsia="Arial" w:hAnsi="Arial"/>
+        </w:rPr>
+        <w:t xml:space="preserve">5.3 Ground Truth Calibration</w:t>
+      </w:r>
+    </w:p>
+    <w:p>
+      <w:pPr>
+        <w:pStyle w:val="ListParagraph"/>
+        <w:numPr>
+          <w:ilvl w:val="0"/>
+          <w:numId w:val="3"/>
+        </w:numPr>
+      </w:pPr>
+      <w:r>
+        <w:rPr>
+          <w:rFonts w:ascii="Arial" w:cs="Arial" w:eastAsia="Arial" w:hAnsi="Arial"/>
+          <w:sz w:val="22"/>
+          <w:szCs w:val="22"/>
+        </w:rPr>
         <w:t xml:space="preserve">Upload correctly classified stories as ground truth examples</w:t>
       </w:r>
     </w:p>
@@ -1446,10 +1627,15 @@
         <w:pStyle w:val="ListParagraph"/>
         <w:numPr>
           <w:ilvl w:val="0"/>
-          <w:numId w:val="4"/>
-        </w:numPr>
-      </w:pPr>
-      <w:r>
+          <w:numId w:val="3"/>
+        </w:numPr>
+      </w:pPr>
+      <w:r>
+        <w:rPr>
+          <w:rFonts w:ascii="Arial" w:cs="Arial" w:eastAsia="Arial" w:hAnsi="Arial"/>
+          <w:sz w:val="22"/>
+          <w:szCs w:val="22"/>
+        </w:rPr>
         <w:t xml:space="preserve">Intelligent column mapping (title, description, category, sub-category, color)</w:t>
       </w:r>
     </w:p>
@@ -1458,10 +1644,15 @@
         <w:pStyle w:val="ListParagraph"/>
         <w:numPr>
           <w:ilvl w:val="0"/>
-          <w:numId w:val="4"/>
-        </w:numPr>
-      </w:pPr>
-      <w:r>
+          <w:numId w:val="3"/>
+        </w:numPr>
+      </w:pPr>
+      <w:r>
+        <w:rPr>
+          <w:rFonts w:ascii="Arial" w:cs="Arial" w:eastAsia="Arial" w:hAnsi="Arial"/>
+          <w:sz w:val="22"/>
+          <w:szCs w:val="22"/>
+        </w:rPr>
         <w:t xml:space="preserve">Display category distribution statistics</w:t>
       </w:r>
     </w:p>
@@ -1470,10 +1661,15 @@
         <w:pStyle w:val="ListParagraph"/>
         <w:numPr>
           <w:ilvl w:val="0"/>
-          <w:numId w:val="4"/>
-        </w:numPr>
-      </w:pPr>
-      <w:r>
+          <w:numId w:val="3"/>
+        </w:numPr>
+      </w:pPr>
+      <w:r>
+        <w:rPr>
+          <w:rFonts w:ascii="Arial" w:cs="Arial" w:eastAsia="Arial" w:hAnsi="Arial"/>
+          <w:sz w:val="22"/>
+          <w:szCs w:val="22"/>
+        </w:rPr>
         <w:t xml:space="preserve">Inject ground truth examples into AI system prompt for few-shot learning</w:t>
       </w:r>
     </w:p>
@@ -1482,31 +1678,60 @@
         <w:pStyle w:val="ListParagraph"/>
         <w:numPr>
           <w:ilvl w:val="0"/>
-          <w:numId w:val="4"/>
-        </w:numPr>
-        <w:spacing w:after="200"/>
-      </w:pPr>
-      <w:r>
+          <w:numId w:val="3"/>
+        </w:numPr>
+      </w:pPr>
+      <w:r>
+        <w:rPr>
+          <w:rFonts w:ascii="Arial" w:cs="Arial" w:eastAsia="Arial" w:hAnsi="Arial"/>
+          <w:sz w:val="22"/>
+          <w:szCs w:val="22"/>
+        </w:rPr>
         <w:t xml:space="preserve">Auto-load bundled ground truth on startup</w:t>
       </w:r>
     </w:p>
     <w:p>
       <w:pPr>
+        <w:pStyle w:val="ListParagraph"/>
+        <w:numPr>
+          <w:ilvl w:val="0"/>
+          <w:numId w:val="3"/>
+        </w:numPr>
+      </w:pPr>
+      <w:r>
+        <w:rPr>
+          <w:rFonts w:ascii="Arial" w:cs="Arial" w:eastAsia="Arial" w:hAnsi="Arial"/>
+          <w:sz w:val="22"/>
+          <w:szCs w:val="22"/>
+        </w:rPr>
+        <w:t xml:space="preserve">Approve classifications directly from the chat to add to ground truth</w:t>
+      </w:r>
+    </w:p>
+    <w:p>
+      <w:pPr>
         <w:pStyle w:val="Heading2"/>
       </w:pPr>
       <w:r>
-        <w:t xml:space="preserve">5.3 Single Story Classification</w:t>
-      </w:r>
-    </w:p>
-    <w:p>
-      <w:pPr>
-        <w:pStyle w:val="ListParagraph"/>
-        <w:numPr>
-          <w:ilvl w:val="0"/>
-          <w:numId w:val="5"/>
-        </w:numPr>
-      </w:pPr>
-      <w:r>
+        <w:rPr>
+          <w:rFonts w:ascii="Arial" w:cs="Arial" w:eastAsia="Arial" w:hAnsi="Arial"/>
+        </w:rPr>
+        <w:t xml:space="preserve">5.4 Single Story Classification</w:t>
+      </w:r>
+    </w:p>
+    <w:p>
+      <w:pPr>
+        <w:pStyle w:val="ListParagraph"/>
+        <w:numPr>
+          <w:ilvl w:val="0"/>
+          <w:numId w:val="3"/>
+        </w:numPr>
+      </w:pPr>
+      <w:r>
+        <w:rPr>
+          <w:rFonts w:ascii="Arial" w:cs="Arial" w:eastAsia="Arial" w:hAnsi="Arial"/>
+          <w:sz w:val="22"/>
+          <w:szCs w:val="22"/>
+        </w:rPr>
         <w:t xml:space="preserve">Chat interface for classifying individual stories</w:t>
       </w:r>
     </w:p>
@@ -1515,10 +1740,15 @@
         <w:pStyle w:val="ListParagraph"/>
         <w:numPr>
           <w:ilvl w:val="0"/>
-          <w:numId w:val="5"/>
-        </w:numPr>
-      </w:pPr>
-      <w:r>
+          <w:numId w:val="3"/>
+        </w:numPr>
+      </w:pPr>
+      <w:r>
+        <w:rPr>
+          <w:rFonts w:ascii="Arial" w:cs="Arial" w:eastAsia="Arial" w:hAnsi="Arial"/>
+          <w:sz w:val="22"/>
+          <w:szCs w:val="22"/>
+        </w:rPr>
         <w:t xml:space="preserve">Accept story title, description, and optional current WAF tag</w:t>
       </w:r>
     </w:p>
@@ -1527,10 +1757,32 @@
         <w:pStyle w:val="ListParagraph"/>
         <w:numPr>
           <w:ilvl w:val="0"/>
-          <w:numId w:val="5"/>
-        </w:numPr>
-      </w:pPr>
-      <w:r>
+          <w:numId w:val="3"/>
+        </w:numPr>
+      </w:pPr>
+      <w:r>
+        <w:rPr>
+          <w:rFonts w:ascii="Arial" w:cs="Arial" w:eastAsia="Arial" w:hAnsi="Arial"/>
+          <w:sz w:val="22"/>
+          <w:szCs w:val="22"/>
+        </w:rPr>
+        <w:t xml:space="preserve">Optional epic and parent feature tagging with autocomplete suggestions</w:t>
+      </w:r>
+    </w:p>
+    <w:p>
+      <w:pPr>
+        <w:pStyle w:val="ListParagraph"/>
+        <w:numPr>
+          <w:ilvl w:val="0"/>
+          <w:numId w:val="3"/>
+        </w:numPr>
+      </w:pPr>
+      <w:r>
+        <w:rPr>
+          <w:rFonts w:ascii="Arial" w:cs="Arial" w:eastAsia="Arial" w:hAnsi="Arial"/>
+          <w:sz w:val="22"/>
+          <w:szCs w:val="22"/>
+        </w:rPr>
         <w:t xml:space="preserve">Return: recommended category, sub-category, color, confidence level, reasoning</w:t>
       </w:r>
     </w:p>
@@ -1539,10 +1791,15 @@
         <w:pStyle w:val="ListParagraph"/>
         <w:numPr>
           <w:ilvl w:val="0"/>
-          <w:numId w:val="5"/>
-        </w:numPr>
-      </w:pPr>
-      <w:r>
+          <w:numId w:val="3"/>
+        </w:numPr>
+      </w:pPr>
+      <w:r>
+        <w:rPr>
+          <w:rFonts w:ascii="Arial" w:cs="Arial" w:eastAsia="Arial" w:hAnsi="Arial"/>
+          <w:sz w:val="22"/>
+          <w:szCs w:val="22"/>
+        </w:rPr>
         <w:t xml:space="preserve">Mismatch detection: flag when current tag differs from recommendation</w:t>
       </w:r>
     </w:p>
@@ -1551,10 +1808,15 @@
         <w:pStyle w:val="ListParagraph"/>
         <w:numPr>
           <w:ilvl w:val="0"/>
-          <w:numId w:val="5"/>
-        </w:numPr>
-      </w:pPr>
-      <w:r>
+          <w:numId w:val="3"/>
+        </w:numPr>
+      </w:pPr>
+      <w:r>
+        <w:rPr>
+          <w:rFonts w:ascii="Arial" w:cs="Arial" w:eastAsia="Arial" w:hAnsi="Arial"/>
+          <w:sz w:val="22"/>
+          <w:szCs w:val="22"/>
+        </w:rPr>
         <w:t xml:space="preserve">Reference similar ground truth examples in reasoning</w:t>
       </w:r>
     </w:p>
@@ -1563,20 +1825,44 @@
         <w:pStyle w:val="ListParagraph"/>
         <w:numPr>
           <w:ilvl w:val="0"/>
-          <w:numId w:val="5"/>
-        </w:numPr>
-        <w:spacing w:after="200"/>
-      </w:pPr>
-      <w:r>
+          <w:numId w:val="3"/>
+        </w:numPr>
+      </w:pPr>
+      <w:r>
+        <w:rPr>
+          <w:rFonts w:ascii="Arial" w:cs="Arial" w:eastAsia="Arial" w:hAnsi="Arial"/>
+          <w:sz w:val="22"/>
+          <w:szCs w:val="22"/>
+        </w:rPr>
         <w:t xml:space="preserve">Conversational context maintained across messages</w:t>
       </w:r>
     </w:p>
     <w:p>
       <w:pPr>
+        <w:pStyle w:val="ListParagraph"/>
+        <w:numPr>
+          <w:ilvl w:val="0"/>
+          <w:numId w:val="3"/>
+        </w:numPr>
+      </w:pPr>
+      <w:r>
+        <w:rPr>
+          <w:rFonts w:ascii="Arial" w:cs="Arial" w:eastAsia="Arial" w:hAnsi="Arial"/>
+          <w:sz w:val="22"/>
+          <w:szCs w:val="22"/>
+        </w:rPr>
+        <w:t xml:space="preserve">Approve button to save classification as ground truth</w:t>
+      </w:r>
+    </w:p>
+    <w:p>
+      <w:pPr>
         <w:pStyle w:val="Heading2"/>
       </w:pPr>
       <w:r>
-        <w:t xml:space="preserve">5.4 Batch Classification</w:t>
+        <w:rPr>
+          <w:rFonts w:ascii="Arial" w:cs="Arial" w:eastAsia="Arial" w:hAnsi="Arial"/>
+        </w:rPr>
+        <w:t xml:space="preserve">5.5 Batch Classification</w:t>
       </w:r>
     </w:p>
     <w:p>
@@ -1588,6 +1874,11 @@
         </w:numPr>
       </w:pPr>
       <w:r>
+        <w:rPr>
+          <w:rFonts w:ascii="Arial" w:cs="Arial" w:eastAsia="Arial" w:hAnsi="Arial"/>
+          <w:sz w:val="22"/>
+          <w:szCs w:val="22"/>
+        </w:rPr>
         <w:t xml:space="preserve">Paste multiple stories in pipe-separated format (Title | Description | Current WAF)</w:t>
       </w:r>
     </w:p>
@@ -1600,6 +1891,11 @@
         </w:numPr>
       </w:pPr>
       <w:r>
+        <w:rPr>
+          <w:rFonts w:ascii="Arial" w:cs="Arial" w:eastAsia="Arial" w:hAnsi="Arial"/>
+          <w:sz w:val="22"/>
+          <w:szCs w:val="22"/>
+        </w:rPr>
         <w:t xml:space="preserve">Classify all stories in a single request</w:t>
       </w:r>
     </w:p>
@@ -1610,17 +1906,793 @@
           <w:ilvl w:val="0"/>
           <w:numId w:val="2"/>
         </w:numPr>
-        <w:spacing w:after="200"/>
-      </w:pPr>
-      <w:r>
+      </w:pPr>
+      <w:r>
+        <w:rPr>
+          <w:rFonts w:ascii="Arial" w:cs="Arial" w:eastAsia="Arial" w:hAnsi="Arial"/>
+          <w:sz w:val="22"/>
+          <w:szCs w:val="22"/>
+        </w:rPr>
         <w:t xml:space="preserve">Generate summary table with recommendations and mismatches</w:t>
       </w:r>
     </w:p>
     <w:p>
       <w:pPr>
+        <w:pStyle w:val="Heading2"/>
+      </w:pPr>
+      <w:r>
+        <w:rPr>
+          <w:rFonts w:ascii="Arial" w:cs="Arial" w:eastAsia="Arial" w:hAnsi="Arial"/>
+        </w:rPr>
+        <w:t xml:space="preserve">5.6 Real-Time Dashboard</w:t>
+      </w:r>
+    </w:p>
+    <w:p>
+      <w:pPr>
+        <w:spacing w:after="120"/>
+      </w:pPr>
+      <w:r>
+        <w:rPr>
+          <w:rFonts w:ascii="Arial" w:cs="Arial" w:eastAsia="Arial" w:hAnsi="Arial"/>
+          <w:sz w:val="22"/>
+          <w:szCs w:val="22"/>
+        </w:rPr>
+        <w:t xml:space="preserve">A live dashboard for PMOs and leads showing classification activity at a glance:</w:t>
+      </w:r>
+    </w:p>
+    <w:p>
+      <w:pPr>
+        <w:pStyle w:val="ListParagraph"/>
+        <w:numPr>
+          <w:ilvl w:val="0"/>
+          <w:numId w:val="3"/>
+        </w:numPr>
+      </w:pPr>
+      <w:r>
+        <w:rPr>
+          <w:rFonts w:ascii="Arial" w:cs="Arial" w:eastAsia="Arial" w:hAnsi="Arial"/>
+          <w:sz w:val="22"/>
+          <w:szCs w:val="22"/>
+        </w:rPr>
+        <w:t xml:space="preserve">Four KPI cards: Total Classifications, Approved to Ground Truth (with approval rate), Mismatches Detected, Ground Truth Examples</w:t>
+      </w:r>
+    </w:p>
+    <w:p>
+      <w:pPr>
+        <w:pStyle w:val="ListParagraph"/>
+        <w:numPr>
+          <w:ilvl w:val="0"/>
+          <w:numId w:val="3"/>
+        </w:numPr>
+      </w:pPr>
+      <w:r>
+        <w:rPr>
+          <w:rFonts w:ascii="Arial" w:cs="Arial" w:eastAsia="Arial" w:hAnsi="Arial"/>
+          <w:sz w:val="22"/>
+          <w:szCs w:val="22"/>
+        </w:rPr>
+        <w:t xml:space="preserve">WAF Category Distribution horizontal bar chart</w:t>
+      </w:r>
+    </w:p>
+    <w:p>
+      <w:pPr>
+        <w:pStyle w:val="ListParagraph"/>
+        <w:numPr>
+          <w:ilvl w:val="0"/>
+          <w:numId w:val="3"/>
+        </w:numPr>
+      </w:pPr>
+      <w:r>
+        <w:rPr>
+          <w:rFonts w:ascii="Arial" w:cs="Arial" w:eastAsia="Arial" w:hAnsi="Arial"/>
+          <w:sz w:val="22"/>
+          <w:szCs w:val="22"/>
+        </w:rPr>
+        <w:t xml:space="preserve">Confidence Breakdown doughnut chart (High / Medium / Low)</w:t>
+      </w:r>
+    </w:p>
+    <w:p>
+      <w:pPr>
+        <w:pStyle w:val="ListParagraph"/>
+        <w:numPr>
+          <w:ilvl w:val="0"/>
+          <w:numId w:val="3"/>
+        </w:numPr>
+      </w:pPr>
+      <w:r>
+        <w:rPr>
+          <w:rFonts w:ascii="Arial" w:cs="Arial" w:eastAsia="Arial" w:hAnsi="Arial"/>
+          <w:sz w:val="22"/>
+          <w:szCs w:val="22"/>
+        </w:rPr>
+        <w:t xml:space="preserve">Run vs Change doughnut chart</w:t>
+      </w:r>
+    </w:p>
+    <w:p>
+      <w:pPr>
+        <w:pStyle w:val="ListParagraph"/>
+        <w:numPr>
+          <w:ilvl w:val="0"/>
+          <w:numId w:val="3"/>
+        </w:numPr>
+      </w:pPr>
+      <w:r>
+        <w:rPr>
+          <w:rFonts w:ascii="Arial" w:cs="Arial" w:eastAsia="Arial" w:hAnsi="Arial"/>
+          <w:sz w:val="22"/>
+          <w:szCs w:val="22"/>
+        </w:rPr>
+        <w:t xml:space="preserve">WAF Color Distribution doughnut chart</w:t>
+      </w:r>
+    </w:p>
+    <w:p>
+      <w:pPr>
+        <w:pStyle w:val="ListParagraph"/>
+        <w:numPr>
+          <w:ilvl w:val="0"/>
+          <w:numId w:val="3"/>
+        </w:numPr>
+      </w:pPr>
+      <w:r>
+        <w:rPr>
+          <w:rFonts w:ascii="Arial" w:cs="Arial" w:eastAsia="Arial" w:hAnsi="Arial"/>
+          <w:sz w:val="22"/>
+          <w:szCs w:val="22"/>
+        </w:rPr>
+        <w:t xml:space="preserve">Classification Activity trend line chart (daily)</w:t>
+      </w:r>
+    </w:p>
+    <w:p>
+      <w:pPr>
+        <w:pStyle w:val="ListParagraph"/>
+        <w:numPr>
+          <w:ilvl w:val="0"/>
+          <w:numId w:val="3"/>
+        </w:numPr>
+      </w:pPr>
+      <w:r>
+        <w:rPr>
+          <w:rFonts w:ascii="Arial" w:cs="Arial" w:eastAsia="Arial" w:hAnsi="Arial"/>
+          <w:sz w:val="22"/>
+          <w:szCs w:val="22"/>
+        </w:rPr>
+        <w:t xml:space="preserve">Recent Classifications table with time, story, category, color, confidence, status</w:t>
+      </w:r>
+    </w:p>
+    <w:p>
+      <w:pPr>
+        <w:pStyle w:val="ListParagraph"/>
+        <w:numPr>
+          <w:ilvl w:val="0"/>
+          <w:numId w:val="3"/>
+        </w:numPr>
+      </w:pPr>
+      <w:r>
+        <w:rPr>
+          <w:rFonts w:ascii="Arial" w:cs="Arial" w:eastAsia="Arial" w:hAnsi="Arial"/>
+          <w:sz w:val="22"/>
+          <w:szCs w:val="22"/>
+        </w:rPr>
+        <w:t xml:space="preserve">Auto-refreshes every 30 seconds</w:t>
+      </w:r>
+    </w:p>
+    <w:p>
+      <w:pPr>
+        <w:pStyle w:val="Heading2"/>
+      </w:pPr>
+      <w:r>
+        <w:rPr>
+          <w:rFonts w:ascii="Arial" w:cs="Arial" w:eastAsia="Arial" w:hAnsi="Arial"/>
+        </w:rPr>
+        <w:t xml:space="preserve">5.7 Historical Analytics</w:t>
+      </w:r>
+    </w:p>
+    <w:p>
+      <w:pPr>
+        <w:spacing w:after="120"/>
+      </w:pPr>
+      <w:r>
+        <w:rPr>
+          <w:rFonts w:ascii="Arial" w:cs="Arial" w:eastAsia="Arial" w:hAnsi="Arial"/>
+          <w:sz w:val="22"/>
+          <w:szCs w:val="22"/>
+        </w:rPr>
+        <w:t xml:space="preserve">A tabbed analytics page for leadership and PMOs with four views:</w:t>
+      </w:r>
+    </w:p>
+    <w:p>
+      <w:pPr>
+        <w:pStyle w:val="Heading3"/>
+      </w:pPr>
+      <w:r>
+        <w:rPr>
+          <w:rFonts w:ascii="Arial" w:cs="Arial" w:eastAsia="Arial" w:hAnsi="Arial"/>
+        </w:rPr>
+        <w:t xml:space="preserve">5.7.1 Sprint Trends</w:t>
+      </w:r>
+    </w:p>
+    <w:p>
+      <w:pPr>
+        <w:pStyle w:val="ListParagraph"/>
+        <w:numPr>
+          <w:ilvl w:val="0"/>
+          <w:numId w:val="2"/>
+        </w:numPr>
+      </w:pPr>
+      <w:r>
+        <w:rPr>
+          <w:rFonts w:ascii="Arial" w:cs="Arial" w:eastAsia="Arial" w:hAnsi="Arial"/>
+          <w:sz w:val="22"/>
+          <w:szCs w:val="22"/>
+        </w:rPr>
+        <w:t xml:space="preserve">2-week sprint windows aligned to Mondays from earliest classification</w:t>
+      </w:r>
+    </w:p>
+    <w:p>
+      <w:pPr>
+        <w:pStyle w:val="ListParagraph"/>
+        <w:numPr>
+          <w:ilvl w:val="0"/>
+          <w:numId w:val="2"/>
+        </w:numPr>
+      </w:pPr>
+      <w:r>
+        <w:rPr>
+          <w:rFonts w:ascii="Arial" w:cs="Arial" w:eastAsia="Arial" w:hAnsi="Arial"/>
+          <w:sz w:val="22"/>
+          <w:szCs w:val="22"/>
+        </w:rPr>
+        <w:t xml:space="preserve">Sprint pill selector for quick navigation</w:t>
+      </w:r>
+    </w:p>
+    <w:p>
+      <w:pPr>
+        <w:pStyle w:val="ListParagraph"/>
+        <w:numPr>
+          <w:ilvl w:val="0"/>
+          <w:numId w:val="2"/>
+        </w:numPr>
+      </w:pPr>
+      <w:r>
+        <w:rPr>
+          <w:rFonts w:ascii="Arial" w:cs="Arial" w:eastAsia="Arial" w:hAnsi="Arial"/>
+          <w:sz w:val="22"/>
+          <w:szCs w:val="22"/>
+        </w:rPr>
+        <w:t xml:space="preserve">KPI cards with delta indicators vs previous sprint</w:t>
+      </w:r>
+    </w:p>
+    <w:p>
+      <w:pPr>
+        <w:pStyle w:val="ListParagraph"/>
+        <w:numPr>
+          <w:ilvl w:val="0"/>
+          <w:numId w:val="2"/>
+        </w:numPr>
+      </w:pPr>
+      <w:r>
+        <w:rPr>
+          <w:rFonts w:ascii="Arial" w:cs="Arial" w:eastAsia="Arial" w:hAnsi="Arial"/>
+          <w:sz w:val="22"/>
+          <w:szCs w:val="22"/>
+        </w:rPr>
+        <w:t xml:space="preserve">Volume and mismatch bar charts per sprint</w:t>
+      </w:r>
+    </w:p>
+    <w:p>
+      <w:pPr>
+        <w:pStyle w:val="ListParagraph"/>
+        <w:numPr>
+          <w:ilvl w:val="0"/>
+          <w:numId w:val="2"/>
+        </w:numPr>
+      </w:pPr>
+      <w:r>
+        <w:rPr>
+          <w:rFonts w:ascii="Arial" w:cs="Arial" w:eastAsia="Arial" w:hAnsi="Arial"/>
+          <w:sz w:val="22"/>
+          <w:szCs w:val="22"/>
+        </w:rPr>
+        <w:t xml:space="preserve">Category distribution and Run/Change breakdown charts</w:t>
+      </w:r>
+    </w:p>
+    <w:p>
+      <w:pPr>
+        <w:pStyle w:val="Heading3"/>
+      </w:pPr>
+      <w:r>
+        <w:rPr>
+          <w:rFonts w:ascii="Arial" w:cs="Arial" w:eastAsia="Arial" w:hAnsi="Arial"/>
+        </w:rPr>
+        <w:t xml:space="preserve">5.7.2 Monthly Rollups</w:t>
+      </w:r>
+    </w:p>
+    <w:p>
+      <w:pPr>
+        <w:pStyle w:val="ListParagraph"/>
+        <w:numPr>
+          <w:ilvl w:val="0"/>
+          <w:numId w:val="2"/>
+        </w:numPr>
+      </w:pPr>
+      <w:r>
+        <w:rPr>
+          <w:rFonts w:ascii="Arial" w:cs="Arial" w:eastAsia="Arial" w:hAnsi="Arial"/>
+          <w:sz w:val="22"/>
+          <w:szCs w:val="22"/>
+        </w:rPr>
+        <w:t xml:space="preserve">Dual-axis overview chart (volume bars + mismatch trend line)</w:t>
+      </w:r>
+    </w:p>
+    <w:p>
+      <w:pPr>
+        <w:pStyle w:val="ListParagraph"/>
+        <w:numPr>
+          <w:ilvl w:val="0"/>
+          <w:numId w:val="2"/>
+        </w:numPr>
+      </w:pPr>
+      <w:r>
+        <w:rPr>
+          <w:rFonts w:ascii="Arial" w:cs="Arial" w:eastAsia="Arial" w:hAnsi="Arial"/>
+          <w:sz w:val="22"/>
+          <w:szCs w:val="22"/>
+        </w:rPr>
+        <w:t xml:space="preserve">Expandable month cards with category distribution bars</w:t>
+      </w:r>
+    </w:p>
+    <w:p>
+      <w:pPr>
+        <w:pStyle w:val="ListParagraph"/>
+        <w:numPr>
+          <w:ilvl w:val="0"/>
+          <w:numId w:val="2"/>
+        </w:numPr>
+      </w:pPr>
+      <w:r>
+        <w:rPr>
+          <w:rFonts w:ascii="Arial" w:cs="Arial" w:eastAsia="Arial" w:hAnsi="Arial"/>
+          <w:sz w:val="22"/>
+          <w:szCs w:val="22"/>
+        </w:rPr>
+        <w:t xml:space="preserve">Period-over-period comparison (current vs previous month)</w:t>
+      </w:r>
+    </w:p>
+    <w:p>
+      <w:pPr>
+        <w:pStyle w:val="ListParagraph"/>
+        <w:numPr>
+          <w:ilvl w:val="0"/>
+          <w:numId w:val="2"/>
+        </w:numPr>
+      </w:pPr>
+      <w:r>
+        <w:rPr>
+          <w:rFonts w:ascii="Arial" w:cs="Arial" w:eastAsia="Arial" w:hAnsi="Arial"/>
+          <w:sz w:val="22"/>
+          <w:szCs w:val="22"/>
+        </w:rPr>
+        <w:t xml:space="preserve">CSV and Excel export buttons</w:t>
+      </w:r>
+    </w:p>
+    <w:p>
+      <w:pPr>
+        <w:pStyle w:val="Heading3"/>
+      </w:pPr>
+      <w:r>
+        <w:rPr>
+          <w:rFonts w:ascii="Arial" w:cs="Arial" w:eastAsia="Arial" w:hAnsi="Arial"/>
+        </w:rPr>
+        <w:t xml:space="preserve">5.7.3 Filterable Timeline</w:t>
+      </w:r>
+    </w:p>
+    <w:p>
+      <w:pPr>
+        <w:pStyle w:val="ListParagraph"/>
+        <w:numPr>
+          <w:ilvl w:val="0"/>
+          <w:numId w:val="2"/>
+        </w:numPr>
+      </w:pPr>
+      <w:r>
+        <w:rPr>
+          <w:rFonts w:ascii="Arial" w:cs="Arial" w:eastAsia="Arial" w:hAnsi="Arial"/>
+          <w:sz w:val="22"/>
+          <w:szCs w:val="22"/>
+        </w:rPr>
+        <w:t xml:space="preserve">Filter bar: date range, category, color, team, confidence, mismatch-only toggle</w:t>
+      </w:r>
+    </w:p>
+    <w:p>
+      <w:pPr>
+        <w:pStyle w:val="ListParagraph"/>
+        <w:numPr>
+          <w:ilvl w:val="0"/>
+          <w:numId w:val="2"/>
+        </w:numPr>
+      </w:pPr>
+      <w:r>
+        <w:rPr>
+          <w:rFonts w:ascii="Arial" w:cs="Arial" w:eastAsia="Arial" w:hAnsi="Arial"/>
+          <w:sz w:val="22"/>
+          <w:szCs w:val="22"/>
+        </w:rPr>
+        <w:t xml:space="preserve">Paginated results table with all classification fields</w:t>
+      </w:r>
+    </w:p>
+    <w:p>
+      <w:pPr>
+        <w:pStyle w:val="ListParagraph"/>
+        <w:numPr>
+          <w:ilvl w:val="0"/>
+          <w:numId w:val="2"/>
+        </w:numPr>
+      </w:pPr>
+      <w:r>
+        <w:rPr>
+          <w:rFonts w:ascii="Arial" w:cs="Arial" w:eastAsia="Arial" w:hAnsi="Arial"/>
+          <w:sz w:val="22"/>
+          <w:szCs w:val="22"/>
+        </w:rPr>
+        <w:t xml:space="preserve">CSV and formatted Excel export with conditional formatting</w:t>
+      </w:r>
+    </w:p>
+    <w:p>
+      <w:pPr>
+        <w:pStyle w:val="Heading3"/>
+      </w:pPr>
+      <w:r>
+        <w:rPr>
+          <w:rFonts w:ascii="Arial" w:cs="Arial" w:eastAsia="Arial" w:hAnsi="Arial"/>
+        </w:rPr>
+        <w:t xml:space="preserve">5.7.4 Verify and Import</w:t>
+      </w:r>
+    </w:p>
+    <w:p>
+      <w:pPr>
+        <w:pStyle w:val="ListParagraph"/>
+        <w:numPr>
+          <w:ilvl w:val="0"/>
+          <w:numId w:val="2"/>
+        </w:numPr>
+      </w:pPr>
+      <w:r>
+        <w:rPr>
+          <w:rFonts w:ascii="Arial" w:cs="Arial" w:eastAsia="Arial" w:hAnsi="Arial"/>
+          <w:sz w:val="22"/>
+          <w:szCs w:val="22"/>
+        </w:rPr>
+        <w:t xml:space="preserve">Upload JIRA exports (CSV or Excel) with story title, description, and existing WAF tag</w:t>
+      </w:r>
+    </w:p>
+    <w:p>
+      <w:pPr>
+        <w:pStyle w:val="ListParagraph"/>
+        <w:numPr>
+          <w:ilvl w:val="0"/>
+          <w:numId w:val="2"/>
+        </w:numPr>
+      </w:pPr>
+      <w:r>
+        <w:rPr>
+          <w:rFonts w:ascii="Arial" w:cs="Arial" w:eastAsia="Arial" w:hAnsi="Arial"/>
+          <w:sz w:val="22"/>
+          <w:szCs w:val="22"/>
+        </w:rPr>
+        <w:t xml:space="preserve">AI classifies every story in batches of 10, returns side-by-side comparison</w:t>
+      </w:r>
+    </w:p>
+    <w:p>
+      <w:pPr>
+        <w:pStyle w:val="ListParagraph"/>
+        <w:numPr>
+          <w:ilvl w:val="0"/>
+          <w:numId w:val="2"/>
+        </w:numPr>
+      </w:pPr>
+      <w:r>
+        <w:rPr>
+          <w:rFonts w:ascii="Arial" w:cs="Arial" w:eastAsia="Arial" w:hAnsi="Arial"/>
+          <w:sz w:val="22"/>
+          <w:szCs w:val="22"/>
+        </w:rPr>
+        <w:t xml:space="preserve">Side-by-side review table: original tag vs AI recommendation with confidence</w:t>
+      </w:r>
+    </w:p>
+    <w:p>
+      <w:pPr>
+        <w:pStyle w:val="ListParagraph"/>
+        <w:numPr>
+          <w:ilvl w:val="0"/>
+          <w:numId w:val="2"/>
+        </w:numPr>
+      </w:pPr>
+      <w:r>
+        <w:rPr>
+          <w:rFonts w:ascii="Arial" w:cs="Arial" w:eastAsia="Arial" w:hAnsi="Arial"/>
+          <w:sz w:val="22"/>
+          <w:szCs w:val="22"/>
+        </w:rPr>
+        <w:t xml:space="preserve">Select all, deselect all, or select mismatches only</w:t>
+      </w:r>
+    </w:p>
+    <w:p>
+      <w:pPr>
+        <w:pStyle w:val="ListParagraph"/>
+        <w:numPr>
+          <w:ilvl w:val="0"/>
+          <w:numId w:val="2"/>
+        </w:numPr>
+      </w:pPr>
+      <w:r>
+        <w:rPr>
+          <w:rFonts w:ascii="Arial" w:cs="Arial" w:eastAsia="Arial" w:hAnsi="Arial"/>
+          <w:sz w:val="22"/>
+          <w:szCs w:val="22"/>
+        </w:rPr>
+        <w:t xml:space="preserve">Save selected classifications to the history database</w:t>
+      </w:r>
+    </w:p>
+    <w:p>
+      <w:pPr>
+        <w:pStyle w:val="ListParagraph"/>
+        <w:numPr>
+          <w:ilvl w:val="0"/>
+          <w:numId w:val="2"/>
+        </w:numPr>
+      </w:pPr>
+      <w:r>
+        <w:rPr>
+          <w:rFonts w:ascii="Arial" w:cs="Arial" w:eastAsia="Arial" w:hAnsi="Arial"/>
+          <w:sz w:val="22"/>
+          <w:szCs w:val="22"/>
+        </w:rPr>
+        <w:t xml:space="preserve">Detects and preserves epic and parent feature columns from uploaded files</w:t>
+      </w:r>
+    </w:p>
+    <w:p>
+      <w:pPr>
+        <w:pStyle w:val="Heading2"/>
+      </w:pPr>
+      <w:r>
+        <w:rPr>
+          <w:rFonts w:ascii="Arial" w:cs="Arial" w:eastAsia="Arial" w:hAnsi="Arial"/>
+        </w:rPr>
+        <w:t xml:space="preserve">5.8 Epic Lineage Tracking</w:t>
+      </w:r>
+    </w:p>
+    <w:p>
+      <w:pPr>
+        <w:spacing w:after="120"/>
+      </w:pPr>
+      <w:r>
+        <w:rPr>
+          <w:rFonts w:ascii="Arial" w:cs="Arial" w:eastAsia="Arial" w:hAnsi="Arial"/>
+          <w:sz w:val="22"/>
+          <w:szCs w:val="22"/>
+        </w:rPr>
+        <w:t xml:space="preserve">Maps stories and features to parent epics for portfolio-level WAF visibility:</w:t>
+      </w:r>
+    </w:p>
+    <w:p>
+      <w:pPr>
+        <w:pStyle w:val="ListParagraph"/>
+        <w:numPr>
+          <w:ilvl w:val="0"/>
+          <w:numId w:val="3"/>
+        </w:numPr>
+      </w:pPr>
+      <w:r>
+        <w:rPr>
+          <w:rFonts w:ascii="Arial" w:cs="Arial" w:eastAsia="Arial" w:hAnsi="Arial"/>
+          <w:sz w:val="22"/>
+          <w:szCs w:val="22"/>
+        </w:rPr>
+        <w:t xml:space="preserve">Left panel: searchable list of all epics with story counts</w:t>
+      </w:r>
+    </w:p>
+    <w:p>
+      <w:pPr>
+        <w:pStyle w:val="ListParagraph"/>
+        <w:numPr>
+          <w:ilvl w:val="0"/>
+          <w:numId w:val="3"/>
+        </w:numPr>
+      </w:pPr>
+      <w:r>
+        <w:rPr>
+          <w:rFonts w:ascii="Arial" w:cs="Arial" w:eastAsia="Arial" w:hAnsi="Arial"/>
+          <w:sz w:val="22"/>
+          <w:szCs w:val="22"/>
+        </w:rPr>
+        <w:t xml:space="preserve">Overview mode: epic summary cards grid showing story count, approval rate, mismatch count, and top category</w:t>
+      </w:r>
+    </w:p>
+    <w:p>
+      <w:pPr>
+        <w:pStyle w:val="ListParagraph"/>
+        <w:numPr>
+          <w:ilvl w:val="0"/>
+          <w:numId w:val="3"/>
+        </w:numPr>
+      </w:pPr>
+      <w:r>
+        <w:rPr>
+          <w:rFonts w:ascii="Arial" w:cs="Arial" w:eastAsia="Arial" w:hAnsi="Arial"/>
+          <w:sz w:val="22"/>
+          <w:szCs w:val="22"/>
+        </w:rPr>
+        <w:t xml:space="preserve">Detail mode per epic: 5 KPI cards, WAF Category bar chart, Run/Change doughnut</w:t>
+      </w:r>
+    </w:p>
+    <w:p>
+      <w:pPr>
+        <w:pStyle w:val="ListParagraph"/>
+        <w:numPr>
+          <w:ilvl w:val="0"/>
+          <w:numId w:val="3"/>
+        </w:numPr>
+      </w:pPr>
+      <w:r>
+        <w:rPr>
+          <w:rFonts w:ascii="Arial" w:cs="Arial" w:eastAsia="Arial" w:hAnsi="Arial"/>
+          <w:sz w:val="22"/>
+          <w:szCs w:val="22"/>
+        </w:rPr>
+        <w:t xml:space="preserve">Expandable tree view: Epic to Parent Features to Stories with color dots, confidence badges, and status indicators</w:t>
+      </w:r>
+    </w:p>
+    <w:p>
+      <w:pPr>
+        <w:pStyle w:val="ListParagraph"/>
+        <w:numPr>
+          <w:ilvl w:val="0"/>
+          <w:numId w:val="3"/>
+        </w:numPr>
+      </w:pPr>
+      <w:r>
+        <w:rPr>
+          <w:rFonts w:ascii="Arial" w:cs="Arial" w:eastAsia="Arial" w:hAnsi="Arial"/>
+          <w:sz w:val="22"/>
+          <w:szCs w:val="22"/>
+        </w:rPr>
+        <w:t xml:space="preserve">Manual epic/feature tagging from the classifier with autocomplete</w:t>
+      </w:r>
+    </w:p>
+    <w:p>
+      <w:pPr>
+        <w:pStyle w:val="ListParagraph"/>
+        <w:numPr>
+          <w:ilvl w:val="0"/>
+          <w:numId w:val="3"/>
+        </w:numPr>
+      </w:pPr>
+      <w:r>
+        <w:rPr>
+          <w:rFonts w:ascii="Arial" w:cs="Arial" w:eastAsia="Arial" w:hAnsi="Arial"/>
+          <w:sz w:val="22"/>
+          <w:szCs w:val="22"/>
+        </w:rPr>
+        <w:t xml:space="preserve">Bulk epic assignment API for programmatic updates</w:t>
+      </w:r>
+    </w:p>
+    <w:p>
+      <w:pPr>
+        <w:pStyle w:val="ListParagraph"/>
+        <w:numPr>
+          <w:ilvl w:val="0"/>
+          <w:numId w:val="3"/>
+        </w:numPr>
+      </w:pPr>
+      <w:r>
+        <w:rPr>
+          <w:rFonts w:ascii="Arial" w:cs="Arial" w:eastAsia="Arial" w:hAnsi="Arial"/>
+          <w:sz w:val="22"/>
+          <w:szCs w:val="22"/>
+        </w:rPr>
+        <w:t xml:space="preserve">File import (CSV/Excel) auto-detects epic and parent feature columns</w:t>
+      </w:r>
+    </w:p>
+    <w:p>
+      <w:pPr>
+        <w:pStyle w:val="Heading2"/>
+      </w:pPr>
+      <w:r>
+        <w:rPr>
+          <w:rFonts w:ascii="Arial" w:cs="Arial" w:eastAsia="Arial" w:hAnsi="Arial"/>
+        </w:rPr>
+        <w:t xml:space="preserve">5.9 Data Persistence</w:t>
+      </w:r>
+    </w:p>
+    <w:p>
+      <w:pPr>
+        <w:spacing w:after="120"/>
+      </w:pPr>
+      <w:r>
+        <w:rPr>
+          <w:rFonts w:ascii="Arial" w:cs="Arial" w:eastAsia="Arial" w:hAnsi="Arial"/>
+          <w:sz w:val="22"/>
+          <w:szCs w:val="22"/>
+        </w:rPr>
+        <w:t xml:space="preserve">All classifications are stored in a local SQLite database (waf_history.db) with the following capabilities:</w:t>
+      </w:r>
+    </w:p>
+    <w:p>
+      <w:pPr>
+        <w:pStyle w:val="ListParagraph"/>
+        <w:numPr>
+          <w:ilvl w:val="0"/>
+          <w:numId w:val="2"/>
+        </w:numPr>
+      </w:pPr>
+      <w:r>
+        <w:rPr>
+          <w:rFonts w:ascii="Arial" w:cs="Arial" w:eastAsia="Arial" w:hAnsi="Arial"/>
+          <w:sz w:val="22"/>
+          <w:szCs w:val="22"/>
+        </w:rPr>
+        <w:t xml:space="preserve">Classifications table: stores story title, description, category, sub-category, color, confidence, reasoning, mismatch flag, approval status, epic, parent feature, and timestamp</w:t>
+      </w:r>
+    </w:p>
+    <w:p>
+      <w:pPr>
+        <w:pStyle w:val="ListParagraph"/>
+        <w:numPr>
+          <w:ilvl w:val="0"/>
+          <w:numId w:val="2"/>
+        </w:numPr>
+      </w:pPr>
+      <w:r>
+        <w:rPr>
+          <w:rFonts w:ascii="Arial" w:cs="Arial" w:eastAsia="Arial" w:hAnsi="Arial"/>
+          <w:sz w:val="22"/>
+          <w:szCs w:val="22"/>
+        </w:rPr>
+        <w:t xml:space="preserve">Sessions table: tracks chat session context</w:t>
+      </w:r>
+    </w:p>
+    <w:p>
+      <w:pPr>
+        <w:pStyle w:val="ListParagraph"/>
+        <w:numPr>
+          <w:ilvl w:val="0"/>
+          <w:numId w:val="2"/>
+        </w:numPr>
+      </w:pPr>
+      <w:r>
+        <w:rPr>
+          <w:rFonts w:ascii="Arial" w:cs="Arial" w:eastAsia="Arial" w:hAnsi="Arial"/>
+          <w:sz w:val="22"/>
+          <w:szCs w:val="22"/>
+        </w:rPr>
+        <w:t xml:space="preserve">Database auto-creates on first run with schema migration for upgrades</w:t>
+      </w:r>
+    </w:p>
+    <w:p>
+      <w:pPr>
+        <w:pStyle w:val="ListParagraph"/>
+        <w:numPr>
+          <w:ilvl w:val="0"/>
+          <w:numId w:val="2"/>
+        </w:numPr>
+      </w:pPr>
+      <w:r>
+        <w:rPr>
+          <w:rFonts w:ascii="Arial" w:cs="Arial" w:eastAsia="Arial" w:hAnsi="Arial"/>
+          <w:sz w:val="22"/>
+          <w:szCs w:val="22"/>
+        </w:rPr>
+        <w:t xml:space="preserve">Ground truth feedback loop: approved classifications are injected back into the AI prompt</w:t>
+      </w:r>
+    </w:p>
+    <w:p>
+      <w:pPr>
         <w:pStyle w:val="Heading1"/>
       </w:pPr>
       <w:r>
+        <w:rPr>
+          <w:rFonts w:ascii="Arial" w:cs="Arial" w:eastAsia="Arial" w:hAnsi="Arial"/>
+        </w:rPr>
         <w:t xml:space="preserve">6. Technical Architecture</w:t>
       </w:r>
     </w:p>
@@ -1629,6 +2701,9 @@
         <w:pStyle w:val="Heading2"/>
       </w:pPr>
       <w:r>
+        <w:rPr>
+          <w:rFonts w:ascii="Arial" w:cs="Arial" w:eastAsia="Arial" w:hAnsi="Arial"/>
+        </w:rPr>
         <w:t xml:space="preserve">6.1 Stack</w:t>
       </w:r>
     </w:p>
@@ -1642,13 +2717,11 @@
       </w:pPr>
       <w:r>
         <w:rPr>
-          <w:b/>
-          <w:bCs/>
-        </w:rPr>
-        <w:t xml:space="preserve">Backend: </w:t>
-      </w:r>
-      <w:r>
-        <w:t xml:space="preserve">Python Flask web server</w:t>
+          <w:rFonts w:ascii="Arial" w:cs="Arial" w:eastAsia="Arial" w:hAnsi="Arial"/>
+          <w:sz w:val="22"/>
+          <w:szCs w:val="22"/>
+        </w:rPr>
+        <w:t xml:space="preserve">Backend: Python Flask web server</w:t>
       </w:r>
     </w:p>
     <w:p>
@@ -1661,13 +2734,11 @@
       </w:pPr>
       <w:r>
         <w:rPr>
-          <w:b/>
-          <w:bCs/>
-        </w:rPr>
-        <w:t xml:space="preserve">AI Engine: </w:t>
-      </w:r>
-      <w:r>
-        <w:t xml:space="preserve">Anthropic Claude API (claude-sonnet-4-5)</w:t>
+          <w:rFonts w:ascii="Arial" w:cs="Arial" w:eastAsia="Arial" w:hAnsi="Arial"/>
+          <w:sz w:val="22"/>
+          <w:szCs w:val="22"/>
+        </w:rPr>
+        <w:t xml:space="preserve">AI Engine: Anthropic Claude API (claude-sonnet-4-5-20250929)</w:t>
       </w:r>
     </w:p>
     <w:p>
@@ -1680,13 +2751,11 @@
       </w:pPr>
       <w:r>
         <w:rPr>
-          <w:b/>
-          <w:bCs/>
-        </w:rPr>
-        <w:t xml:space="preserve">Frontend: </w:t>
-      </w:r>
-      <w:r>
-        <w:t xml:space="preserve">Single-page HTML/CSS/JS application</w:t>
+          <w:rFonts w:ascii="Arial" w:cs="Arial" w:eastAsia="Arial" w:hAnsi="Arial"/>
+          <w:sz w:val="22"/>
+          <w:szCs w:val="22"/>
+        </w:rPr>
+        <w:t xml:space="preserve">Frontend: Multi-page HTML/CSS/JS application with Chart.js 4.4.1</w:t>
       </w:r>
     </w:p>
     <w:p>
@@ -1699,13 +2768,11 @@
       </w:pPr>
       <w:r>
         <w:rPr>
-          <w:b/>
-          <w:bCs/>
-        </w:rPr>
-        <w:t xml:space="preserve">Data Parsing: </w:t>
-      </w:r>
-      <w:r>
-        <w:t xml:space="preserve">pandas, openpyxl for CSV/Excel processing</w:t>
+          <w:rFonts w:ascii="Arial" w:cs="Arial" w:eastAsia="Arial" w:hAnsi="Arial"/>
+          <w:sz w:val="22"/>
+          <w:szCs w:val="22"/>
+        </w:rPr>
+        <w:t xml:space="preserve">Database: SQLite (waf_history.db) for persistent classification history</w:t>
       </w:r>
     </w:p>
     <w:p>
@@ -1715,17 +2782,31 @@
           <w:ilvl w:val="0"/>
           <w:numId w:val="2"/>
         </w:numPr>
-        <w:spacing w:after="200"/>
-      </w:pPr>
-      <w:r>
-        <w:rPr>
-          <w:b/>
-          <w:bCs/>
-        </w:rPr>
-        <w:t xml:space="preserve">Storage: </w:t>
-      </w:r>
-      <w:r>
-        <w:t xml:space="preserve">In-memory (session-based, no database required)</w:t>
+      </w:pPr>
+      <w:r>
+        <w:rPr>
+          <w:rFonts w:ascii="Arial" w:cs="Arial" w:eastAsia="Arial" w:hAnsi="Arial"/>
+          <w:sz w:val="22"/>
+          <w:szCs w:val="22"/>
+        </w:rPr>
+        <w:t xml:space="preserve">Data Processing: pandas, openpyxl for CSV/Excel parsing and export</w:t>
+      </w:r>
+    </w:p>
+    <w:p>
+      <w:pPr>
+        <w:pStyle w:val="ListParagraph"/>
+        <w:numPr>
+          <w:ilvl w:val="0"/>
+          <w:numId w:val="2"/>
+        </w:numPr>
+      </w:pPr>
+      <w:r>
+        <w:rPr>
+          <w:rFonts w:ascii="Arial" w:cs="Arial" w:eastAsia="Arial" w:hAnsi="Arial"/>
+          <w:sz w:val="22"/>
+          <w:szCs w:val="22"/>
+        </w:rPr>
+        <w:t xml:space="preserve">Version Control: GitHub (public repository)</w:t>
       </w:r>
     </w:p>
     <w:p>
@@ -1733,6 +2814,9 @@
         <w:pStyle w:val="Heading2"/>
       </w:pPr>
       <w:r>
+        <w:rPr>
+          <w:rFonts w:ascii="Arial" w:cs="Arial" w:eastAsia="Arial" w:hAnsi="Arial"/>
+        </w:rPr>
         <w:t xml:space="preserve">6.2 Key API Endpoints</w:t>
       </w:r>
     </w:p>
@@ -1749,21 +2833,21 @@
         </w:tblBorders>
       </w:tblPr>
       <w:tblGrid>
-        <w:gridCol w:w="1800"/>
-        <w:gridCol w:w="3000"/>
-        <w:gridCol w:w="4560"/>
+        <w:gridCol w:w="1100"/>
+        <w:gridCol w:w="3400"/>
+        <w:gridCol w:w="4860"/>
       </w:tblGrid>
       <w:tr>
         <w:tc>
           <w:tcPr>
-            <w:tcW w:type="dxa" w:w="1800"/>
-            <w:tcBorders>
-              <w:top w:val="single" w:color="CCCCCC" w:sz="1"/>
-              <w:left w:val="single" w:color="CCCCCC" w:sz="1"/>
-              <w:bottom w:val="single" w:color="CCCCCC" w:sz="1"/>
-              <w:right w:val="single" w:color="CCCCCC" w:sz="1"/>
-            </w:tcBorders>
-            <w:shd w:fill="1F4E79" w:val="clear"/>
+            <w:tcW w:type="dxa" w:w="1100"/>
+            <w:tcBorders>
+              <w:top w:val="single" w:color="CCCCCC" w:sz="1"/>
+              <w:left w:val="single" w:color="CCCCCC" w:sz="1"/>
+              <w:bottom w:val="single" w:color="CCCCCC" w:sz="1"/>
+              <w:right w:val="single" w:color="CCCCCC" w:sz="1"/>
+            </w:tcBorders>
+            <w:shd w:fill="2B3544" w:val="clear"/>
             <w:tcMar>
               <w:top w:type="dxa" w:w="80"/>
               <w:left w:type="dxa" w:w="120"/>
@@ -1787,14 +2871,14 @@
         </w:tc>
         <w:tc>
           <w:tcPr>
-            <w:tcW w:type="dxa" w:w="3000"/>
-            <w:tcBorders>
-              <w:top w:val="single" w:color="CCCCCC" w:sz="1"/>
-              <w:left w:val="single" w:color="CCCCCC" w:sz="1"/>
-              <w:bottom w:val="single" w:color="CCCCCC" w:sz="1"/>
-              <w:right w:val="single" w:color="CCCCCC" w:sz="1"/>
-            </w:tcBorders>
-            <w:shd w:fill="1F4E79" w:val="clear"/>
+            <w:tcW w:type="dxa" w:w="3400"/>
+            <w:tcBorders>
+              <w:top w:val="single" w:color="CCCCCC" w:sz="1"/>
+              <w:left w:val="single" w:color="CCCCCC" w:sz="1"/>
+              <w:bottom w:val="single" w:color="CCCCCC" w:sz="1"/>
+              <w:right w:val="single" w:color="CCCCCC" w:sz="1"/>
+            </w:tcBorders>
+            <w:shd w:fill="2B3544" w:val="clear"/>
             <w:tcMar>
               <w:top w:type="dxa" w:w="80"/>
               <w:left w:type="dxa" w:w="120"/>
@@ -1818,14 +2902,14 @@
         </w:tc>
         <w:tc>
           <w:tcPr>
-            <w:tcW w:type="dxa" w:w="4560"/>
-            <w:tcBorders>
-              <w:top w:val="single" w:color="CCCCCC" w:sz="1"/>
-              <w:left w:val="single" w:color="CCCCCC" w:sz="1"/>
-              <w:bottom w:val="single" w:color="CCCCCC" w:sz="1"/>
-              <w:right w:val="single" w:color="CCCCCC" w:sz="1"/>
-            </w:tcBorders>
-            <w:shd w:fill="1F4E79" w:val="clear"/>
+            <w:tcW w:type="dxa" w:w="4860"/>
+            <w:tcBorders>
+              <w:top w:val="single" w:color="CCCCCC" w:sz="1"/>
+              <w:left w:val="single" w:color="CCCCCC" w:sz="1"/>
+              <w:bottom w:val="single" w:color="CCCCCC" w:sz="1"/>
+              <w:right w:val="single" w:color="CCCCCC" w:sz="1"/>
+            </w:tcBorders>
+            <w:shd w:fill="2B3544" w:val="clear"/>
             <w:tcMar>
               <w:top w:type="dxa" w:w="80"/>
               <w:left w:type="dxa" w:w="120"/>
@@ -1851,7 +2935,7 @@
       <w:tr>
         <w:tc>
           <w:tcPr>
-            <w:tcW w:type="dxa" w:w="1800"/>
+            <w:tcW w:type="dxa" w:w="1100"/>
             <w:tcBorders>
               <w:top w:val="single" w:color="CCCCCC" w:sz="1"/>
               <w:left w:val="single" w:color="CCCCCC" w:sz="1"/>
@@ -1878,7 +2962,7 @@
         </w:tc>
         <w:tc>
           <w:tcPr>
-            <w:tcW w:type="dxa" w:w="3000"/>
+            <w:tcW w:type="dxa" w:w="3400"/>
             <w:tcBorders>
               <w:top w:val="single" w:color="CCCCCC" w:sz="1"/>
               <w:left w:val="single" w:color="CCCCCC" w:sz="1"/>
@@ -1905,7 +2989,7 @@
         </w:tc>
         <w:tc>
           <w:tcPr>
-            <w:tcW w:type="dxa" w:w="4560"/>
+            <w:tcW w:type="dxa" w:w="4860"/>
             <w:tcBorders>
               <w:top w:val="single" w:color="CCCCCC" w:sz="1"/>
               <w:left w:val="single" w:color="CCCCCC" w:sz="1"/>
@@ -1934,7 +3018,7 @@
       <w:tr>
         <w:tc>
           <w:tcPr>
-            <w:tcW w:type="dxa" w:w="1800"/>
+            <w:tcW w:type="dxa" w:w="1100"/>
             <w:tcBorders>
               <w:top w:val="single" w:color="CCCCCC" w:sz="1"/>
               <w:left w:val="single" w:color="CCCCCC" w:sz="1"/>
@@ -1961,7 +3045,7 @@
         </w:tc>
         <w:tc>
           <w:tcPr>
-            <w:tcW w:type="dxa" w:w="3000"/>
+            <w:tcW w:type="dxa" w:w="3400"/>
             <w:tcBorders>
               <w:top w:val="single" w:color="CCCCCC" w:sz="1"/>
               <w:left w:val="single" w:color="CCCCCC" w:sz="1"/>
@@ -1988,7 +3072,7 @@
         </w:tc>
         <w:tc>
           <w:tcPr>
-            <w:tcW w:type="dxa" w:w="4560"/>
+            <w:tcW w:type="dxa" w:w="4860"/>
             <w:tcBorders>
               <w:top w:val="single" w:color="CCCCCC" w:sz="1"/>
               <w:left w:val="single" w:color="CCCCCC" w:sz="1"/>
@@ -2017,7 +3101,7 @@
       <w:tr>
         <w:tc>
           <w:tcPr>
-            <w:tcW w:type="dxa" w:w="1800"/>
+            <w:tcW w:type="dxa" w:w="1100"/>
             <w:tcBorders>
               <w:top w:val="single" w:color="CCCCCC" w:sz="1"/>
               <w:left w:val="single" w:color="CCCCCC" w:sz="1"/>
@@ -2044,7 +3128,7 @@
         </w:tc>
         <w:tc>
           <w:tcPr>
-            <w:tcW w:type="dxa" w:w="3000"/>
+            <w:tcW w:type="dxa" w:w="3400"/>
             <w:tcBorders>
               <w:top w:val="single" w:color="CCCCCC" w:sz="1"/>
               <w:left w:val="single" w:color="CCCCCC" w:sz="1"/>
@@ -2071,28 +3155,28 @@
         </w:tc>
         <w:tc>
           <w:tcPr>
-            <w:tcW w:type="dxa" w:w="4560"/>
-            <w:tcBorders>
-              <w:top w:val="single" w:color="CCCCCC" w:sz="1"/>
-              <w:left w:val="single" w:color="CCCCCC" w:sz="1"/>
-              <w:bottom w:val="single" w:color="CCCCCC" w:sz="1"/>
-              <w:right w:val="single" w:color="CCCCCC" w:sz="1"/>
-            </w:tcBorders>
-            <w:tcMar>
-              <w:top w:type="dxa" w:w="80"/>
-              <w:left w:type="dxa" w:w="120"/>
-              <w:bottom w:type="dxa" w:w="80"/>
-              <w:right w:type="dxa" w:w="120"/>
-            </w:tcMar>
-          </w:tcPr>
-          <w:p>
-            <w:r>
-              <w:rPr>
-                <w:rFonts w:ascii="Arial" w:cs="Arial" w:eastAsia="Arial" w:hAnsi="Arial"/>
-                <w:sz w:val="20"/>
-                <w:szCs w:val="20"/>
-              </w:rPr>
-              <w:t xml:space="preserve">Classify single story via chat</w:t>
+            <w:tcW w:type="dxa" w:w="4860"/>
+            <w:tcBorders>
+              <w:top w:val="single" w:color="CCCCCC" w:sz="1"/>
+              <w:left w:val="single" w:color="CCCCCC" w:sz="1"/>
+              <w:bottom w:val="single" w:color="CCCCCC" w:sz="1"/>
+              <w:right w:val="single" w:color="CCCCCC" w:sz="1"/>
+            </w:tcBorders>
+            <w:tcMar>
+              <w:top w:type="dxa" w:w="80"/>
+              <w:left w:type="dxa" w:w="120"/>
+              <w:bottom w:type="dxa" w:w="80"/>
+              <w:right w:type="dxa" w:w="120"/>
+            </w:tcMar>
+          </w:tcPr>
+          <w:p>
+            <w:r>
+              <w:rPr>
+                <w:rFonts w:ascii="Arial" w:cs="Arial" w:eastAsia="Arial" w:hAnsi="Arial"/>
+                <w:sz w:val="20"/>
+                <w:szCs w:val="20"/>
+              </w:rPr>
+              <w:t xml:space="preserve">Classify single story via chat (with epic/feature)</w:t>
             </w:r>
           </w:p>
         </w:tc>
@@ -2100,7 +3184,7 @@
       <w:tr>
         <w:tc>
           <w:tcPr>
-            <w:tcW w:type="dxa" w:w="1800"/>
+            <w:tcW w:type="dxa" w:w="1100"/>
             <w:tcBorders>
               <w:top w:val="single" w:color="CCCCCC" w:sz="1"/>
               <w:left w:val="single" w:color="CCCCCC" w:sz="1"/>
@@ -2127,7 +3211,7 @@
         </w:tc>
         <w:tc>
           <w:tcPr>
-            <w:tcW w:type="dxa" w:w="3000"/>
+            <w:tcW w:type="dxa" w:w="3400"/>
             <w:tcBorders>
               <w:top w:val="single" w:color="CCCCCC" w:sz="1"/>
               <w:left w:val="single" w:color="CCCCCC" w:sz="1"/>
@@ -2154,7 +3238,7 @@
         </w:tc>
         <w:tc>
           <w:tcPr>
-            <w:tcW w:type="dxa" w:w="4560"/>
+            <w:tcW w:type="dxa" w:w="4860"/>
             <w:tcBorders>
               <w:top w:val="single" w:color="CCCCCC" w:sz="1"/>
               <w:left w:val="single" w:color="CCCCCC" w:sz="1"/>
@@ -2183,7 +3267,7 @@
       <w:tr>
         <w:tc>
           <w:tcPr>
-            <w:tcW w:type="dxa" w:w="1800"/>
+            <w:tcW w:type="dxa" w:w="1100"/>
             <w:tcBorders>
               <w:top w:val="single" w:color="CCCCCC" w:sz="1"/>
               <w:left w:val="single" w:color="CCCCCC" w:sz="1"/>
@@ -2210,7 +3294,7 @@
         </w:tc>
         <w:tc>
           <w:tcPr>
-            <w:tcW w:type="dxa" w:w="3000"/>
+            <w:tcW w:type="dxa" w:w="3400"/>
             <w:tcBorders>
               <w:top w:val="single" w:color="CCCCCC" w:sz="1"/>
               <w:left w:val="single" w:color="CCCCCC" w:sz="1"/>
@@ -2237,28 +3321,1107 @@
         </w:tc>
         <w:tc>
           <w:tcPr>
-            <w:tcW w:type="dxa" w:w="4560"/>
-            <w:tcBorders>
-              <w:top w:val="single" w:color="CCCCCC" w:sz="1"/>
-              <w:left w:val="single" w:color="CCCCCC" w:sz="1"/>
-              <w:bottom w:val="single" w:color="CCCCCC" w:sz="1"/>
-              <w:right w:val="single" w:color="CCCCCC" w:sz="1"/>
-            </w:tcBorders>
-            <w:tcMar>
-              <w:top w:type="dxa" w:w="80"/>
-              <w:left w:type="dxa" w:w="120"/>
-              <w:bottom w:type="dxa" w:w="80"/>
-              <w:right w:type="dxa" w:w="120"/>
-            </w:tcMar>
-          </w:tcPr>
-          <w:p>
-            <w:r>
-              <w:rPr>
-                <w:rFonts w:ascii="Arial" w:cs="Arial" w:eastAsia="Arial" w:hAnsi="Arial"/>
-                <w:sz w:val="20"/>
-                <w:szCs w:val="20"/>
-              </w:rPr>
-              <w:t xml:space="preserve">Check system status and loaded data</w:t>
+            <w:tcW w:type="dxa" w:w="4860"/>
+            <w:tcBorders>
+              <w:top w:val="single" w:color="CCCCCC" w:sz="1"/>
+              <w:left w:val="single" w:color="CCCCCC" w:sz="1"/>
+              <w:bottom w:val="single" w:color="CCCCCC" w:sz="1"/>
+              <w:right w:val="single" w:color="CCCCCC" w:sz="1"/>
+            </w:tcBorders>
+            <w:tcMar>
+              <w:top w:type="dxa" w:w="80"/>
+              <w:left w:type="dxa" w:w="120"/>
+              <w:bottom w:type="dxa" w:w="80"/>
+              <w:right w:type="dxa" w:w="120"/>
+            </w:tcMar>
+          </w:tcPr>
+          <w:p>
+            <w:r>
+              <w:rPr>
+                <w:rFonts w:ascii="Arial" w:cs="Arial" w:eastAsia="Arial" w:hAnsi="Arial"/>
+                <w:sz w:val="20"/>
+                <w:szCs w:val="20"/>
+              </w:rPr>
+              <w:t xml:space="preserve">System status and loaded data</w:t>
+            </w:r>
+          </w:p>
+        </w:tc>
+      </w:tr>
+      <w:tr>
+        <w:tc>
+          <w:tcPr>
+            <w:tcW w:type="dxa" w:w="1100"/>
+            <w:tcBorders>
+              <w:top w:val="single" w:color="CCCCCC" w:sz="1"/>
+              <w:left w:val="single" w:color="CCCCCC" w:sz="1"/>
+              <w:bottom w:val="single" w:color="CCCCCC" w:sz="1"/>
+              <w:right w:val="single" w:color="CCCCCC" w:sz="1"/>
+            </w:tcBorders>
+            <w:tcMar>
+              <w:top w:type="dxa" w:w="80"/>
+              <w:left w:type="dxa" w:w="120"/>
+              <w:bottom w:type="dxa" w:w="80"/>
+              <w:right w:type="dxa" w:w="120"/>
+            </w:tcMar>
+          </w:tcPr>
+          <w:p>
+            <w:r>
+              <w:rPr>
+                <w:rFonts w:ascii="Arial" w:cs="Arial" w:eastAsia="Arial" w:hAnsi="Arial"/>
+                <w:sz w:val="20"/>
+                <w:szCs w:val="20"/>
+              </w:rPr>
+              <w:t xml:space="preserve">GET</w:t>
+            </w:r>
+          </w:p>
+        </w:tc>
+        <w:tc>
+          <w:tcPr>
+            <w:tcW w:type="dxa" w:w="3400"/>
+            <w:tcBorders>
+              <w:top w:val="single" w:color="CCCCCC" w:sz="1"/>
+              <w:left w:val="single" w:color="CCCCCC" w:sz="1"/>
+              <w:bottom w:val="single" w:color="CCCCCC" w:sz="1"/>
+              <w:right w:val="single" w:color="CCCCCC" w:sz="1"/>
+            </w:tcBorders>
+            <w:tcMar>
+              <w:top w:type="dxa" w:w="80"/>
+              <w:left w:type="dxa" w:w="120"/>
+              <w:bottom w:type="dxa" w:w="80"/>
+              <w:right w:type="dxa" w:w="120"/>
+            </w:tcMar>
+          </w:tcPr>
+          <w:p>
+            <w:r>
+              <w:rPr>
+                <w:rFonts w:ascii="Arial" w:cs="Arial" w:eastAsia="Arial" w:hAnsi="Arial"/>
+                <w:sz w:val="20"/>
+                <w:szCs w:val="20"/>
+              </w:rPr>
+              <w:t xml:space="preserve">/api/dashboard/summary</w:t>
+            </w:r>
+          </w:p>
+        </w:tc>
+        <w:tc>
+          <w:tcPr>
+            <w:tcW w:type="dxa" w:w="4860"/>
+            <w:tcBorders>
+              <w:top w:val="single" w:color="CCCCCC" w:sz="1"/>
+              <w:left w:val="single" w:color="CCCCCC" w:sz="1"/>
+              <w:bottom w:val="single" w:color="CCCCCC" w:sz="1"/>
+              <w:right w:val="single" w:color="CCCCCC" w:sz="1"/>
+            </w:tcBorders>
+            <w:tcMar>
+              <w:top w:type="dxa" w:w="80"/>
+              <w:left w:type="dxa" w:w="120"/>
+              <w:bottom w:type="dxa" w:w="80"/>
+              <w:right w:type="dxa" w:w="120"/>
+            </w:tcMar>
+          </w:tcPr>
+          <w:p>
+            <w:r>
+              <w:rPr>
+                <w:rFonts w:ascii="Arial" w:cs="Arial" w:eastAsia="Arial" w:hAnsi="Arial"/>
+                <w:sz w:val="20"/>
+                <w:szCs w:val="20"/>
+              </w:rPr>
+              <w:t xml:space="preserve">Dashboard KPIs and chart data</w:t>
+            </w:r>
+          </w:p>
+        </w:tc>
+      </w:tr>
+      <w:tr>
+        <w:tc>
+          <w:tcPr>
+            <w:tcW w:type="dxa" w:w="1100"/>
+            <w:tcBorders>
+              <w:top w:val="single" w:color="CCCCCC" w:sz="1"/>
+              <w:left w:val="single" w:color="CCCCCC" w:sz="1"/>
+              <w:bottom w:val="single" w:color="CCCCCC" w:sz="1"/>
+              <w:right w:val="single" w:color="CCCCCC" w:sz="1"/>
+            </w:tcBorders>
+            <w:tcMar>
+              <w:top w:type="dxa" w:w="80"/>
+              <w:left w:type="dxa" w:w="120"/>
+              <w:bottom w:type="dxa" w:w="80"/>
+              <w:right w:type="dxa" w:w="120"/>
+            </w:tcMar>
+          </w:tcPr>
+          <w:p>
+            <w:r>
+              <w:rPr>
+                <w:rFonts w:ascii="Arial" w:cs="Arial" w:eastAsia="Arial" w:hAnsi="Arial"/>
+                <w:sz w:val="20"/>
+                <w:szCs w:val="20"/>
+              </w:rPr>
+              <w:t xml:space="preserve">GET</w:t>
+            </w:r>
+          </w:p>
+        </w:tc>
+        <w:tc>
+          <w:tcPr>
+            <w:tcW w:type="dxa" w:w="3400"/>
+            <w:tcBorders>
+              <w:top w:val="single" w:color="CCCCCC" w:sz="1"/>
+              <w:left w:val="single" w:color="CCCCCC" w:sz="1"/>
+              <w:bottom w:val="single" w:color="CCCCCC" w:sz="1"/>
+              <w:right w:val="single" w:color="CCCCCC" w:sz="1"/>
+            </w:tcBorders>
+            <w:tcMar>
+              <w:top w:type="dxa" w:w="80"/>
+              <w:left w:type="dxa" w:w="120"/>
+              <w:bottom w:type="dxa" w:w="80"/>
+              <w:right w:type="dxa" w:w="120"/>
+            </w:tcMar>
+          </w:tcPr>
+          <w:p>
+            <w:r>
+              <w:rPr>
+                <w:rFonts w:ascii="Arial" w:cs="Arial" w:eastAsia="Arial" w:hAnsi="Arial"/>
+                <w:sz w:val="20"/>
+                <w:szCs w:val="20"/>
+              </w:rPr>
+              <w:t xml:space="preserve">/api/history/sprints</w:t>
+            </w:r>
+          </w:p>
+        </w:tc>
+        <w:tc>
+          <w:tcPr>
+            <w:tcW w:type="dxa" w:w="4860"/>
+            <w:tcBorders>
+              <w:top w:val="single" w:color="CCCCCC" w:sz="1"/>
+              <w:left w:val="single" w:color="CCCCCC" w:sz="1"/>
+              <w:bottom w:val="single" w:color="CCCCCC" w:sz="1"/>
+              <w:right w:val="single" w:color="CCCCCC" w:sz="1"/>
+            </w:tcBorders>
+            <w:tcMar>
+              <w:top w:type="dxa" w:w="80"/>
+              <w:left w:type="dxa" w:w="120"/>
+              <w:bottom w:type="dxa" w:w="80"/>
+              <w:right w:type="dxa" w:w="120"/>
+            </w:tcMar>
+          </w:tcPr>
+          <w:p>
+            <w:r>
+              <w:rPr>
+                <w:rFonts w:ascii="Arial" w:cs="Arial" w:eastAsia="Arial" w:hAnsi="Arial"/>
+                <w:sz w:val="20"/>
+                <w:szCs w:val="20"/>
+              </w:rPr>
+              <w:t xml:space="preserve">Sprint trend data (2-week windows)</w:t>
+            </w:r>
+          </w:p>
+        </w:tc>
+      </w:tr>
+      <w:tr>
+        <w:tc>
+          <w:tcPr>
+            <w:tcW w:type="dxa" w:w="1100"/>
+            <w:tcBorders>
+              <w:top w:val="single" w:color="CCCCCC" w:sz="1"/>
+              <w:left w:val="single" w:color="CCCCCC" w:sz="1"/>
+              <w:bottom w:val="single" w:color="CCCCCC" w:sz="1"/>
+              <w:right w:val="single" w:color="CCCCCC" w:sz="1"/>
+            </w:tcBorders>
+            <w:tcMar>
+              <w:top w:type="dxa" w:w="80"/>
+              <w:left w:type="dxa" w:w="120"/>
+              <w:bottom w:type="dxa" w:w="80"/>
+              <w:right w:type="dxa" w:w="120"/>
+            </w:tcMar>
+          </w:tcPr>
+          <w:p>
+            <w:r>
+              <w:rPr>
+                <w:rFonts w:ascii="Arial" w:cs="Arial" w:eastAsia="Arial" w:hAnsi="Arial"/>
+                <w:sz w:val="20"/>
+                <w:szCs w:val="20"/>
+              </w:rPr>
+              <w:t xml:space="preserve">GET</w:t>
+            </w:r>
+          </w:p>
+        </w:tc>
+        <w:tc>
+          <w:tcPr>
+            <w:tcW w:type="dxa" w:w="3400"/>
+            <w:tcBorders>
+              <w:top w:val="single" w:color="CCCCCC" w:sz="1"/>
+              <w:left w:val="single" w:color="CCCCCC" w:sz="1"/>
+              <w:bottom w:val="single" w:color="CCCCCC" w:sz="1"/>
+              <w:right w:val="single" w:color="CCCCCC" w:sz="1"/>
+            </w:tcBorders>
+            <w:tcMar>
+              <w:top w:type="dxa" w:w="80"/>
+              <w:left w:type="dxa" w:w="120"/>
+              <w:bottom w:type="dxa" w:w="80"/>
+              <w:right w:type="dxa" w:w="120"/>
+            </w:tcMar>
+          </w:tcPr>
+          <w:p>
+            <w:r>
+              <w:rPr>
+                <w:rFonts w:ascii="Arial" w:cs="Arial" w:eastAsia="Arial" w:hAnsi="Arial"/>
+                <w:sz w:val="20"/>
+                <w:szCs w:val="20"/>
+              </w:rPr>
+              <w:t xml:space="preserve">/api/history/monthly</w:t>
+            </w:r>
+          </w:p>
+        </w:tc>
+        <w:tc>
+          <w:tcPr>
+            <w:tcW w:type="dxa" w:w="4860"/>
+            <w:tcBorders>
+              <w:top w:val="single" w:color="CCCCCC" w:sz="1"/>
+              <w:left w:val="single" w:color="CCCCCC" w:sz="1"/>
+              <w:bottom w:val="single" w:color="CCCCCC" w:sz="1"/>
+              <w:right w:val="single" w:color="CCCCCC" w:sz="1"/>
+            </w:tcBorders>
+            <w:tcMar>
+              <w:top w:type="dxa" w:w="80"/>
+              <w:left w:type="dxa" w:w="120"/>
+              <w:bottom w:type="dxa" w:w="80"/>
+              <w:right w:type="dxa" w:w="120"/>
+            </w:tcMar>
+          </w:tcPr>
+          <w:p>
+            <w:r>
+              <w:rPr>
+                <w:rFonts w:ascii="Arial" w:cs="Arial" w:eastAsia="Arial" w:hAnsi="Arial"/>
+                <w:sz w:val="20"/>
+                <w:szCs w:val="20"/>
+              </w:rPr>
+              <w:t xml:space="preserve">Monthly rollup with period comparison</w:t>
+            </w:r>
+          </w:p>
+        </w:tc>
+      </w:tr>
+      <w:tr>
+        <w:tc>
+          <w:tcPr>
+            <w:tcW w:type="dxa" w:w="1100"/>
+            <w:tcBorders>
+              <w:top w:val="single" w:color="CCCCCC" w:sz="1"/>
+              <w:left w:val="single" w:color="CCCCCC" w:sz="1"/>
+              <w:bottom w:val="single" w:color="CCCCCC" w:sz="1"/>
+              <w:right w:val="single" w:color="CCCCCC" w:sz="1"/>
+            </w:tcBorders>
+            <w:tcMar>
+              <w:top w:type="dxa" w:w="80"/>
+              <w:left w:type="dxa" w:w="120"/>
+              <w:bottom w:type="dxa" w:w="80"/>
+              <w:right w:type="dxa" w:w="120"/>
+            </w:tcMar>
+          </w:tcPr>
+          <w:p>
+            <w:r>
+              <w:rPr>
+                <w:rFonts w:ascii="Arial" w:cs="Arial" w:eastAsia="Arial" w:hAnsi="Arial"/>
+                <w:sz w:val="20"/>
+                <w:szCs w:val="20"/>
+              </w:rPr>
+              <w:t xml:space="preserve">GET</w:t>
+            </w:r>
+          </w:p>
+        </w:tc>
+        <w:tc>
+          <w:tcPr>
+            <w:tcW w:type="dxa" w:w="3400"/>
+            <w:tcBorders>
+              <w:top w:val="single" w:color="CCCCCC" w:sz="1"/>
+              <w:left w:val="single" w:color="CCCCCC" w:sz="1"/>
+              <w:bottom w:val="single" w:color="CCCCCC" w:sz="1"/>
+              <w:right w:val="single" w:color="CCCCCC" w:sz="1"/>
+            </w:tcBorders>
+            <w:tcMar>
+              <w:top w:type="dxa" w:w="80"/>
+              <w:left w:type="dxa" w:w="120"/>
+              <w:bottom w:type="dxa" w:w="80"/>
+              <w:right w:type="dxa" w:w="120"/>
+            </w:tcMar>
+          </w:tcPr>
+          <w:p>
+            <w:r>
+              <w:rPr>
+                <w:rFonts w:ascii="Arial" w:cs="Arial" w:eastAsia="Arial" w:hAnsi="Arial"/>
+                <w:sz w:val="20"/>
+                <w:szCs w:val="20"/>
+              </w:rPr>
+              <w:t xml:space="preserve">/api/history/timeline</w:t>
+            </w:r>
+          </w:p>
+        </w:tc>
+        <w:tc>
+          <w:tcPr>
+            <w:tcW w:type="dxa" w:w="4860"/>
+            <w:tcBorders>
+              <w:top w:val="single" w:color="CCCCCC" w:sz="1"/>
+              <w:left w:val="single" w:color="CCCCCC" w:sz="1"/>
+              <w:bottom w:val="single" w:color="CCCCCC" w:sz="1"/>
+              <w:right w:val="single" w:color="CCCCCC" w:sz="1"/>
+            </w:tcBorders>
+            <w:tcMar>
+              <w:top w:type="dxa" w:w="80"/>
+              <w:left w:type="dxa" w:w="120"/>
+              <w:bottom w:type="dxa" w:w="80"/>
+              <w:right w:type="dxa" w:w="120"/>
+            </w:tcMar>
+          </w:tcPr>
+          <w:p>
+            <w:r>
+              <w:rPr>
+                <w:rFonts w:ascii="Arial" w:cs="Arial" w:eastAsia="Arial" w:hAnsi="Arial"/>
+                <w:sz w:val="20"/>
+                <w:szCs w:val="20"/>
+              </w:rPr>
+              <w:t xml:space="preserve">Filtered, paginated classification timeline</w:t>
+            </w:r>
+          </w:p>
+        </w:tc>
+      </w:tr>
+      <w:tr>
+        <w:tc>
+          <w:tcPr>
+            <w:tcW w:type="dxa" w:w="1100"/>
+            <w:tcBorders>
+              <w:top w:val="single" w:color="CCCCCC" w:sz="1"/>
+              <w:left w:val="single" w:color="CCCCCC" w:sz="1"/>
+              <w:bottom w:val="single" w:color="CCCCCC" w:sz="1"/>
+              <w:right w:val="single" w:color="CCCCCC" w:sz="1"/>
+            </w:tcBorders>
+            <w:tcMar>
+              <w:top w:type="dxa" w:w="80"/>
+              <w:left w:type="dxa" w:w="120"/>
+              <w:bottom w:type="dxa" w:w="80"/>
+              <w:right w:type="dxa" w:w="120"/>
+            </w:tcMar>
+          </w:tcPr>
+          <w:p>
+            <w:r>
+              <w:rPr>
+                <w:rFonts w:ascii="Arial" w:cs="Arial" w:eastAsia="Arial" w:hAnsi="Arial"/>
+                <w:sz w:val="20"/>
+                <w:szCs w:val="20"/>
+              </w:rPr>
+              <w:t xml:space="preserve">POST</w:t>
+            </w:r>
+          </w:p>
+        </w:tc>
+        <w:tc>
+          <w:tcPr>
+            <w:tcW w:type="dxa" w:w="3400"/>
+            <w:tcBorders>
+              <w:top w:val="single" w:color="CCCCCC" w:sz="1"/>
+              <w:left w:val="single" w:color="CCCCCC" w:sz="1"/>
+              <w:bottom w:val="single" w:color="CCCCCC" w:sz="1"/>
+              <w:right w:val="single" w:color="CCCCCC" w:sz="1"/>
+            </w:tcBorders>
+            <w:tcMar>
+              <w:top w:type="dxa" w:w="80"/>
+              <w:left w:type="dxa" w:w="120"/>
+              <w:bottom w:type="dxa" w:w="80"/>
+              <w:right w:type="dxa" w:w="120"/>
+            </w:tcMar>
+          </w:tcPr>
+          <w:p>
+            <w:r>
+              <w:rPr>
+                <w:rFonts w:ascii="Arial" w:cs="Arial" w:eastAsia="Arial" w:hAnsi="Arial"/>
+                <w:sz w:val="20"/>
+                <w:szCs w:val="20"/>
+              </w:rPr>
+              <w:t xml:space="preserve">/api/history/import</w:t>
+            </w:r>
+          </w:p>
+        </w:tc>
+        <w:tc>
+          <w:tcPr>
+            <w:tcW w:type="dxa" w:w="4860"/>
+            <w:tcBorders>
+              <w:top w:val="single" w:color="CCCCCC" w:sz="1"/>
+              <w:left w:val="single" w:color="CCCCCC" w:sz="1"/>
+              <w:bottom w:val="single" w:color="CCCCCC" w:sz="1"/>
+              <w:right w:val="single" w:color="CCCCCC" w:sz="1"/>
+            </w:tcBorders>
+            <w:tcMar>
+              <w:top w:type="dxa" w:w="80"/>
+              <w:left w:type="dxa" w:w="120"/>
+              <w:bottom w:type="dxa" w:w="80"/>
+              <w:right w:type="dxa" w:w="120"/>
+            </w:tcMar>
+          </w:tcPr>
+          <w:p>
+            <w:r>
+              <w:rPr>
+                <w:rFonts w:ascii="Arial" w:cs="Arial" w:eastAsia="Arial" w:hAnsi="Arial"/>
+                <w:sz w:val="20"/>
+                <w:szCs w:val="20"/>
+              </w:rPr>
+              <w:t xml:space="preserve">Import classifications from CSV/Excel</w:t>
+            </w:r>
+          </w:p>
+        </w:tc>
+      </w:tr>
+      <w:tr>
+        <w:tc>
+          <w:tcPr>
+            <w:tcW w:type="dxa" w:w="1100"/>
+            <w:tcBorders>
+              <w:top w:val="single" w:color="CCCCCC" w:sz="1"/>
+              <w:left w:val="single" w:color="CCCCCC" w:sz="1"/>
+              <w:bottom w:val="single" w:color="CCCCCC" w:sz="1"/>
+              <w:right w:val="single" w:color="CCCCCC" w:sz="1"/>
+            </w:tcBorders>
+            <w:tcMar>
+              <w:top w:type="dxa" w:w="80"/>
+              <w:left w:type="dxa" w:w="120"/>
+              <w:bottom w:type="dxa" w:w="80"/>
+              <w:right w:type="dxa" w:w="120"/>
+            </w:tcMar>
+          </w:tcPr>
+          <w:p>
+            <w:r>
+              <w:rPr>
+                <w:rFonts w:ascii="Arial" w:cs="Arial" w:eastAsia="Arial" w:hAnsi="Arial"/>
+                <w:sz w:val="20"/>
+                <w:szCs w:val="20"/>
+              </w:rPr>
+              <w:t xml:space="preserve">GET</w:t>
+            </w:r>
+          </w:p>
+        </w:tc>
+        <w:tc>
+          <w:tcPr>
+            <w:tcW w:type="dxa" w:w="3400"/>
+            <w:tcBorders>
+              <w:top w:val="single" w:color="CCCCCC" w:sz="1"/>
+              <w:left w:val="single" w:color="CCCCCC" w:sz="1"/>
+              <w:bottom w:val="single" w:color="CCCCCC" w:sz="1"/>
+              <w:right w:val="single" w:color="CCCCCC" w:sz="1"/>
+            </w:tcBorders>
+            <w:tcMar>
+              <w:top w:type="dxa" w:w="80"/>
+              <w:left w:type="dxa" w:w="120"/>
+              <w:bottom w:type="dxa" w:w="80"/>
+              <w:right w:type="dxa" w:w="120"/>
+            </w:tcMar>
+          </w:tcPr>
+          <w:p>
+            <w:r>
+              <w:rPr>
+                <w:rFonts w:ascii="Arial" w:cs="Arial" w:eastAsia="Arial" w:hAnsi="Arial"/>
+                <w:sz w:val="20"/>
+                <w:szCs w:val="20"/>
+              </w:rPr>
+              <w:t xml:space="preserve">/api/history/export</w:t>
+            </w:r>
+          </w:p>
+        </w:tc>
+        <w:tc>
+          <w:tcPr>
+            <w:tcW w:type="dxa" w:w="4860"/>
+            <w:tcBorders>
+              <w:top w:val="single" w:color="CCCCCC" w:sz="1"/>
+              <w:left w:val="single" w:color="CCCCCC" w:sz="1"/>
+              <w:bottom w:val="single" w:color="CCCCCC" w:sz="1"/>
+              <w:right w:val="single" w:color="CCCCCC" w:sz="1"/>
+            </w:tcBorders>
+            <w:tcMar>
+              <w:top w:type="dxa" w:w="80"/>
+              <w:left w:type="dxa" w:w="120"/>
+              <w:bottom w:type="dxa" w:w="80"/>
+              <w:right w:type="dxa" w:w="120"/>
+            </w:tcMar>
+          </w:tcPr>
+          <w:p>
+            <w:r>
+              <w:rPr>
+                <w:rFonts w:ascii="Arial" w:cs="Arial" w:eastAsia="Arial" w:hAnsi="Arial"/>
+                <w:sz w:val="20"/>
+                <w:szCs w:val="20"/>
+              </w:rPr>
+              <w:t xml:space="preserve">Export history as CSV</w:t>
+            </w:r>
+          </w:p>
+        </w:tc>
+      </w:tr>
+      <w:tr>
+        <w:tc>
+          <w:tcPr>
+            <w:tcW w:type="dxa" w:w="1100"/>
+            <w:tcBorders>
+              <w:top w:val="single" w:color="CCCCCC" w:sz="1"/>
+              <w:left w:val="single" w:color="CCCCCC" w:sz="1"/>
+              <w:bottom w:val="single" w:color="CCCCCC" w:sz="1"/>
+              <w:right w:val="single" w:color="CCCCCC" w:sz="1"/>
+            </w:tcBorders>
+            <w:tcMar>
+              <w:top w:type="dxa" w:w="80"/>
+              <w:left w:type="dxa" w:w="120"/>
+              <w:bottom w:type="dxa" w:w="80"/>
+              <w:right w:type="dxa" w:w="120"/>
+            </w:tcMar>
+          </w:tcPr>
+          <w:p>
+            <w:r>
+              <w:rPr>
+                <w:rFonts w:ascii="Arial" w:cs="Arial" w:eastAsia="Arial" w:hAnsi="Arial"/>
+                <w:sz w:val="20"/>
+                <w:szCs w:val="20"/>
+              </w:rPr>
+              <w:t xml:space="preserve">GET</w:t>
+            </w:r>
+          </w:p>
+        </w:tc>
+        <w:tc>
+          <w:tcPr>
+            <w:tcW w:type="dxa" w:w="3400"/>
+            <w:tcBorders>
+              <w:top w:val="single" w:color="CCCCCC" w:sz="1"/>
+              <w:left w:val="single" w:color="CCCCCC" w:sz="1"/>
+              <w:bottom w:val="single" w:color="CCCCCC" w:sz="1"/>
+              <w:right w:val="single" w:color="CCCCCC" w:sz="1"/>
+            </w:tcBorders>
+            <w:tcMar>
+              <w:top w:type="dxa" w:w="80"/>
+              <w:left w:type="dxa" w:w="120"/>
+              <w:bottom w:type="dxa" w:w="80"/>
+              <w:right w:type="dxa" w:w="120"/>
+            </w:tcMar>
+          </w:tcPr>
+          <w:p>
+            <w:r>
+              <w:rPr>
+                <w:rFonts w:ascii="Arial" w:cs="Arial" w:eastAsia="Arial" w:hAnsi="Arial"/>
+                <w:sz w:val="20"/>
+                <w:szCs w:val="20"/>
+              </w:rPr>
+              <w:t xml:space="preserve">/api/history/export-xlsx</w:t>
+            </w:r>
+          </w:p>
+        </w:tc>
+        <w:tc>
+          <w:tcPr>
+            <w:tcW w:type="dxa" w:w="4860"/>
+            <w:tcBorders>
+              <w:top w:val="single" w:color="CCCCCC" w:sz="1"/>
+              <w:left w:val="single" w:color="CCCCCC" w:sz="1"/>
+              <w:bottom w:val="single" w:color="CCCCCC" w:sz="1"/>
+              <w:right w:val="single" w:color="CCCCCC" w:sz="1"/>
+            </w:tcBorders>
+            <w:tcMar>
+              <w:top w:type="dxa" w:w="80"/>
+              <w:left w:type="dxa" w:w="120"/>
+              <w:bottom w:type="dxa" w:w="80"/>
+              <w:right w:type="dxa" w:w="120"/>
+            </w:tcMar>
+          </w:tcPr>
+          <w:p>
+            <w:r>
+              <w:rPr>
+                <w:rFonts w:ascii="Arial" w:cs="Arial" w:eastAsia="Arial" w:hAnsi="Arial"/>
+                <w:sz w:val="20"/>
+                <w:szCs w:val="20"/>
+              </w:rPr>
+              <w:t xml:space="preserve">Export formatted Excel (3 sheets)</w:t>
+            </w:r>
+          </w:p>
+        </w:tc>
+      </w:tr>
+      <w:tr>
+        <w:tc>
+          <w:tcPr>
+            <w:tcW w:type="dxa" w:w="1100"/>
+            <w:tcBorders>
+              <w:top w:val="single" w:color="CCCCCC" w:sz="1"/>
+              <w:left w:val="single" w:color="CCCCCC" w:sz="1"/>
+              <w:bottom w:val="single" w:color="CCCCCC" w:sz="1"/>
+              <w:right w:val="single" w:color="CCCCCC" w:sz="1"/>
+            </w:tcBorders>
+            <w:tcMar>
+              <w:top w:type="dxa" w:w="80"/>
+              <w:left w:type="dxa" w:w="120"/>
+              <w:bottom w:type="dxa" w:w="80"/>
+              <w:right w:type="dxa" w:w="120"/>
+            </w:tcMar>
+          </w:tcPr>
+          <w:p>
+            <w:r>
+              <w:rPr>
+                <w:rFonts w:ascii="Arial" w:cs="Arial" w:eastAsia="Arial" w:hAnsi="Arial"/>
+                <w:sz w:val="20"/>
+                <w:szCs w:val="20"/>
+              </w:rPr>
+              <w:t xml:space="preserve">POST</w:t>
+            </w:r>
+          </w:p>
+        </w:tc>
+        <w:tc>
+          <w:tcPr>
+            <w:tcW w:type="dxa" w:w="3400"/>
+            <w:tcBorders>
+              <w:top w:val="single" w:color="CCCCCC" w:sz="1"/>
+              <w:left w:val="single" w:color="CCCCCC" w:sz="1"/>
+              <w:bottom w:val="single" w:color="CCCCCC" w:sz="1"/>
+              <w:right w:val="single" w:color="CCCCCC" w:sz="1"/>
+            </w:tcBorders>
+            <w:tcMar>
+              <w:top w:type="dxa" w:w="80"/>
+              <w:left w:type="dxa" w:w="120"/>
+              <w:bottom w:type="dxa" w:w="80"/>
+              <w:right w:type="dxa" w:w="120"/>
+            </w:tcMar>
+          </w:tcPr>
+          <w:p>
+            <w:r>
+              <w:rPr>
+                <w:rFonts w:ascii="Arial" w:cs="Arial" w:eastAsia="Arial" w:hAnsi="Arial"/>
+                <w:sz w:val="20"/>
+                <w:szCs w:val="20"/>
+              </w:rPr>
+              <w:t xml:space="preserve">/api/bulk-verify</w:t>
+            </w:r>
+          </w:p>
+        </w:tc>
+        <w:tc>
+          <w:tcPr>
+            <w:tcW w:type="dxa" w:w="4860"/>
+            <w:tcBorders>
+              <w:top w:val="single" w:color="CCCCCC" w:sz="1"/>
+              <w:left w:val="single" w:color="CCCCCC" w:sz="1"/>
+              <w:bottom w:val="single" w:color="CCCCCC" w:sz="1"/>
+              <w:right w:val="single" w:color="CCCCCC" w:sz="1"/>
+            </w:tcBorders>
+            <w:tcMar>
+              <w:top w:type="dxa" w:w="80"/>
+              <w:left w:type="dxa" w:w="120"/>
+              <w:bottom w:type="dxa" w:w="80"/>
+              <w:right w:type="dxa" w:w="120"/>
+            </w:tcMar>
+          </w:tcPr>
+          <w:p>
+            <w:r>
+              <w:rPr>
+                <w:rFonts w:ascii="Arial" w:cs="Arial" w:eastAsia="Arial" w:hAnsi="Arial"/>
+                <w:sz w:val="20"/>
+                <w:szCs w:val="20"/>
+              </w:rPr>
+              <w:t xml:space="preserve">AI-verify uploaded stories in batches</w:t>
+            </w:r>
+          </w:p>
+        </w:tc>
+      </w:tr>
+      <w:tr>
+        <w:tc>
+          <w:tcPr>
+            <w:tcW w:type="dxa" w:w="1100"/>
+            <w:tcBorders>
+              <w:top w:val="single" w:color="CCCCCC" w:sz="1"/>
+              <w:left w:val="single" w:color="CCCCCC" w:sz="1"/>
+              <w:bottom w:val="single" w:color="CCCCCC" w:sz="1"/>
+              <w:right w:val="single" w:color="CCCCCC" w:sz="1"/>
+            </w:tcBorders>
+            <w:tcMar>
+              <w:top w:type="dxa" w:w="80"/>
+              <w:left w:type="dxa" w:w="120"/>
+              <w:bottom w:type="dxa" w:w="80"/>
+              <w:right w:type="dxa" w:w="120"/>
+            </w:tcMar>
+          </w:tcPr>
+          <w:p>
+            <w:r>
+              <w:rPr>
+                <w:rFonts w:ascii="Arial" w:cs="Arial" w:eastAsia="Arial" w:hAnsi="Arial"/>
+                <w:sz w:val="20"/>
+                <w:szCs w:val="20"/>
+              </w:rPr>
+              <w:t xml:space="preserve">POST</w:t>
+            </w:r>
+          </w:p>
+        </w:tc>
+        <w:tc>
+          <w:tcPr>
+            <w:tcW w:type="dxa" w:w="3400"/>
+            <w:tcBorders>
+              <w:top w:val="single" w:color="CCCCCC" w:sz="1"/>
+              <w:left w:val="single" w:color="CCCCCC" w:sz="1"/>
+              <w:bottom w:val="single" w:color="CCCCCC" w:sz="1"/>
+              <w:right w:val="single" w:color="CCCCCC" w:sz="1"/>
+            </w:tcBorders>
+            <w:tcMar>
+              <w:top w:type="dxa" w:w="80"/>
+              <w:left w:type="dxa" w:w="120"/>
+              <w:bottom w:type="dxa" w:w="80"/>
+              <w:right w:type="dxa" w:w="120"/>
+            </w:tcMar>
+          </w:tcPr>
+          <w:p>
+            <w:r>
+              <w:rPr>
+                <w:rFonts w:ascii="Arial" w:cs="Arial" w:eastAsia="Arial" w:hAnsi="Arial"/>
+                <w:sz w:val="20"/>
+                <w:szCs w:val="20"/>
+              </w:rPr>
+              <w:t xml:space="preserve">/api/bulk-verify/save</w:t>
+            </w:r>
+          </w:p>
+        </w:tc>
+        <w:tc>
+          <w:tcPr>
+            <w:tcW w:type="dxa" w:w="4860"/>
+            <w:tcBorders>
+              <w:top w:val="single" w:color="CCCCCC" w:sz="1"/>
+              <w:left w:val="single" w:color="CCCCCC" w:sz="1"/>
+              <w:bottom w:val="single" w:color="CCCCCC" w:sz="1"/>
+              <w:right w:val="single" w:color="CCCCCC" w:sz="1"/>
+            </w:tcBorders>
+            <w:tcMar>
+              <w:top w:type="dxa" w:w="80"/>
+              <w:left w:type="dxa" w:w="120"/>
+              <w:bottom w:type="dxa" w:w="80"/>
+              <w:right w:type="dxa" w:w="120"/>
+            </w:tcMar>
+          </w:tcPr>
+          <w:p>
+            <w:r>
+              <w:rPr>
+                <w:rFonts w:ascii="Arial" w:cs="Arial" w:eastAsia="Arial" w:hAnsi="Arial"/>
+                <w:sz w:val="20"/>
+                <w:szCs w:val="20"/>
+              </w:rPr>
+              <w:t xml:space="preserve">Save approved verified stories</w:t>
+            </w:r>
+          </w:p>
+        </w:tc>
+      </w:tr>
+      <w:tr>
+        <w:tc>
+          <w:tcPr>
+            <w:tcW w:type="dxa" w:w="1100"/>
+            <w:tcBorders>
+              <w:top w:val="single" w:color="CCCCCC" w:sz="1"/>
+              <w:left w:val="single" w:color="CCCCCC" w:sz="1"/>
+              <w:bottom w:val="single" w:color="CCCCCC" w:sz="1"/>
+              <w:right w:val="single" w:color="CCCCCC" w:sz="1"/>
+            </w:tcBorders>
+            <w:tcMar>
+              <w:top w:type="dxa" w:w="80"/>
+              <w:left w:type="dxa" w:w="120"/>
+              <w:bottom w:type="dxa" w:w="80"/>
+              <w:right w:type="dxa" w:w="120"/>
+            </w:tcMar>
+          </w:tcPr>
+          <w:p>
+            <w:r>
+              <w:rPr>
+                <w:rFonts w:ascii="Arial" w:cs="Arial" w:eastAsia="Arial" w:hAnsi="Arial"/>
+                <w:sz w:val="20"/>
+                <w:szCs w:val="20"/>
+              </w:rPr>
+              <w:t xml:space="preserve">GET</w:t>
+            </w:r>
+          </w:p>
+        </w:tc>
+        <w:tc>
+          <w:tcPr>
+            <w:tcW w:type="dxa" w:w="3400"/>
+            <w:tcBorders>
+              <w:top w:val="single" w:color="CCCCCC" w:sz="1"/>
+              <w:left w:val="single" w:color="CCCCCC" w:sz="1"/>
+              <w:bottom w:val="single" w:color="CCCCCC" w:sz="1"/>
+              <w:right w:val="single" w:color="CCCCCC" w:sz="1"/>
+            </w:tcBorders>
+            <w:tcMar>
+              <w:top w:type="dxa" w:w="80"/>
+              <w:left w:type="dxa" w:w="120"/>
+              <w:bottom w:type="dxa" w:w="80"/>
+              <w:right w:type="dxa" w:w="120"/>
+            </w:tcMar>
+          </w:tcPr>
+          <w:p>
+            <w:r>
+              <w:rPr>
+                <w:rFonts w:ascii="Arial" w:cs="Arial" w:eastAsia="Arial" w:hAnsi="Arial"/>
+                <w:sz w:val="20"/>
+                <w:szCs w:val="20"/>
+              </w:rPr>
+              <w:t xml:space="preserve">/api/epics</w:t>
+            </w:r>
+          </w:p>
+        </w:tc>
+        <w:tc>
+          <w:tcPr>
+            <w:tcW w:type="dxa" w:w="4860"/>
+            <w:tcBorders>
+              <w:top w:val="single" w:color="CCCCCC" w:sz="1"/>
+              <w:left w:val="single" w:color="CCCCCC" w:sz="1"/>
+              <w:bottom w:val="single" w:color="CCCCCC" w:sz="1"/>
+              <w:right w:val="single" w:color="CCCCCC" w:sz="1"/>
+            </w:tcBorders>
+            <w:tcMar>
+              <w:top w:type="dxa" w:w="80"/>
+              <w:left w:type="dxa" w:w="120"/>
+              <w:bottom w:type="dxa" w:w="80"/>
+              <w:right w:type="dxa" w:w="120"/>
+            </w:tcMar>
+          </w:tcPr>
+          <w:p>
+            <w:r>
+              <w:rPr>
+                <w:rFonts w:ascii="Arial" w:cs="Arial" w:eastAsia="Arial" w:hAnsi="Arial"/>
+                <w:sz w:val="20"/>
+                <w:szCs w:val="20"/>
+              </w:rPr>
+              <w:t xml:space="preserve">List all epics with story counts</w:t>
+            </w:r>
+          </w:p>
+        </w:tc>
+      </w:tr>
+      <w:tr>
+        <w:tc>
+          <w:tcPr>
+            <w:tcW w:type="dxa" w:w="1100"/>
+            <w:tcBorders>
+              <w:top w:val="single" w:color="CCCCCC" w:sz="1"/>
+              <w:left w:val="single" w:color="CCCCCC" w:sz="1"/>
+              <w:bottom w:val="single" w:color="CCCCCC" w:sz="1"/>
+              <w:right w:val="single" w:color="CCCCCC" w:sz="1"/>
+            </w:tcBorders>
+            <w:tcMar>
+              <w:top w:type="dxa" w:w="80"/>
+              <w:left w:type="dxa" w:w="120"/>
+              <w:bottom w:type="dxa" w:w="80"/>
+              <w:right w:type="dxa" w:w="120"/>
+            </w:tcMar>
+          </w:tcPr>
+          <w:p>
+            <w:r>
+              <w:rPr>
+                <w:rFonts w:ascii="Arial" w:cs="Arial" w:eastAsia="Arial" w:hAnsi="Arial"/>
+                <w:sz w:val="20"/>
+                <w:szCs w:val="20"/>
+              </w:rPr>
+              <w:t xml:space="preserve">GET</w:t>
+            </w:r>
+          </w:p>
+        </w:tc>
+        <w:tc>
+          <w:tcPr>
+            <w:tcW w:type="dxa" w:w="3400"/>
+            <w:tcBorders>
+              <w:top w:val="single" w:color="CCCCCC" w:sz="1"/>
+              <w:left w:val="single" w:color="CCCCCC" w:sz="1"/>
+              <w:bottom w:val="single" w:color="CCCCCC" w:sz="1"/>
+              <w:right w:val="single" w:color="CCCCCC" w:sz="1"/>
+            </w:tcBorders>
+            <w:tcMar>
+              <w:top w:type="dxa" w:w="80"/>
+              <w:left w:type="dxa" w:w="120"/>
+              <w:bottom w:type="dxa" w:w="80"/>
+              <w:right w:type="dxa" w:w="120"/>
+            </w:tcMar>
+          </w:tcPr>
+          <w:p>
+            <w:r>
+              <w:rPr>
+                <w:rFonts w:ascii="Arial" w:cs="Arial" w:eastAsia="Arial" w:hAnsi="Arial"/>
+                <w:sz w:val="20"/>
+                <w:szCs w:val="20"/>
+              </w:rPr>
+              <w:t xml:space="preserve">/api/epics/summary</w:t>
+            </w:r>
+          </w:p>
+        </w:tc>
+        <w:tc>
+          <w:tcPr>
+            <w:tcW w:type="dxa" w:w="4860"/>
+            <w:tcBorders>
+              <w:top w:val="single" w:color="CCCCCC" w:sz="1"/>
+              <w:left w:val="single" w:color="CCCCCC" w:sz="1"/>
+              <w:bottom w:val="single" w:color="CCCCCC" w:sz="1"/>
+              <w:right w:val="single" w:color="CCCCCC" w:sz="1"/>
+            </w:tcBorders>
+            <w:tcMar>
+              <w:top w:type="dxa" w:w="80"/>
+              <w:left w:type="dxa" w:w="120"/>
+              <w:bottom w:type="dxa" w:w="80"/>
+              <w:right w:type="dxa" w:w="120"/>
+            </w:tcMar>
+          </w:tcPr>
+          <w:p>
+            <w:r>
+              <w:rPr>
+                <w:rFonts w:ascii="Arial" w:cs="Arial" w:eastAsia="Arial" w:hAnsi="Arial"/>
+                <w:sz w:val="20"/>
+                <w:szCs w:val="20"/>
+              </w:rPr>
+              <w:t xml:space="preserve">Epic detail with KPIs and tree</w:t>
+            </w:r>
+          </w:p>
+        </w:tc>
+      </w:tr>
+      <w:tr>
+        <w:tc>
+          <w:tcPr>
+            <w:tcW w:type="dxa" w:w="1100"/>
+            <w:tcBorders>
+              <w:top w:val="single" w:color="CCCCCC" w:sz="1"/>
+              <w:left w:val="single" w:color="CCCCCC" w:sz="1"/>
+              <w:bottom w:val="single" w:color="CCCCCC" w:sz="1"/>
+              <w:right w:val="single" w:color="CCCCCC" w:sz="1"/>
+            </w:tcBorders>
+            <w:tcMar>
+              <w:top w:type="dxa" w:w="80"/>
+              <w:left w:type="dxa" w:w="120"/>
+              <w:bottom w:type="dxa" w:w="80"/>
+              <w:right w:type="dxa" w:w="120"/>
+            </w:tcMar>
+          </w:tcPr>
+          <w:p>
+            <w:r>
+              <w:rPr>
+                <w:rFonts w:ascii="Arial" w:cs="Arial" w:eastAsia="Arial" w:hAnsi="Arial"/>
+                <w:sz w:val="20"/>
+                <w:szCs w:val="20"/>
+              </w:rPr>
+              <w:t xml:space="preserve">POST</w:t>
+            </w:r>
+          </w:p>
+        </w:tc>
+        <w:tc>
+          <w:tcPr>
+            <w:tcW w:type="dxa" w:w="3400"/>
+            <w:tcBorders>
+              <w:top w:val="single" w:color="CCCCCC" w:sz="1"/>
+              <w:left w:val="single" w:color="CCCCCC" w:sz="1"/>
+              <w:bottom w:val="single" w:color="CCCCCC" w:sz="1"/>
+              <w:right w:val="single" w:color="CCCCCC" w:sz="1"/>
+            </w:tcBorders>
+            <w:tcMar>
+              <w:top w:type="dxa" w:w="80"/>
+              <w:left w:type="dxa" w:w="120"/>
+              <w:bottom w:type="dxa" w:w="80"/>
+              <w:right w:type="dxa" w:w="120"/>
+            </w:tcMar>
+          </w:tcPr>
+          <w:p>
+            <w:r>
+              <w:rPr>
+                <w:rFonts w:ascii="Arial" w:cs="Arial" w:eastAsia="Arial" w:hAnsi="Arial"/>
+                <w:sz w:val="20"/>
+                <w:szCs w:val="20"/>
+              </w:rPr>
+              <w:t xml:space="preserve">/api/epics/assign</w:t>
+            </w:r>
+          </w:p>
+        </w:tc>
+        <w:tc>
+          <w:tcPr>
+            <w:tcW w:type="dxa" w:w="4860"/>
+            <w:tcBorders>
+              <w:top w:val="single" w:color="CCCCCC" w:sz="1"/>
+              <w:left w:val="single" w:color="CCCCCC" w:sz="1"/>
+              <w:bottom w:val="single" w:color="CCCCCC" w:sz="1"/>
+              <w:right w:val="single" w:color="CCCCCC" w:sz="1"/>
+            </w:tcBorders>
+            <w:tcMar>
+              <w:top w:type="dxa" w:w="80"/>
+              <w:left w:type="dxa" w:w="120"/>
+              <w:bottom w:type="dxa" w:w="80"/>
+              <w:right w:type="dxa" w:w="120"/>
+            </w:tcMar>
+          </w:tcPr>
+          <w:p>
+            <w:r>
+              <w:rPr>
+                <w:rFonts w:ascii="Arial" w:cs="Arial" w:eastAsia="Arial" w:hAnsi="Arial"/>
+                <w:sz w:val="20"/>
+                <w:szCs w:val="20"/>
+              </w:rPr>
+              <w:t xml:space="preserve">Bulk assign epic/feature to stories</w:t>
+            </w:r>
+          </w:p>
+        </w:tc>
+      </w:tr>
+      <w:tr>
+        <w:tc>
+          <w:tcPr>
+            <w:tcW w:type="dxa" w:w="1100"/>
+            <w:tcBorders>
+              <w:top w:val="single" w:color="CCCCCC" w:sz="1"/>
+              <w:left w:val="single" w:color="CCCCCC" w:sz="1"/>
+              <w:bottom w:val="single" w:color="CCCCCC" w:sz="1"/>
+              <w:right w:val="single" w:color="CCCCCC" w:sz="1"/>
+            </w:tcBorders>
+            <w:tcMar>
+              <w:top w:type="dxa" w:w="80"/>
+              <w:left w:type="dxa" w:w="120"/>
+              <w:bottom w:type="dxa" w:w="80"/>
+              <w:right w:type="dxa" w:w="120"/>
+            </w:tcMar>
+          </w:tcPr>
+          <w:p>
+            <w:r>
+              <w:rPr>
+                <w:rFonts w:ascii="Arial" w:cs="Arial" w:eastAsia="Arial" w:hAnsi="Arial"/>
+                <w:sz w:val="20"/>
+                <w:szCs w:val="20"/>
+              </w:rPr>
+              <w:t xml:space="preserve">GET</w:t>
+            </w:r>
+          </w:p>
+        </w:tc>
+        <w:tc>
+          <w:tcPr>
+            <w:tcW w:type="dxa" w:w="3400"/>
+            <w:tcBorders>
+              <w:top w:val="single" w:color="CCCCCC" w:sz="1"/>
+              <w:left w:val="single" w:color="CCCCCC" w:sz="1"/>
+              <w:bottom w:val="single" w:color="CCCCCC" w:sz="1"/>
+              <w:right w:val="single" w:color="CCCCCC" w:sz="1"/>
+            </w:tcBorders>
+            <w:tcMar>
+              <w:top w:type="dxa" w:w="80"/>
+              <w:left w:type="dxa" w:w="120"/>
+              <w:bottom w:type="dxa" w:w="80"/>
+              <w:right w:type="dxa" w:w="120"/>
+            </w:tcMar>
+          </w:tcPr>
+          <w:p>
+            <w:r>
+              <w:rPr>
+                <w:rFonts w:ascii="Arial" w:cs="Arial" w:eastAsia="Arial" w:hAnsi="Arial"/>
+                <w:sz w:val="20"/>
+                <w:szCs w:val="20"/>
+              </w:rPr>
+              <w:t xml:space="preserve">/api/epics/autocomplete</w:t>
+            </w:r>
+          </w:p>
+        </w:tc>
+        <w:tc>
+          <w:tcPr>
+            <w:tcW w:type="dxa" w:w="4860"/>
+            <w:tcBorders>
+              <w:top w:val="single" w:color="CCCCCC" w:sz="1"/>
+              <w:left w:val="single" w:color="CCCCCC" w:sz="1"/>
+              <w:bottom w:val="single" w:color="CCCCCC" w:sz="1"/>
+              <w:right w:val="single" w:color="CCCCCC" w:sz="1"/>
+            </w:tcBorders>
+            <w:tcMar>
+              <w:top w:type="dxa" w:w="80"/>
+              <w:left w:type="dxa" w:w="120"/>
+              <w:bottom w:type="dxa" w:w="80"/>
+              <w:right w:type="dxa" w:w="120"/>
+            </w:tcMar>
+          </w:tcPr>
+          <w:p>
+            <w:r>
+              <w:rPr>
+                <w:rFonts w:ascii="Arial" w:cs="Arial" w:eastAsia="Arial" w:hAnsi="Arial"/>
+                <w:sz w:val="20"/>
+                <w:szCs w:val="20"/>
+              </w:rPr>
+              <w:t xml:space="preserve">Epic/feature autocomplete suggestions</w:t>
             </w:r>
           </w:p>
         </w:tc>
@@ -2271,160 +4434,13 @@
     </w:p>
     <w:p>
       <w:pPr>
-        <w:pStyle w:val="Heading1"/>
-      </w:pPr>
-      <w:r>
-        <w:t xml:space="preserve">7. Success Metrics</w:t>
-      </w:r>
-    </w:p>
-    <w:p>
-      <w:pPr>
-        <w:pStyle w:val="ListParagraph"/>
-        <w:numPr>
-          <w:ilvl w:val="0"/>
-          <w:numId w:val="2"/>
-        </w:numPr>
-      </w:pPr>
-      <w:r>
-        <w:t xml:space="preserve">Classification accuracy &gt; 85% against expert-reviewed ground truth</w:t>
-      </w:r>
-    </w:p>
-    <w:p>
-      <w:pPr>
-        <w:pStyle w:val="ListParagraph"/>
-        <w:numPr>
-          <w:ilvl w:val="0"/>
-          <w:numId w:val="2"/>
-        </w:numPr>
-      </w:pPr>
-      <w:r>
-        <w:t xml:space="preserve">Mismatch detection rate: catch &gt; 90% of incorrectly tagged stories</w:t>
-      </w:r>
-    </w:p>
-    <w:p>
-      <w:pPr>
-        <w:pStyle w:val="ListParagraph"/>
-        <w:numPr>
-          <w:ilvl w:val="0"/>
-          <w:numId w:val="2"/>
-        </w:numPr>
-      </w:pPr>
-      <w:r>
-        <w:t xml:space="preserve">Time to classify: &lt; 5 seconds per single story, &lt; 30 seconds per batch of 10</w:t>
-      </w:r>
-    </w:p>
-    <w:p>
-      <w:pPr>
-        <w:pStyle w:val="ListParagraph"/>
-        <w:numPr>
-          <w:ilvl w:val="0"/>
-          <w:numId w:val="2"/>
-        </w:numPr>
-      </w:pPr>
-      <w:r>
-        <w:t xml:space="preserve">User adoption: &gt; 60% of grooming sessions use the tool within 3 months</w:t>
-      </w:r>
-    </w:p>
-    <w:p>
-      <w:pPr>
-        <w:pStyle w:val="ListParagraph"/>
-        <w:numPr>
-          <w:ilvl w:val="0"/>
-          <w:numId w:val="2"/>
-        </w:numPr>
-        <w:spacing w:after="200"/>
-      </w:pPr>
-      <w:r>
-        <w:t xml:space="preserve">Reduce WAF misclassification rate from ~80% to &lt; 15%</w:t>
-      </w:r>
-    </w:p>
-    <w:p>
-      <w:pPr>
-        <w:pStyle w:val="Heading1"/>
-      </w:pPr>
-      <w:r>
-        <w:t xml:space="preserve">8. Future Enhancements</w:t>
-      </w:r>
-    </w:p>
-    <w:p>
-      <w:pPr>
-        <w:pStyle w:val="ListParagraph"/>
-        <w:numPr>
-          <w:ilvl w:val="0"/>
-          <w:numId w:val="2"/>
-        </w:numPr>
-      </w:pPr>
-      <w:r>
-        <w:t xml:space="preserve">JIRA API integration for direct story import/export</w:t>
-      </w:r>
-    </w:p>
-    <w:p>
-      <w:pPr>
-        <w:pStyle w:val="ListParagraph"/>
-        <w:numPr>
-          <w:ilvl w:val="0"/>
-          <w:numId w:val="2"/>
-        </w:numPr>
-      </w:pPr>
-      <w:r>
-        <w:t xml:space="preserve">Persistent database for ground truth and classification history</w:t>
-      </w:r>
-    </w:p>
-    <w:p>
-      <w:pPr>
-        <w:pStyle w:val="ListParagraph"/>
-        <w:numPr>
-          <w:ilvl w:val="0"/>
-          <w:numId w:val="2"/>
-        </w:numPr>
-      </w:pPr>
-      <w:r>
-        <w:t xml:space="preserve">Team-specific classification models and accuracy tracking</w:t>
-      </w:r>
-    </w:p>
-    <w:p>
-      <w:pPr>
-        <w:pStyle w:val="ListParagraph"/>
-        <w:numPr>
-          <w:ilvl w:val="0"/>
-          <w:numId w:val="2"/>
-        </w:numPr>
-      </w:pPr>
-      <w:r>
-        <w:t xml:space="preserve">Exportable classification reports (Excel, PDF)</w:t>
-      </w:r>
-    </w:p>
-    <w:p>
-      <w:pPr>
-        <w:pStyle w:val="ListParagraph"/>
-        <w:numPr>
-          <w:ilvl w:val="0"/>
-          <w:numId w:val="2"/>
-        </w:numPr>
-      </w:pPr>
-      <w:r>
-        <w:t xml:space="preserve">Role-based access control for SM/PO vs. Portfolio Manager views</w:t>
-      </w:r>
-    </w:p>
-    <w:p>
-      <w:pPr>
-        <w:pStyle w:val="ListParagraph"/>
-        <w:numPr>
-          <w:ilvl w:val="0"/>
-          <w:numId w:val="2"/>
-        </w:numPr>
-        <w:spacing w:after="200"/>
-      </w:pPr>
-      <w:r>
-        <w:t xml:space="preserve">Confidence-based auto-classification with human-in-the-loop for low-confidence stories</w:t>
-      </w:r>
-    </w:p>
-    <w:p>
-      <w:pPr>
-        <w:pStyle w:val="Heading1"/>
-      </w:pPr>
-      <w:r>
-        <w:t xml:space="preserve">9. Risks and Dependencies</w:t>
+        <w:pStyle w:val="Heading2"/>
+      </w:pPr>
+      <w:r>
+        <w:rPr>
+          <w:rFonts w:ascii="Arial" w:cs="Arial" w:eastAsia="Arial" w:hAnsi="Arial"/>
+        </w:rPr>
+        <w:t xml:space="preserve">6.3 Page Routes</w:t>
       </w:r>
     </w:p>
     <w:tbl>
@@ -2440,21 +4456,21 @@
         </w:tblBorders>
       </w:tblPr>
       <w:tblGrid>
-        <w:gridCol w:w="3500"/>
         <w:gridCol w:w="2000"/>
-        <w:gridCol w:w="3860"/>
+        <w:gridCol w:w="3000"/>
+        <w:gridCol w:w="4360"/>
       </w:tblGrid>
       <w:tr>
         <w:tc>
           <w:tcPr>
-            <w:tcW w:type="dxa" w:w="3500"/>
-            <w:tcBorders>
-              <w:top w:val="single" w:color="CCCCCC" w:sz="1"/>
-              <w:left w:val="single" w:color="CCCCCC" w:sz="1"/>
-              <w:bottom w:val="single" w:color="CCCCCC" w:sz="1"/>
-              <w:right w:val="single" w:color="CCCCCC" w:sz="1"/>
-            </w:tcBorders>
-            <w:shd w:fill="1F4E79" w:val="clear"/>
+            <w:tcW w:type="dxa" w:w="2000"/>
+            <w:tcBorders>
+              <w:top w:val="single" w:color="CCCCCC" w:sz="1"/>
+              <w:left w:val="single" w:color="CCCCCC" w:sz="1"/>
+              <w:bottom w:val="single" w:color="CCCCCC" w:sz="1"/>
+              <w:right w:val="single" w:color="CCCCCC" w:sz="1"/>
+            </w:tcBorders>
+            <w:shd w:fill="2B3544" w:val="clear"/>
             <w:tcMar>
               <w:top w:type="dxa" w:w="80"/>
               <w:left w:type="dxa" w:w="120"/>
@@ -2472,20 +4488,20 @@
                 <w:sz w:val="20"/>
                 <w:szCs w:val="20"/>
               </w:rPr>
-              <w:t xml:space="preserve">Risk</w:t>
-            </w:r>
-          </w:p>
-        </w:tc>
-        <w:tc>
-          <w:tcPr>
-            <w:tcW w:type="dxa" w:w="2000"/>
-            <w:tcBorders>
-              <w:top w:val="single" w:color="CCCCCC" w:sz="1"/>
-              <w:left w:val="single" w:color="CCCCCC" w:sz="1"/>
-              <w:bottom w:val="single" w:color="CCCCCC" w:sz="1"/>
-              <w:right w:val="single" w:color="CCCCCC" w:sz="1"/>
-            </w:tcBorders>
-            <w:shd w:fill="1F4E79" w:val="clear"/>
+              <w:t xml:space="preserve">Route</w:t>
+            </w:r>
+          </w:p>
+        </w:tc>
+        <w:tc>
+          <w:tcPr>
+            <w:tcW w:type="dxa" w:w="3000"/>
+            <w:tcBorders>
+              <w:top w:val="single" w:color="CCCCCC" w:sz="1"/>
+              <w:left w:val="single" w:color="CCCCCC" w:sz="1"/>
+              <w:bottom w:val="single" w:color="CCCCCC" w:sz="1"/>
+              <w:right w:val="single" w:color="CCCCCC" w:sz="1"/>
+            </w:tcBorders>
+            <w:shd w:fill="2B3544" w:val="clear"/>
             <w:tcMar>
               <w:top w:type="dxa" w:w="80"/>
               <w:left w:type="dxa" w:w="120"/>
@@ -2503,20 +4519,20 @@
                 <w:sz w:val="20"/>
                 <w:szCs w:val="20"/>
               </w:rPr>
-              <w:t xml:space="preserve">Impact</w:t>
-            </w:r>
-          </w:p>
-        </w:tc>
-        <w:tc>
-          <w:tcPr>
-            <w:tcW w:type="dxa" w:w="3860"/>
-            <w:tcBorders>
-              <w:top w:val="single" w:color="CCCCCC" w:sz="1"/>
-              <w:left w:val="single" w:color="CCCCCC" w:sz="1"/>
-              <w:bottom w:val="single" w:color="CCCCCC" w:sz="1"/>
-              <w:right w:val="single" w:color="CCCCCC" w:sz="1"/>
-            </w:tcBorders>
-            <w:shd w:fill="1F4E79" w:val="clear"/>
+              <w:t xml:space="preserve">Page</w:t>
+            </w:r>
+          </w:p>
+        </w:tc>
+        <w:tc>
+          <w:tcPr>
+            <w:tcW w:type="dxa" w:w="4360"/>
+            <w:tcBorders>
+              <w:top w:val="single" w:color="CCCCCC" w:sz="1"/>
+              <w:left w:val="single" w:color="CCCCCC" w:sz="1"/>
+              <w:bottom w:val="single" w:color="CCCCCC" w:sz="1"/>
+              <w:right w:val="single" w:color="CCCCCC" w:sz="1"/>
+            </w:tcBorders>
+            <w:shd w:fill="2B3544" w:val="clear"/>
             <w:tcMar>
               <w:top w:type="dxa" w:w="80"/>
               <w:left w:type="dxa" w:w="120"/>
@@ -2534,7 +4550,7 @@
                 <w:sz w:val="20"/>
                 <w:szCs w:val="20"/>
               </w:rPr>
-              <w:t xml:space="preserve">Mitigation</w:t>
+              <w:t xml:space="preserve">Description</w:t>
             </w:r>
           </w:p>
         </w:tc>
@@ -2542,33 +4558,6 @@
       <w:tr>
         <w:tc>
           <w:tcPr>
-            <w:tcW w:type="dxa" w:w="3500"/>
-            <w:tcBorders>
-              <w:top w:val="single" w:color="CCCCCC" w:sz="1"/>
-              <w:left w:val="single" w:color="CCCCCC" w:sz="1"/>
-              <w:bottom w:val="single" w:color="CCCCCC" w:sz="1"/>
-              <w:right w:val="single" w:color="CCCCCC" w:sz="1"/>
-            </w:tcBorders>
-            <w:tcMar>
-              <w:top w:type="dxa" w:w="80"/>
-              <w:left w:type="dxa" w:w="120"/>
-              <w:bottom w:type="dxa" w:w="80"/>
-              <w:right w:type="dxa" w:w="120"/>
-            </w:tcMar>
-          </w:tcPr>
-          <w:p>
-            <w:r>
-              <w:rPr>
-                <w:rFonts w:ascii="Arial" w:cs="Arial" w:eastAsia="Arial" w:hAnsi="Arial"/>
-                <w:sz w:val="20"/>
-                <w:szCs w:val="20"/>
-              </w:rPr>
-              <w:t xml:space="preserve">Claude API availability/cost</w:t>
-            </w:r>
-          </w:p>
-        </w:tc>
-        <w:tc>
-          <w:tcPr>
             <w:tcW w:type="dxa" w:w="2000"/>
             <w:tcBorders>
               <w:top w:val="single" w:color="CCCCCC" w:sz="1"/>
@@ -2590,34 +4579,61 @@
                 <w:sz w:val="20"/>
                 <w:szCs w:val="20"/>
               </w:rPr>
-              <w:t xml:space="preserve">High</w:t>
-            </w:r>
-          </w:p>
-        </w:tc>
-        <w:tc>
-          <w:tcPr>
-            <w:tcW w:type="dxa" w:w="3860"/>
-            <w:tcBorders>
-              <w:top w:val="single" w:color="CCCCCC" w:sz="1"/>
-              <w:left w:val="single" w:color="CCCCCC" w:sz="1"/>
-              <w:bottom w:val="single" w:color="CCCCCC" w:sz="1"/>
-              <w:right w:val="single" w:color="CCCCCC" w:sz="1"/>
-            </w:tcBorders>
-            <w:tcMar>
-              <w:top w:type="dxa" w:w="80"/>
-              <w:left w:type="dxa" w:w="120"/>
-              <w:bottom w:type="dxa" w:w="80"/>
-              <w:right w:type="dxa" w:w="120"/>
-            </w:tcMar>
-          </w:tcPr>
-          <w:p>
-            <w:r>
-              <w:rPr>
-                <w:rFonts w:ascii="Arial" w:cs="Arial" w:eastAsia="Arial" w:hAnsi="Arial"/>
-                <w:sz w:val="20"/>
-                <w:szCs w:val="20"/>
-              </w:rPr>
-              <w:t xml:space="preserve">Implement caching, fallback to rule-based classifier</w:t>
+              <w:t xml:space="preserve">/</w:t>
+            </w:r>
+          </w:p>
+        </w:tc>
+        <w:tc>
+          <w:tcPr>
+            <w:tcW w:type="dxa" w:w="3000"/>
+            <w:tcBorders>
+              <w:top w:val="single" w:color="CCCCCC" w:sz="1"/>
+              <w:left w:val="single" w:color="CCCCCC" w:sz="1"/>
+              <w:bottom w:val="single" w:color="CCCCCC" w:sz="1"/>
+              <w:right w:val="single" w:color="CCCCCC" w:sz="1"/>
+            </w:tcBorders>
+            <w:tcMar>
+              <w:top w:type="dxa" w:w="80"/>
+              <w:left w:type="dxa" w:w="120"/>
+              <w:bottom w:type="dxa" w:w="80"/>
+              <w:right w:type="dxa" w:w="120"/>
+            </w:tcMar>
+          </w:tcPr>
+          <w:p>
+            <w:r>
+              <w:rPr>
+                <w:rFonts w:ascii="Arial" w:cs="Arial" w:eastAsia="Arial" w:hAnsi="Arial"/>
+                <w:sz w:val="20"/>
+                <w:szCs w:val="20"/>
+              </w:rPr>
+              <w:t xml:space="preserve">Home</w:t>
+            </w:r>
+          </w:p>
+        </w:tc>
+        <w:tc>
+          <w:tcPr>
+            <w:tcW w:type="dxa" w:w="4360"/>
+            <w:tcBorders>
+              <w:top w:val="single" w:color="CCCCCC" w:sz="1"/>
+              <w:left w:val="single" w:color="CCCCCC" w:sz="1"/>
+              <w:bottom w:val="single" w:color="CCCCCC" w:sz="1"/>
+              <w:right w:val="single" w:color="CCCCCC" w:sz="1"/>
+            </w:tcBorders>
+            <w:tcMar>
+              <w:top w:type="dxa" w:w="80"/>
+              <w:left w:type="dxa" w:w="120"/>
+              <w:bottom w:type="dxa" w:w="80"/>
+              <w:right w:type="dxa" w:w="120"/>
+            </w:tcMar>
+          </w:tcPr>
+          <w:p>
+            <w:r>
+              <w:rPr>
+                <w:rFonts w:ascii="Arial" w:cs="Arial" w:eastAsia="Arial" w:hAnsi="Arial"/>
+                <w:sz w:val="20"/>
+                <w:szCs w:val="20"/>
+              </w:rPr>
+              <w:t xml:space="preserve">Landing page with navigation cards and status bar</w:t>
             </w:r>
           </w:p>
         </w:tc>
@@ -2625,33 +4641,6 @@
       <w:tr>
         <w:tc>
           <w:tcPr>
-            <w:tcW w:type="dxa" w:w="3500"/>
-            <w:tcBorders>
-              <w:top w:val="single" w:color="CCCCCC" w:sz="1"/>
-              <w:left w:val="single" w:color="CCCCCC" w:sz="1"/>
-              <w:bottom w:val="single" w:color="CCCCCC" w:sz="1"/>
-              <w:right w:val="single" w:color="CCCCCC" w:sz="1"/>
-            </w:tcBorders>
-            <w:tcMar>
-              <w:top w:type="dxa" w:w="80"/>
-              <w:left w:type="dxa" w:w="120"/>
-              <w:bottom w:type="dxa" w:w="80"/>
-              <w:right w:type="dxa" w:w="120"/>
-            </w:tcMar>
-          </w:tcPr>
-          <w:p>
-            <w:r>
-              <w:rPr>
-                <w:rFonts w:ascii="Arial" w:cs="Arial" w:eastAsia="Arial" w:hAnsi="Arial"/>
-                <w:sz w:val="20"/>
-                <w:szCs w:val="20"/>
-              </w:rPr>
-              <w:t xml:space="preserve">Insufficient ground truth data</w:t>
-            </w:r>
-          </w:p>
-        </w:tc>
-        <w:tc>
-          <w:tcPr>
             <w:tcW w:type="dxa" w:w="2000"/>
             <w:tcBorders>
               <w:top w:val="single" w:color="CCCCCC" w:sz="1"/>
@@ -2673,34 +4662,61 @@
                 <w:sz w:val="20"/>
                 <w:szCs w:val="20"/>
               </w:rPr>
-              <w:t xml:space="preserve">Medium</w:t>
-            </w:r>
-          </w:p>
-        </w:tc>
-        <w:tc>
-          <w:tcPr>
-            <w:tcW w:type="dxa" w:w="3860"/>
-            <w:tcBorders>
-              <w:top w:val="single" w:color="CCCCCC" w:sz="1"/>
-              <w:left w:val="single" w:color="CCCCCC" w:sz="1"/>
-              <w:bottom w:val="single" w:color="CCCCCC" w:sz="1"/>
-              <w:right w:val="single" w:color="CCCCCC" w:sz="1"/>
-            </w:tcBorders>
-            <w:tcMar>
-              <w:top w:type="dxa" w:w="80"/>
-              <w:left w:type="dxa" w:w="120"/>
-              <w:bottom w:type="dxa" w:w="80"/>
-              <w:right w:type="dxa" w:w="120"/>
-            </w:tcMar>
-          </w:tcPr>
-          <w:p>
-            <w:r>
-              <w:rPr>
-                <w:rFonts w:ascii="Arial" w:cs="Arial" w:eastAsia="Arial" w:hAnsi="Arial"/>
-                <w:sz w:val="20"/>
-                <w:szCs w:val="20"/>
-              </w:rPr>
-              <w:t xml:space="preserve">Start with 18 examples, expand as teams classify stories</w:t>
+              <w:t xml:space="preserve">/classify</w:t>
+            </w:r>
+          </w:p>
+        </w:tc>
+        <w:tc>
+          <w:tcPr>
+            <w:tcW w:type="dxa" w:w="3000"/>
+            <w:tcBorders>
+              <w:top w:val="single" w:color="CCCCCC" w:sz="1"/>
+              <w:left w:val="single" w:color="CCCCCC" w:sz="1"/>
+              <w:bottom w:val="single" w:color="CCCCCC" w:sz="1"/>
+              <w:right w:val="single" w:color="CCCCCC" w:sz="1"/>
+            </w:tcBorders>
+            <w:tcMar>
+              <w:top w:type="dxa" w:w="80"/>
+              <w:left w:type="dxa" w:w="120"/>
+              <w:bottom w:type="dxa" w:w="80"/>
+              <w:right w:type="dxa" w:w="120"/>
+            </w:tcMar>
+          </w:tcPr>
+          <w:p>
+            <w:r>
+              <w:rPr>
+                <w:rFonts w:ascii="Arial" w:cs="Arial" w:eastAsia="Arial" w:hAnsi="Arial"/>
+                <w:sz w:val="20"/>
+                <w:szCs w:val="20"/>
+              </w:rPr>
+              <w:t xml:space="preserve">Classifier</w:t>
+            </w:r>
+          </w:p>
+        </w:tc>
+        <w:tc>
+          <w:tcPr>
+            <w:tcW w:type="dxa" w:w="4360"/>
+            <w:tcBorders>
+              <w:top w:val="single" w:color="CCCCCC" w:sz="1"/>
+              <w:left w:val="single" w:color="CCCCCC" w:sz="1"/>
+              <w:bottom w:val="single" w:color="CCCCCC" w:sz="1"/>
+              <w:right w:val="single" w:color="CCCCCC" w:sz="1"/>
+            </w:tcBorders>
+            <w:tcMar>
+              <w:top w:type="dxa" w:w="80"/>
+              <w:left w:type="dxa" w:w="120"/>
+              <w:bottom w:type="dxa" w:w="80"/>
+              <w:right w:type="dxa" w:w="120"/>
+            </w:tcMar>
+          </w:tcPr>
+          <w:p>
+            <w:r>
+              <w:rPr>
+                <w:rFonts w:ascii="Arial" w:cs="Arial" w:eastAsia="Arial" w:hAnsi="Arial"/>
+                <w:sz w:val="20"/>
+                <w:szCs w:val="20"/>
+              </w:rPr>
+              <w:t xml:space="preserve">Chat-based AI classification interface</w:t>
             </w:r>
           </w:p>
         </w:tc>
@@ -2708,33 +4724,6 @@
       <w:tr>
         <w:tc>
           <w:tcPr>
-            <w:tcW w:type="dxa" w:w="3500"/>
-            <w:tcBorders>
-              <w:top w:val="single" w:color="CCCCCC" w:sz="1"/>
-              <w:left w:val="single" w:color="CCCCCC" w:sz="1"/>
-              <w:bottom w:val="single" w:color="CCCCCC" w:sz="1"/>
-              <w:right w:val="single" w:color="CCCCCC" w:sz="1"/>
-            </w:tcBorders>
-            <w:tcMar>
-              <w:top w:type="dxa" w:w="80"/>
-              <w:left w:type="dxa" w:w="120"/>
-              <w:bottom w:type="dxa" w:w="80"/>
-              <w:right w:type="dxa" w:w="120"/>
-            </w:tcMar>
-          </w:tcPr>
-          <w:p>
-            <w:r>
-              <w:rPr>
-                <w:rFonts w:ascii="Arial" w:cs="Arial" w:eastAsia="Arial" w:hAnsi="Arial"/>
-                <w:sz w:val="20"/>
-                <w:szCs w:val="20"/>
-              </w:rPr>
-              <w:t xml:space="preserve">WAF framework changes</w:t>
-            </w:r>
-          </w:p>
-        </w:tc>
-        <w:tc>
-          <w:tcPr>
             <w:tcW w:type="dxa" w:w="2000"/>
             <w:tcBorders>
               <w:top w:val="single" w:color="CCCCCC" w:sz="1"/>
@@ -2756,34 +4745,61 @@
                 <w:sz w:val="20"/>
                 <w:szCs w:val="20"/>
               </w:rPr>
-              <w:t xml:space="preserve">Medium</w:t>
-            </w:r>
-          </w:p>
-        </w:tc>
-        <w:tc>
-          <w:tcPr>
-            <w:tcW w:type="dxa" w:w="3860"/>
-            <w:tcBorders>
-              <w:top w:val="single" w:color="CCCCCC" w:sz="1"/>
-              <w:left w:val="single" w:color="CCCCCC" w:sz="1"/>
-              <w:bottom w:val="single" w:color="CCCCCC" w:sz="1"/>
-              <w:right w:val="single" w:color="CCCCCC" w:sz="1"/>
-            </w:tcBorders>
-            <w:tcMar>
-              <w:top w:type="dxa" w:w="80"/>
-              <w:left w:type="dxa" w:w="120"/>
-              <w:bottom w:type="dxa" w:w="80"/>
-              <w:right w:type="dxa" w:w="120"/>
-            </w:tcMar>
-          </w:tcPr>
-          <w:p>
-            <w:r>
-              <w:rPr>
-                <w:rFonts w:ascii="Arial" w:cs="Arial" w:eastAsia="Arial" w:hAnsi="Arial"/>
-                <w:sz w:val="20"/>
-                <w:szCs w:val="20"/>
-              </w:rPr>
-              <w:t xml:space="preserve">File-based definitions allow easy updates without code changes</w:t>
+              <w:t xml:space="preserve">/dashboard</w:t>
+            </w:r>
+          </w:p>
+        </w:tc>
+        <w:tc>
+          <w:tcPr>
+            <w:tcW w:type="dxa" w:w="3000"/>
+            <w:tcBorders>
+              <w:top w:val="single" w:color="CCCCCC" w:sz="1"/>
+              <w:left w:val="single" w:color="CCCCCC" w:sz="1"/>
+              <w:bottom w:val="single" w:color="CCCCCC" w:sz="1"/>
+              <w:right w:val="single" w:color="CCCCCC" w:sz="1"/>
+            </w:tcBorders>
+            <w:tcMar>
+              <w:top w:type="dxa" w:w="80"/>
+              <w:left w:type="dxa" w:w="120"/>
+              <w:bottom w:type="dxa" w:w="80"/>
+              <w:right w:type="dxa" w:w="120"/>
+            </w:tcMar>
+          </w:tcPr>
+          <w:p>
+            <w:r>
+              <w:rPr>
+                <w:rFonts w:ascii="Arial" w:cs="Arial" w:eastAsia="Arial" w:hAnsi="Arial"/>
+                <w:sz w:val="20"/>
+                <w:szCs w:val="20"/>
+              </w:rPr>
+              <w:t xml:space="preserve">Dashboard</w:t>
+            </w:r>
+          </w:p>
+        </w:tc>
+        <w:tc>
+          <w:tcPr>
+            <w:tcW w:type="dxa" w:w="4360"/>
+            <w:tcBorders>
+              <w:top w:val="single" w:color="CCCCCC" w:sz="1"/>
+              <w:left w:val="single" w:color="CCCCCC" w:sz="1"/>
+              <w:bottom w:val="single" w:color="CCCCCC" w:sz="1"/>
+              <w:right w:val="single" w:color="CCCCCC" w:sz="1"/>
+            </w:tcBorders>
+            <w:tcMar>
+              <w:top w:type="dxa" w:w="80"/>
+              <w:left w:type="dxa" w:w="120"/>
+              <w:bottom w:type="dxa" w:w="80"/>
+              <w:right w:type="dxa" w:w="120"/>
+            </w:tcMar>
+          </w:tcPr>
+          <w:p>
+            <w:r>
+              <w:rPr>
+                <w:rFonts w:ascii="Arial" w:cs="Arial" w:eastAsia="Arial" w:hAnsi="Arial"/>
+                <w:sz w:val="20"/>
+                <w:szCs w:val="20"/>
+              </w:rPr>
+              <w:t xml:space="preserve">Real-time KPIs and charts</w:t>
             </w:r>
           </w:p>
         </w:tc>
@@ -2791,33 +4807,6 @@
       <w:tr>
         <w:tc>
           <w:tcPr>
-            <w:tcW w:type="dxa" w:w="3500"/>
-            <w:tcBorders>
-              <w:top w:val="single" w:color="CCCCCC" w:sz="1"/>
-              <w:left w:val="single" w:color="CCCCCC" w:sz="1"/>
-              <w:bottom w:val="single" w:color="CCCCCC" w:sz="1"/>
-              <w:right w:val="single" w:color="CCCCCC" w:sz="1"/>
-            </w:tcBorders>
-            <w:tcMar>
-              <w:top w:type="dxa" w:w="80"/>
-              <w:left w:type="dxa" w:w="120"/>
-              <w:bottom w:type="dxa" w:w="80"/>
-              <w:right w:type="dxa" w:w="120"/>
-            </w:tcMar>
-          </w:tcPr>
-          <w:p>
-            <w:r>
-              <w:rPr>
-                <w:rFonts w:ascii="Arial" w:cs="Arial" w:eastAsia="Arial" w:hAnsi="Arial"/>
-                <w:sz w:val="20"/>
-                <w:szCs w:val="20"/>
-              </w:rPr>
-              <w:t xml:space="preserve">Team adoption resistance</w:t>
-            </w:r>
-          </w:p>
-        </w:tc>
-        <w:tc>
-          <w:tcPr>
             <w:tcW w:type="dxa" w:w="2000"/>
             <w:tcBorders>
               <w:top w:val="single" w:color="CCCCCC" w:sz="1"/>
@@ -2839,34 +4828,144 @@
                 <w:sz w:val="20"/>
                 <w:szCs w:val="20"/>
               </w:rPr>
-              <w:t xml:space="preserve">Medium</w:t>
-            </w:r>
-          </w:p>
-        </w:tc>
-        <w:tc>
-          <w:tcPr>
-            <w:tcW w:type="dxa" w:w="3860"/>
-            <w:tcBorders>
-              <w:top w:val="single" w:color="CCCCCC" w:sz="1"/>
-              <w:left w:val="single" w:color="CCCCCC" w:sz="1"/>
-              <w:bottom w:val="single" w:color="CCCCCC" w:sz="1"/>
-              <w:right w:val="single" w:color="CCCCCC" w:sz="1"/>
-            </w:tcBorders>
-            <w:tcMar>
-              <w:top w:type="dxa" w:w="80"/>
-              <w:left w:type="dxa" w:w="120"/>
-              <w:bottom w:type="dxa" w:w="80"/>
-              <w:right w:type="dxa" w:w="120"/>
-            </w:tcMar>
-          </w:tcPr>
-          <w:p>
-            <w:r>
-              <w:rPr>
-                <w:rFonts w:ascii="Arial" w:cs="Arial" w:eastAsia="Arial" w:hAnsi="Arial"/>
-                <w:sz w:val="20"/>
-                <w:szCs w:val="20"/>
-              </w:rPr>
-              <w:t xml:space="preserve">Integrate into existing grooming workflow, show value quickly</w:t>
+              <w:t xml:space="preserve">/history</w:t>
+            </w:r>
+          </w:p>
+        </w:tc>
+        <w:tc>
+          <w:tcPr>
+            <w:tcW w:type="dxa" w:w="3000"/>
+            <w:tcBorders>
+              <w:top w:val="single" w:color="CCCCCC" w:sz="1"/>
+              <w:left w:val="single" w:color="CCCCCC" w:sz="1"/>
+              <w:bottom w:val="single" w:color="CCCCCC" w:sz="1"/>
+              <w:right w:val="single" w:color="CCCCCC" w:sz="1"/>
+            </w:tcBorders>
+            <w:tcMar>
+              <w:top w:type="dxa" w:w="80"/>
+              <w:left w:type="dxa" w:w="120"/>
+              <w:bottom w:type="dxa" w:w="80"/>
+              <w:right w:type="dxa" w:w="120"/>
+            </w:tcMar>
+          </w:tcPr>
+          <w:p>
+            <w:r>
+              <w:rPr>
+                <w:rFonts w:ascii="Arial" w:cs="Arial" w:eastAsia="Arial" w:hAnsi="Arial"/>
+                <w:sz w:val="20"/>
+                <w:szCs w:val="20"/>
+              </w:rPr>
+              <w:t xml:space="preserve">Historical View</w:t>
+            </w:r>
+          </w:p>
+        </w:tc>
+        <w:tc>
+          <w:tcPr>
+            <w:tcW w:type="dxa" w:w="4360"/>
+            <w:tcBorders>
+              <w:top w:val="single" w:color="CCCCCC" w:sz="1"/>
+              <w:left w:val="single" w:color="CCCCCC" w:sz="1"/>
+              <w:bottom w:val="single" w:color="CCCCCC" w:sz="1"/>
+              <w:right w:val="single" w:color="CCCCCC" w:sz="1"/>
+            </w:tcBorders>
+            <w:tcMar>
+              <w:top w:type="dxa" w:w="80"/>
+              <w:left w:type="dxa" w:w="120"/>
+              <w:bottom w:type="dxa" w:w="80"/>
+              <w:right w:type="dxa" w:w="120"/>
+            </w:tcMar>
+          </w:tcPr>
+          <w:p>
+            <w:r>
+              <w:rPr>
+                <w:rFonts w:ascii="Arial" w:cs="Arial" w:eastAsia="Arial" w:hAnsi="Arial"/>
+                <w:sz w:val="20"/>
+                <w:szCs w:val="20"/>
+              </w:rPr>
+              <w:t xml:space="preserve">Sprint trends, monthly rollups, timeline, import</w:t>
+            </w:r>
+          </w:p>
+        </w:tc>
+      </w:tr>
+      <w:tr>
+        <w:tc>
+          <w:tcPr>
+            <w:tcW w:type="dxa" w:w="2000"/>
+            <w:tcBorders>
+              <w:top w:val="single" w:color="CCCCCC" w:sz="1"/>
+              <w:left w:val="single" w:color="CCCCCC" w:sz="1"/>
+              <w:bottom w:val="single" w:color="CCCCCC" w:sz="1"/>
+              <w:right w:val="single" w:color="CCCCCC" w:sz="1"/>
+            </w:tcBorders>
+            <w:tcMar>
+              <w:top w:type="dxa" w:w="80"/>
+              <w:left w:type="dxa" w:w="120"/>
+              <w:bottom w:type="dxa" w:w="80"/>
+              <w:right w:type="dxa" w:w="120"/>
+            </w:tcMar>
+          </w:tcPr>
+          <w:p>
+            <w:r>
+              <w:rPr>
+                <w:rFonts w:ascii="Arial" w:cs="Arial" w:eastAsia="Arial" w:hAnsi="Arial"/>
+                <w:sz w:val="20"/>
+                <w:szCs w:val="20"/>
+              </w:rPr>
+              <w:t xml:space="preserve">/lineage</w:t>
+            </w:r>
+          </w:p>
+        </w:tc>
+        <w:tc>
+          <w:tcPr>
+            <w:tcW w:type="dxa" w:w="3000"/>
+            <w:tcBorders>
+              <w:top w:val="single" w:color="CCCCCC" w:sz="1"/>
+              <w:left w:val="single" w:color="CCCCCC" w:sz="1"/>
+              <w:bottom w:val="single" w:color="CCCCCC" w:sz="1"/>
+              <w:right w:val="single" w:color="CCCCCC" w:sz="1"/>
+            </w:tcBorders>
+            <w:tcMar>
+              <w:top w:type="dxa" w:w="80"/>
+              <w:left w:type="dxa" w:w="120"/>
+              <w:bottom w:type="dxa" w:w="80"/>
+              <w:right w:type="dxa" w:w="120"/>
+            </w:tcMar>
+          </w:tcPr>
+          <w:p>
+            <w:r>
+              <w:rPr>
+                <w:rFonts w:ascii="Arial" w:cs="Arial" w:eastAsia="Arial" w:hAnsi="Arial"/>
+                <w:sz w:val="20"/>
+                <w:szCs w:val="20"/>
+              </w:rPr>
+              <w:t xml:space="preserve">Epic Lineage</w:t>
+            </w:r>
+          </w:p>
+        </w:tc>
+        <w:tc>
+          <w:tcPr>
+            <w:tcW w:type="dxa" w:w="4360"/>
+            <w:tcBorders>
+              <w:top w:val="single" w:color="CCCCCC" w:sz="1"/>
+              <w:left w:val="single" w:color="CCCCCC" w:sz="1"/>
+              <w:bottom w:val="single" w:color="CCCCCC" w:sz="1"/>
+              <w:right w:val="single" w:color="CCCCCC" w:sz="1"/>
+            </w:tcBorders>
+            <w:tcMar>
+              <w:top w:type="dxa" w:w="80"/>
+              <w:left w:type="dxa" w:w="120"/>
+              <w:bottom w:type="dxa" w:w="80"/>
+              <w:right w:type="dxa" w:w="120"/>
+            </w:tcMar>
+          </w:tcPr>
+          <w:p>
+            <w:r>
+              <w:rPr>
+                <w:rFonts w:ascii="Arial" w:cs="Arial" w:eastAsia="Arial" w:hAnsi="Arial"/>
+                <w:sz w:val="20"/>
+                <w:szCs w:val="20"/>
+              </w:rPr>
+              <w:t xml:space="preserve">Epic-to-story tree view and WAF rollups</w:t>
             </w:r>
           </w:p>
         </w:tc>
@@ -2876,6 +4975,1467 @@
       <w:pPr>
         <w:spacing w:after="200"/>
       </w:pPr>
+    </w:p>
+    <w:p>
+      <w:pPr>
+        <w:pStyle w:val="Heading1"/>
+      </w:pPr>
+      <w:r>
+        <w:rPr>
+          <w:rFonts w:ascii="Arial" w:cs="Arial" w:eastAsia="Arial" w:hAnsi="Arial"/>
+        </w:rPr>
+        <w:t xml:space="preserve">7. Success Metrics</w:t>
+      </w:r>
+    </w:p>
+    <w:p>
+      <w:pPr>
+        <w:pStyle w:val="ListParagraph"/>
+        <w:numPr>
+          <w:ilvl w:val="0"/>
+          <w:numId w:val="2"/>
+        </w:numPr>
+      </w:pPr>
+      <w:r>
+        <w:rPr>
+          <w:rFonts w:ascii="Arial" w:cs="Arial" w:eastAsia="Arial" w:hAnsi="Arial"/>
+          <w:sz w:val="22"/>
+          <w:szCs w:val="22"/>
+        </w:rPr>
+        <w:t xml:space="preserve">Classification accuracy &gt; 85% against expert-reviewed ground truth</w:t>
+      </w:r>
+    </w:p>
+    <w:p>
+      <w:pPr>
+        <w:pStyle w:val="ListParagraph"/>
+        <w:numPr>
+          <w:ilvl w:val="0"/>
+          <w:numId w:val="2"/>
+        </w:numPr>
+      </w:pPr>
+      <w:r>
+        <w:rPr>
+          <w:rFonts w:ascii="Arial" w:cs="Arial" w:eastAsia="Arial" w:hAnsi="Arial"/>
+          <w:sz w:val="22"/>
+          <w:szCs w:val="22"/>
+        </w:rPr>
+        <w:t xml:space="preserve">Mismatch detection rate: catch &gt; 90% of incorrectly tagged stories</w:t>
+      </w:r>
+    </w:p>
+    <w:p>
+      <w:pPr>
+        <w:pStyle w:val="ListParagraph"/>
+        <w:numPr>
+          <w:ilvl w:val="0"/>
+          <w:numId w:val="2"/>
+        </w:numPr>
+      </w:pPr>
+      <w:r>
+        <w:rPr>
+          <w:rFonts w:ascii="Arial" w:cs="Arial" w:eastAsia="Arial" w:hAnsi="Arial"/>
+          <w:sz w:val="22"/>
+          <w:szCs w:val="22"/>
+        </w:rPr>
+        <w:t xml:space="preserve">Time to classify: &lt; 5 seconds per single story, &lt; 30 seconds per batch of 10</w:t>
+      </w:r>
+    </w:p>
+    <w:p>
+      <w:pPr>
+        <w:pStyle w:val="ListParagraph"/>
+        <w:numPr>
+          <w:ilvl w:val="0"/>
+          <w:numId w:val="2"/>
+        </w:numPr>
+      </w:pPr>
+      <w:r>
+        <w:rPr>
+          <w:rFonts w:ascii="Arial" w:cs="Arial" w:eastAsia="Arial" w:hAnsi="Arial"/>
+          <w:sz w:val="22"/>
+          <w:szCs w:val="22"/>
+        </w:rPr>
+        <w:t xml:space="preserve">User adoption: &gt; 60% of grooming sessions use the tool within 3 months</w:t>
+      </w:r>
+    </w:p>
+    <w:p>
+      <w:pPr>
+        <w:pStyle w:val="ListParagraph"/>
+        <w:numPr>
+          <w:ilvl w:val="0"/>
+          <w:numId w:val="2"/>
+        </w:numPr>
+      </w:pPr>
+      <w:r>
+        <w:rPr>
+          <w:rFonts w:ascii="Arial" w:cs="Arial" w:eastAsia="Arial" w:hAnsi="Arial"/>
+          <w:sz w:val="22"/>
+          <w:szCs w:val="22"/>
+        </w:rPr>
+        <w:t xml:space="preserve">Reduce WAF misclassification rate from ~80% to &lt; 15%</w:t>
+      </w:r>
+    </w:p>
+    <w:p>
+      <w:pPr>
+        <w:pStyle w:val="ListParagraph"/>
+        <w:numPr>
+          <w:ilvl w:val="0"/>
+          <w:numId w:val="2"/>
+        </w:numPr>
+      </w:pPr>
+      <w:r>
+        <w:rPr>
+          <w:rFonts w:ascii="Arial" w:cs="Arial" w:eastAsia="Arial" w:hAnsi="Arial"/>
+          <w:sz w:val="22"/>
+          <w:szCs w:val="22"/>
+        </w:rPr>
+        <w:t xml:space="preserve">Dashboard adoption: PMOs check dashboard at least weekly</w:t>
+      </w:r>
+    </w:p>
+    <w:p>
+      <w:pPr>
+        <w:pStyle w:val="ListParagraph"/>
+        <w:numPr>
+          <w:ilvl w:val="0"/>
+          <w:numId w:val="2"/>
+        </w:numPr>
+      </w:pPr>
+      <w:r>
+        <w:rPr>
+          <w:rFonts w:ascii="Arial" w:cs="Arial" w:eastAsia="Arial" w:hAnsi="Arial"/>
+          <w:sz w:val="22"/>
+          <w:szCs w:val="22"/>
+        </w:rPr>
+        <w:t xml:space="preserve">Ground truth growth: &gt; 50 approved examples within first quarter</w:t>
+      </w:r>
+    </w:p>
+    <w:p>
+      <w:pPr>
+        <w:pStyle w:val="ListParagraph"/>
+        <w:numPr>
+          <w:ilvl w:val="0"/>
+          <w:numId w:val="2"/>
+        </w:numPr>
+      </w:pPr>
+      <w:r>
+        <w:rPr>
+          <w:rFonts w:ascii="Arial" w:cs="Arial" w:eastAsia="Arial" w:hAnsi="Arial"/>
+          <w:sz w:val="22"/>
+          <w:szCs w:val="22"/>
+        </w:rPr>
+        <w:t xml:space="preserve">Epic coverage: &gt; 70% of classified stories linked to an epic within 6 months</w:t>
+      </w:r>
+    </w:p>
+    <w:p>
+      <w:pPr>
+        <w:pStyle w:val="Heading1"/>
+      </w:pPr>
+      <w:r>
+        <w:rPr>
+          <w:rFonts w:ascii="Arial" w:cs="Arial" w:eastAsia="Arial" w:hAnsi="Arial"/>
+        </w:rPr>
+        <w:t xml:space="preserve">8. What’s New in v2.0</w:t>
+      </w:r>
+    </w:p>
+    <w:tbl>
+      <w:tblPr>
+        <w:tblW w:type="dxa" w:w="9360"/>
+        <w:tblBorders>
+          <w:top w:val="single" w:color="auto" w:sz="4"/>
+          <w:left w:val="single" w:color="auto" w:sz="4"/>
+          <w:bottom w:val="single" w:color="auto" w:sz="4"/>
+          <w:right w:val="single" w:color="auto" w:sz="4"/>
+          <w:insideH w:val="single" w:color="auto" w:sz="4"/>
+          <w:insideV w:val="single" w:color="auto" w:sz="4"/>
+        </w:tblBorders>
+      </w:tblPr>
+      <w:tblGrid>
+        <w:gridCol w:w="3000"/>
+        <w:gridCol w:w="6360"/>
+      </w:tblGrid>
+      <w:tr>
+        <w:tc>
+          <w:tcPr>
+            <w:tcW w:type="dxa" w:w="3000"/>
+            <w:tcBorders>
+              <w:top w:val="single" w:color="CCCCCC" w:sz="1"/>
+              <w:left w:val="single" w:color="CCCCCC" w:sz="1"/>
+              <w:bottom w:val="single" w:color="CCCCCC" w:sz="1"/>
+              <w:right w:val="single" w:color="CCCCCC" w:sz="1"/>
+            </w:tcBorders>
+            <w:shd w:fill="2B3544" w:val="clear"/>
+            <w:tcMar>
+              <w:top w:type="dxa" w:w="80"/>
+              <w:left w:type="dxa" w:w="120"/>
+              <w:bottom w:type="dxa" w:w="80"/>
+              <w:right w:type="dxa" w:w="120"/>
+            </w:tcMar>
+          </w:tcPr>
+          <w:p>
+            <w:r>
+              <w:rPr>
+                <w:rFonts w:ascii="Arial" w:cs="Arial" w:eastAsia="Arial" w:hAnsi="Arial"/>
+                <w:b/>
+                <w:bCs/>
+                <w:color w:val="FFFFFF"/>
+                <w:sz w:val="20"/>
+                <w:szCs w:val="20"/>
+              </w:rPr>
+              <w:t xml:space="preserve">Feature</w:t>
+            </w:r>
+          </w:p>
+        </w:tc>
+        <w:tc>
+          <w:tcPr>
+            <w:tcW w:type="dxa" w:w="6360"/>
+            <w:tcBorders>
+              <w:top w:val="single" w:color="CCCCCC" w:sz="1"/>
+              <w:left w:val="single" w:color="CCCCCC" w:sz="1"/>
+              <w:bottom w:val="single" w:color="CCCCCC" w:sz="1"/>
+              <w:right w:val="single" w:color="CCCCCC" w:sz="1"/>
+            </w:tcBorders>
+            <w:shd w:fill="2B3544" w:val="clear"/>
+            <w:tcMar>
+              <w:top w:type="dxa" w:w="80"/>
+              <w:left w:type="dxa" w:w="120"/>
+              <w:bottom w:type="dxa" w:w="80"/>
+              <w:right w:type="dxa" w:w="120"/>
+            </w:tcMar>
+          </w:tcPr>
+          <w:p>
+            <w:r>
+              <w:rPr>
+                <w:rFonts w:ascii="Arial" w:cs="Arial" w:eastAsia="Arial" w:hAnsi="Arial"/>
+                <w:b/>
+                <w:bCs/>
+                <w:color w:val="FFFFFF"/>
+                <w:sz w:val="20"/>
+                <w:szCs w:val="20"/>
+              </w:rPr>
+              <w:t xml:space="preserve">Description</w:t>
+            </w:r>
+          </w:p>
+        </w:tc>
+      </w:tr>
+      <w:tr>
+        <w:tc>
+          <w:tcPr>
+            <w:tcW w:type="dxa" w:w="3000"/>
+            <w:tcBorders>
+              <w:top w:val="single" w:color="CCCCCC" w:sz="1"/>
+              <w:left w:val="single" w:color="CCCCCC" w:sz="1"/>
+              <w:bottom w:val="single" w:color="CCCCCC" w:sz="1"/>
+              <w:right w:val="single" w:color="CCCCCC" w:sz="1"/>
+            </w:tcBorders>
+            <w:tcMar>
+              <w:top w:type="dxa" w:w="80"/>
+              <w:left w:type="dxa" w:w="120"/>
+              <w:bottom w:type="dxa" w:w="80"/>
+              <w:right w:type="dxa" w:w="120"/>
+            </w:tcMar>
+          </w:tcPr>
+          <w:p>
+            <w:r>
+              <w:rPr>
+                <w:rFonts w:ascii="Arial" w:cs="Arial" w:eastAsia="Arial" w:hAnsi="Arial"/>
+                <w:sz w:val="20"/>
+                <w:szCs w:val="20"/>
+              </w:rPr>
+              <w:t xml:space="preserve">Home Landing Page</w:t>
+            </w:r>
+          </w:p>
+        </w:tc>
+        <w:tc>
+          <w:tcPr>
+            <w:tcW w:type="dxa" w:w="6360"/>
+            <w:tcBorders>
+              <w:top w:val="single" w:color="CCCCCC" w:sz="1"/>
+              <w:left w:val="single" w:color="CCCCCC" w:sz="1"/>
+              <w:bottom w:val="single" w:color="CCCCCC" w:sz="1"/>
+              <w:right w:val="single" w:color="CCCCCC" w:sz="1"/>
+            </w:tcBorders>
+            <w:tcMar>
+              <w:top w:type="dxa" w:w="80"/>
+              <w:left w:type="dxa" w:w="120"/>
+              <w:bottom w:type="dxa" w:w="80"/>
+              <w:right w:type="dxa" w:w="120"/>
+            </w:tcMar>
+          </w:tcPr>
+          <w:p>
+            <w:r>
+              <w:rPr>
+                <w:rFonts w:ascii="Arial" w:cs="Arial" w:eastAsia="Arial" w:hAnsi="Arial"/>
+                <w:sz w:val="20"/>
+                <w:szCs w:val="20"/>
+              </w:rPr>
+              <w:t xml:space="preserve">Central navigation hub with 5 feature cards and system status bar</w:t>
+            </w:r>
+          </w:p>
+        </w:tc>
+      </w:tr>
+      <w:tr>
+        <w:tc>
+          <w:tcPr>
+            <w:tcW w:type="dxa" w:w="3000"/>
+            <w:tcBorders>
+              <w:top w:val="single" w:color="CCCCCC" w:sz="1"/>
+              <w:left w:val="single" w:color="CCCCCC" w:sz="1"/>
+              <w:bottom w:val="single" w:color="CCCCCC" w:sz="1"/>
+              <w:right w:val="single" w:color="CCCCCC" w:sz="1"/>
+            </w:tcBorders>
+            <w:tcMar>
+              <w:top w:type="dxa" w:w="80"/>
+              <w:left w:type="dxa" w:w="120"/>
+              <w:bottom w:type="dxa" w:w="80"/>
+              <w:right w:type="dxa" w:w="120"/>
+            </w:tcMar>
+          </w:tcPr>
+          <w:p>
+            <w:r>
+              <w:rPr>
+                <w:rFonts w:ascii="Arial" w:cs="Arial" w:eastAsia="Arial" w:hAnsi="Arial"/>
+                <w:sz w:val="20"/>
+                <w:szCs w:val="20"/>
+              </w:rPr>
+              <w:t xml:space="preserve">Real-Time Dashboard</w:t>
+            </w:r>
+          </w:p>
+        </w:tc>
+        <w:tc>
+          <w:tcPr>
+            <w:tcW w:type="dxa" w:w="6360"/>
+            <w:tcBorders>
+              <w:top w:val="single" w:color="CCCCCC" w:sz="1"/>
+              <w:left w:val="single" w:color="CCCCCC" w:sz="1"/>
+              <w:bottom w:val="single" w:color="CCCCCC" w:sz="1"/>
+              <w:right w:val="single" w:color="CCCCCC" w:sz="1"/>
+            </w:tcBorders>
+            <w:tcMar>
+              <w:top w:type="dxa" w:w="80"/>
+              <w:left w:type="dxa" w:w="120"/>
+              <w:bottom w:type="dxa" w:w="80"/>
+              <w:right w:type="dxa" w:w="120"/>
+            </w:tcMar>
+          </w:tcPr>
+          <w:p>
+            <w:r>
+              <w:rPr>
+                <w:rFonts w:ascii="Arial" w:cs="Arial" w:eastAsia="Arial" w:hAnsi="Arial"/>
+                <w:sz w:val="20"/>
+                <w:szCs w:val="20"/>
+              </w:rPr>
+              <w:t xml:space="preserve">KPIs, category/confidence/color charts, daily trend, recent table</w:t>
+            </w:r>
+          </w:p>
+        </w:tc>
+      </w:tr>
+      <w:tr>
+        <w:tc>
+          <w:tcPr>
+            <w:tcW w:type="dxa" w:w="3000"/>
+            <w:tcBorders>
+              <w:top w:val="single" w:color="CCCCCC" w:sz="1"/>
+              <w:left w:val="single" w:color="CCCCCC" w:sz="1"/>
+              <w:bottom w:val="single" w:color="CCCCCC" w:sz="1"/>
+              <w:right w:val="single" w:color="CCCCCC" w:sz="1"/>
+            </w:tcBorders>
+            <w:tcMar>
+              <w:top w:type="dxa" w:w="80"/>
+              <w:left w:type="dxa" w:w="120"/>
+              <w:bottom w:type="dxa" w:w="80"/>
+              <w:right w:type="dxa" w:w="120"/>
+            </w:tcMar>
+          </w:tcPr>
+          <w:p>
+            <w:r>
+              <w:rPr>
+                <w:rFonts w:ascii="Arial" w:cs="Arial" w:eastAsia="Arial" w:hAnsi="Arial"/>
+                <w:sz w:val="20"/>
+                <w:szCs w:val="20"/>
+              </w:rPr>
+              <w:t xml:space="preserve">Sprint Trends</w:t>
+            </w:r>
+          </w:p>
+        </w:tc>
+        <w:tc>
+          <w:tcPr>
+            <w:tcW w:type="dxa" w:w="6360"/>
+            <w:tcBorders>
+              <w:top w:val="single" w:color="CCCCCC" w:sz="1"/>
+              <w:left w:val="single" w:color="CCCCCC" w:sz="1"/>
+              <w:bottom w:val="single" w:color="CCCCCC" w:sz="1"/>
+              <w:right w:val="single" w:color="CCCCCC" w:sz="1"/>
+            </w:tcBorders>
+            <w:tcMar>
+              <w:top w:type="dxa" w:w="80"/>
+              <w:left w:type="dxa" w:w="120"/>
+              <w:bottom w:type="dxa" w:w="80"/>
+              <w:right w:type="dxa" w:w="120"/>
+            </w:tcMar>
+          </w:tcPr>
+          <w:p>
+            <w:r>
+              <w:rPr>
+                <w:rFonts w:ascii="Arial" w:cs="Arial" w:eastAsia="Arial" w:hAnsi="Arial"/>
+                <w:sz w:val="20"/>
+                <w:szCs w:val="20"/>
+              </w:rPr>
+              <w:t xml:space="preserve">2-week sprint windows with delta indicators vs previous sprint</w:t>
+            </w:r>
+          </w:p>
+        </w:tc>
+      </w:tr>
+      <w:tr>
+        <w:tc>
+          <w:tcPr>
+            <w:tcW w:type="dxa" w:w="3000"/>
+            <w:tcBorders>
+              <w:top w:val="single" w:color="CCCCCC" w:sz="1"/>
+              <w:left w:val="single" w:color="CCCCCC" w:sz="1"/>
+              <w:bottom w:val="single" w:color="CCCCCC" w:sz="1"/>
+              <w:right w:val="single" w:color="CCCCCC" w:sz="1"/>
+            </w:tcBorders>
+            <w:tcMar>
+              <w:top w:type="dxa" w:w="80"/>
+              <w:left w:type="dxa" w:w="120"/>
+              <w:bottom w:type="dxa" w:w="80"/>
+              <w:right w:type="dxa" w:w="120"/>
+            </w:tcMar>
+          </w:tcPr>
+          <w:p>
+            <w:r>
+              <w:rPr>
+                <w:rFonts w:ascii="Arial" w:cs="Arial" w:eastAsia="Arial" w:hAnsi="Arial"/>
+                <w:sz w:val="20"/>
+                <w:szCs w:val="20"/>
+              </w:rPr>
+              <w:t xml:space="preserve">Monthly Rollups</w:t>
+            </w:r>
+          </w:p>
+        </w:tc>
+        <w:tc>
+          <w:tcPr>
+            <w:tcW w:type="dxa" w:w="6360"/>
+            <w:tcBorders>
+              <w:top w:val="single" w:color="CCCCCC" w:sz="1"/>
+              <w:left w:val="single" w:color="CCCCCC" w:sz="1"/>
+              <w:bottom w:val="single" w:color="CCCCCC" w:sz="1"/>
+              <w:right w:val="single" w:color="CCCCCC" w:sz="1"/>
+            </w:tcBorders>
+            <w:tcMar>
+              <w:top w:type="dxa" w:w="80"/>
+              <w:left w:type="dxa" w:w="120"/>
+              <w:bottom w:type="dxa" w:w="80"/>
+              <w:right w:type="dxa" w:w="120"/>
+            </w:tcMar>
+          </w:tcPr>
+          <w:p>
+            <w:r>
+              <w:rPr>
+                <w:rFonts w:ascii="Arial" w:cs="Arial" w:eastAsia="Arial" w:hAnsi="Arial"/>
+                <w:sz w:val="20"/>
+                <w:szCs w:val="20"/>
+              </w:rPr>
+              <w:t xml:space="preserve">Dual-axis overview chart, expandable month cards, period comparison</w:t>
+            </w:r>
+          </w:p>
+        </w:tc>
+      </w:tr>
+      <w:tr>
+        <w:tc>
+          <w:tcPr>
+            <w:tcW w:type="dxa" w:w="3000"/>
+            <w:tcBorders>
+              <w:top w:val="single" w:color="CCCCCC" w:sz="1"/>
+              <w:left w:val="single" w:color="CCCCCC" w:sz="1"/>
+              <w:bottom w:val="single" w:color="CCCCCC" w:sz="1"/>
+              <w:right w:val="single" w:color="CCCCCC" w:sz="1"/>
+            </w:tcBorders>
+            <w:tcMar>
+              <w:top w:type="dxa" w:w="80"/>
+              <w:left w:type="dxa" w:w="120"/>
+              <w:bottom w:type="dxa" w:w="80"/>
+              <w:right w:type="dxa" w:w="120"/>
+            </w:tcMar>
+          </w:tcPr>
+          <w:p>
+            <w:r>
+              <w:rPr>
+                <w:rFonts w:ascii="Arial" w:cs="Arial" w:eastAsia="Arial" w:hAnsi="Arial"/>
+                <w:sz w:val="20"/>
+                <w:szCs w:val="20"/>
+              </w:rPr>
+              <w:t xml:space="preserve">Filterable Timeline</w:t>
+            </w:r>
+          </w:p>
+        </w:tc>
+        <w:tc>
+          <w:tcPr>
+            <w:tcW w:type="dxa" w:w="6360"/>
+            <w:tcBorders>
+              <w:top w:val="single" w:color="CCCCCC" w:sz="1"/>
+              <w:left w:val="single" w:color="CCCCCC" w:sz="1"/>
+              <w:bottom w:val="single" w:color="CCCCCC" w:sz="1"/>
+              <w:right w:val="single" w:color="CCCCCC" w:sz="1"/>
+            </w:tcBorders>
+            <w:tcMar>
+              <w:top w:type="dxa" w:w="80"/>
+              <w:left w:type="dxa" w:w="120"/>
+              <w:bottom w:type="dxa" w:w="80"/>
+              <w:right w:type="dxa" w:w="120"/>
+            </w:tcMar>
+          </w:tcPr>
+          <w:p>
+            <w:r>
+              <w:rPr>
+                <w:rFonts w:ascii="Arial" w:cs="Arial" w:eastAsia="Arial" w:hAnsi="Arial"/>
+                <w:sz w:val="20"/>
+                <w:szCs w:val="20"/>
+              </w:rPr>
+              <w:t xml:space="preserve">Date range, category, color, team, confidence filters with pagination</w:t>
+            </w:r>
+          </w:p>
+        </w:tc>
+      </w:tr>
+      <w:tr>
+        <w:tc>
+          <w:tcPr>
+            <w:tcW w:type="dxa" w:w="3000"/>
+            <w:tcBorders>
+              <w:top w:val="single" w:color="CCCCCC" w:sz="1"/>
+              <w:left w:val="single" w:color="CCCCCC" w:sz="1"/>
+              <w:bottom w:val="single" w:color="CCCCCC" w:sz="1"/>
+              <w:right w:val="single" w:color="CCCCCC" w:sz="1"/>
+            </w:tcBorders>
+            <w:tcMar>
+              <w:top w:type="dxa" w:w="80"/>
+              <w:left w:type="dxa" w:w="120"/>
+              <w:bottom w:type="dxa" w:w="80"/>
+              <w:right w:type="dxa" w:w="120"/>
+            </w:tcMar>
+          </w:tcPr>
+          <w:p>
+            <w:r>
+              <w:rPr>
+                <w:rFonts w:ascii="Arial" w:cs="Arial" w:eastAsia="Arial" w:hAnsi="Arial"/>
+                <w:sz w:val="20"/>
+                <w:szCs w:val="20"/>
+              </w:rPr>
+              <w:t xml:space="preserve">Excel Export</w:t>
+            </w:r>
+          </w:p>
+        </w:tc>
+        <w:tc>
+          <w:tcPr>
+            <w:tcW w:type="dxa" w:w="6360"/>
+            <w:tcBorders>
+              <w:top w:val="single" w:color="CCCCCC" w:sz="1"/>
+              <w:left w:val="single" w:color="CCCCCC" w:sz="1"/>
+              <w:bottom w:val="single" w:color="CCCCCC" w:sz="1"/>
+              <w:right w:val="single" w:color="CCCCCC" w:sz="1"/>
+            </w:tcBorders>
+            <w:tcMar>
+              <w:top w:type="dxa" w:w="80"/>
+              <w:left w:type="dxa" w:w="120"/>
+              <w:bottom w:type="dxa" w:w="80"/>
+              <w:right w:type="dxa" w:w="120"/>
+            </w:tcMar>
+          </w:tcPr>
+          <w:p>
+            <w:r>
+              <w:rPr>
+                <w:rFonts w:ascii="Arial" w:cs="Arial" w:eastAsia="Arial" w:hAnsi="Arial"/>
+                <w:sz w:val="20"/>
+                <w:szCs w:val="20"/>
+              </w:rPr>
+              <w:t xml:space="preserve">Formatted 3-sheet workbook (Summary, Monthly Rollups, Raw Data)</w:t>
+            </w:r>
+          </w:p>
+        </w:tc>
+      </w:tr>
+      <w:tr>
+        <w:tc>
+          <w:tcPr>
+            <w:tcW w:type="dxa" w:w="3000"/>
+            <w:tcBorders>
+              <w:top w:val="single" w:color="CCCCCC" w:sz="1"/>
+              <w:left w:val="single" w:color="CCCCCC" w:sz="1"/>
+              <w:bottom w:val="single" w:color="CCCCCC" w:sz="1"/>
+              <w:right w:val="single" w:color="CCCCCC" w:sz="1"/>
+            </w:tcBorders>
+            <w:tcMar>
+              <w:top w:type="dxa" w:w="80"/>
+              <w:left w:type="dxa" w:w="120"/>
+              <w:bottom w:type="dxa" w:w="80"/>
+              <w:right w:type="dxa" w:w="120"/>
+            </w:tcMar>
+          </w:tcPr>
+          <w:p>
+            <w:r>
+              <w:rPr>
+                <w:rFonts w:ascii="Arial" w:cs="Arial" w:eastAsia="Arial" w:hAnsi="Arial"/>
+                <w:sz w:val="20"/>
+                <w:szCs w:val="20"/>
+              </w:rPr>
+              <w:t xml:space="preserve">Bulk Verify and Import</w:t>
+            </w:r>
+          </w:p>
+        </w:tc>
+        <w:tc>
+          <w:tcPr>
+            <w:tcW w:type="dxa" w:w="6360"/>
+            <w:tcBorders>
+              <w:top w:val="single" w:color="CCCCCC" w:sz="1"/>
+              <w:left w:val="single" w:color="CCCCCC" w:sz="1"/>
+              <w:bottom w:val="single" w:color="CCCCCC" w:sz="1"/>
+              <w:right w:val="single" w:color="CCCCCC" w:sz="1"/>
+            </w:tcBorders>
+            <w:tcMar>
+              <w:top w:type="dxa" w:w="80"/>
+              <w:left w:type="dxa" w:w="120"/>
+              <w:bottom w:type="dxa" w:w="80"/>
+              <w:right w:type="dxa" w:w="120"/>
+            </w:tcMar>
+          </w:tcPr>
+          <w:p>
+            <w:r>
+              <w:rPr>
+                <w:rFonts w:ascii="Arial" w:cs="Arial" w:eastAsia="Arial" w:hAnsi="Arial"/>
+                <w:sz w:val="20"/>
+                <w:szCs w:val="20"/>
+              </w:rPr>
+              <w:t xml:space="preserve">Upload JIRA exports, AI verifies each story, side-by-side review</w:t>
+            </w:r>
+          </w:p>
+        </w:tc>
+      </w:tr>
+      <w:tr>
+        <w:tc>
+          <w:tcPr>
+            <w:tcW w:type="dxa" w:w="3000"/>
+            <w:tcBorders>
+              <w:top w:val="single" w:color="CCCCCC" w:sz="1"/>
+              <w:left w:val="single" w:color="CCCCCC" w:sz="1"/>
+              <w:bottom w:val="single" w:color="CCCCCC" w:sz="1"/>
+              <w:right w:val="single" w:color="CCCCCC" w:sz="1"/>
+            </w:tcBorders>
+            <w:tcMar>
+              <w:top w:type="dxa" w:w="80"/>
+              <w:left w:type="dxa" w:w="120"/>
+              <w:bottom w:type="dxa" w:w="80"/>
+              <w:right w:type="dxa" w:w="120"/>
+            </w:tcMar>
+          </w:tcPr>
+          <w:p>
+            <w:r>
+              <w:rPr>
+                <w:rFonts w:ascii="Arial" w:cs="Arial" w:eastAsia="Arial" w:hAnsi="Arial"/>
+                <w:sz w:val="20"/>
+                <w:szCs w:val="20"/>
+              </w:rPr>
+              <w:t xml:space="preserve">Epic Lineage</w:t>
+            </w:r>
+          </w:p>
+        </w:tc>
+        <w:tc>
+          <w:tcPr>
+            <w:tcW w:type="dxa" w:w="6360"/>
+            <w:tcBorders>
+              <w:top w:val="single" w:color="CCCCCC" w:sz="1"/>
+              <w:left w:val="single" w:color="CCCCCC" w:sz="1"/>
+              <w:bottom w:val="single" w:color="CCCCCC" w:sz="1"/>
+              <w:right w:val="single" w:color="CCCCCC" w:sz="1"/>
+            </w:tcBorders>
+            <w:tcMar>
+              <w:top w:type="dxa" w:w="80"/>
+              <w:left w:type="dxa" w:w="120"/>
+              <w:bottom w:type="dxa" w:w="80"/>
+              <w:right w:type="dxa" w:w="120"/>
+            </w:tcMar>
+          </w:tcPr>
+          <w:p>
+            <w:r>
+              <w:rPr>
+                <w:rFonts w:ascii="Arial" w:cs="Arial" w:eastAsia="Arial" w:hAnsi="Arial"/>
+                <w:sz w:val="20"/>
+                <w:szCs w:val="20"/>
+              </w:rPr>
+              <w:t xml:space="preserve">Epic-to-story tree, per-epic WAF dashboards, autocomplete tagging</w:t>
+            </w:r>
+          </w:p>
+        </w:tc>
+      </w:tr>
+      <w:tr>
+        <w:tc>
+          <w:tcPr>
+            <w:tcW w:type="dxa" w:w="3000"/>
+            <w:tcBorders>
+              <w:top w:val="single" w:color="CCCCCC" w:sz="1"/>
+              <w:left w:val="single" w:color="CCCCCC" w:sz="1"/>
+              <w:bottom w:val="single" w:color="CCCCCC" w:sz="1"/>
+              <w:right w:val="single" w:color="CCCCCC" w:sz="1"/>
+            </w:tcBorders>
+            <w:tcMar>
+              <w:top w:type="dxa" w:w="80"/>
+              <w:left w:type="dxa" w:w="120"/>
+              <w:bottom w:type="dxa" w:w="80"/>
+              <w:right w:type="dxa" w:w="120"/>
+            </w:tcMar>
+          </w:tcPr>
+          <w:p>
+            <w:r>
+              <w:rPr>
+                <w:rFonts w:ascii="Arial" w:cs="Arial" w:eastAsia="Arial" w:hAnsi="Arial"/>
+                <w:sz w:val="20"/>
+                <w:szCs w:val="20"/>
+              </w:rPr>
+              <w:t xml:space="preserve">SQLite Persistence</w:t>
+            </w:r>
+          </w:p>
+        </w:tc>
+        <w:tc>
+          <w:tcPr>
+            <w:tcW w:type="dxa" w:w="6360"/>
+            <w:tcBorders>
+              <w:top w:val="single" w:color="CCCCCC" w:sz="1"/>
+              <w:left w:val="single" w:color="CCCCCC" w:sz="1"/>
+              <w:bottom w:val="single" w:color="CCCCCC" w:sz="1"/>
+              <w:right w:val="single" w:color="CCCCCC" w:sz="1"/>
+            </w:tcBorders>
+            <w:tcMar>
+              <w:top w:type="dxa" w:w="80"/>
+              <w:left w:type="dxa" w:w="120"/>
+              <w:bottom w:type="dxa" w:w="80"/>
+              <w:right w:type="dxa" w:w="120"/>
+            </w:tcMar>
+          </w:tcPr>
+          <w:p>
+            <w:r>
+              <w:rPr>
+                <w:rFonts w:ascii="Arial" w:cs="Arial" w:eastAsia="Arial" w:hAnsi="Arial"/>
+                <w:sz w:val="20"/>
+                <w:szCs w:val="20"/>
+              </w:rPr>
+              <w:t xml:space="preserve">All classifications stored permanently with schema migration</w:t>
+            </w:r>
+          </w:p>
+        </w:tc>
+      </w:tr>
+      <w:tr>
+        <w:tc>
+          <w:tcPr>
+            <w:tcW w:type="dxa" w:w="3000"/>
+            <w:tcBorders>
+              <w:top w:val="single" w:color="CCCCCC" w:sz="1"/>
+              <w:left w:val="single" w:color="CCCCCC" w:sz="1"/>
+              <w:bottom w:val="single" w:color="CCCCCC" w:sz="1"/>
+              <w:right w:val="single" w:color="CCCCCC" w:sz="1"/>
+            </w:tcBorders>
+            <w:tcMar>
+              <w:top w:type="dxa" w:w="80"/>
+              <w:left w:type="dxa" w:w="120"/>
+              <w:bottom w:type="dxa" w:w="80"/>
+              <w:right w:type="dxa" w:w="120"/>
+            </w:tcMar>
+          </w:tcPr>
+          <w:p>
+            <w:r>
+              <w:rPr>
+                <w:rFonts w:ascii="Arial" w:cs="Arial" w:eastAsia="Arial" w:hAnsi="Arial"/>
+                <w:sz w:val="20"/>
+                <w:szCs w:val="20"/>
+              </w:rPr>
+              <w:t xml:space="preserve">Approve to Ground Truth</w:t>
+            </w:r>
+          </w:p>
+        </w:tc>
+        <w:tc>
+          <w:tcPr>
+            <w:tcW w:type="dxa" w:w="6360"/>
+            <w:tcBorders>
+              <w:top w:val="single" w:color="CCCCCC" w:sz="1"/>
+              <w:left w:val="single" w:color="CCCCCC" w:sz="1"/>
+              <w:bottom w:val="single" w:color="CCCCCC" w:sz="1"/>
+              <w:right w:val="single" w:color="CCCCCC" w:sz="1"/>
+            </w:tcBorders>
+            <w:tcMar>
+              <w:top w:type="dxa" w:w="80"/>
+              <w:left w:type="dxa" w:w="120"/>
+              <w:bottom w:type="dxa" w:w="80"/>
+              <w:right w:type="dxa" w:w="120"/>
+            </w:tcMar>
+          </w:tcPr>
+          <w:p>
+            <w:r>
+              <w:rPr>
+                <w:rFonts w:ascii="Arial" w:cs="Arial" w:eastAsia="Arial" w:hAnsi="Arial"/>
+                <w:sz w:val="20"/>
+                <w:szCs w:val="20"/>
+              </w:rPr>
+              <w:t xml:space="preserve">One-click approval from chat saves classification as calibration data</w:t>
+            </w:r>
+          </w:p>
+        </w:tc>
+      </w:tr>
+    </w:tbl>
+    <w:p>
+      <w:pPr>
+        <w:spacing w:after="200"/>
+      </w:pPr>
+    </w:p>
+    <w:p>
+      <w:pPr>
+        <w:pStyle w:val="Heading1"/>
+      </w:pPr>
+      <w:r>
+        <w:rPr>
+          <w:rFonts w:ascii="Arial" w:cs="Arial" w:eastAsia="Arial" w:hAnsi="Arial"/>
+        </w:rPr>
+        <w:t xml:space="preserve">9. Risks and Dependencies</w:t>
+      </w:r>
+    </w:p>
+    <w:tbl>
+      <w:tblPr>
+        <w:tblW w:type="dxa" w:w="9360"/>
+        <w:tblBorders>
+          <w:top w:val="single" w:color="auto" w:sz="4"/>
+          <w:left w:val="single" w:color="auto" w:sz="4"/>
+          <w:bottom w:val="single" w:color="auto" w:sz="4"/>
+          <w:right w:val="single" w:color="auto" w:sz="4"/>
+          <w:insideH w:val="single" w:color="auto" w:sz="4"/>
+          <w:insideV w:val="single" w:color="auto" w:sz="4"/>
+        </w:tblBorders>
+      </w:tblPr>
+      <w:tblGrid>
+        <w:gridCol w:w="2500"/>
+        <w:gridCol w:w="1200"/>
+        <w:gridCol w:w="5660"/>
+      </w:tblGrid>
+      <w:tr>
+        <w:tc>
+          <w:tcPr>
+            <w:tcW w:type="dxa" w:w="2500"/>
+            <w:tcBorders>
+              <w:top w:val="single" w:color="CCCCCC" w:sz="1"/>
+              <w:left w:val="single" w:color="CCCCCC" w:sz="1"/>
+              <w:bottom w:val="single" w:color="CCCCCC" w:sz="1"/>
+              <w:right w:val="single" w:color="CCCCCC" w:sz="1"/>
+            </w:tcBorders>
+            <w:shd w:fill="2B3544" w:val="clear"/>
+            <w:tcMar>
+              <w:top w:type="dxa" w:w="80"/>
+              <w:left w:type="dxa" w:w="120"/>
+              <w:bottom w:type="dxa" w:w="80"/>
+              <w:right w:type="dxa" w:w="120"/>
+            </w:tcMar>
+          </w:tcPr>
+          <w:p>
+            <w:r>
+              <w:rPr>
+                <w:rFonts w:ascii="Arial" w:cs="Arial" w:eastAsia="Arial" w:hAnsi="Arial"/>
+                <w:b/>
+                <w:bCs/>
+                <w:color w:val="FFFFFF"/>
+                <w:sz w:val="20"/>
+                <w:szCs w:val="20"/>
+              </w:rPr>
+              <w:t xml:space="preserve">Risk</w:t>
+            </w:r>
+          </w:p>
+        </w:tc>
+        <w:tc>
+          <w:tcPr>
+            <w:tcW w:type="dxa" w:w="1200"/>
+            <w:tcBorders>
+              <w:top w:val="single" w:color="CCCCCC" w:sz="1"/>
+              <w:left w:val="single" w:color="CCCCCC" w:sz="1"/>
+              <w:bottom w:val="single" w:color="CCCCCC" w:sz="1"/>
+              <w:right w:val="single" w:color="CCCCCC" w:sz="1"/>
+            </w:tcBorders>
+            <w:shd w:fill="2B3544" w:val="clear"/>
+            <w:tcMar>
+              <w:top w:type="dxa" w:w="80"/>
+              <w:left w:type="dxa" w:w="120"/>
+              <w:bottom w:type="dxa" w:w="80"/>
+              <w:right w:type="dxa" w:w="120"/>
+            </w:tcMar>
+          </w:tcPr>
+          <w:p>
+            <w:r>
+              <w:rPr>
+                <w:rFonts w:ascii="Arial" w:cs="Arial" w:eastAsia="Arial" w:hAnsi="Arial"/>
+                <w:b/>
+                <w:bCs/>
+                <w:color w:val="FFFFFF"/>
+                <w:sz w:val="20"/>
+                <w:szCs w:val="20"/>
+              </w:rPr>
+              <w:t xml:space="preserve">Impact</w:t>
+            </w:r>
+          </w:p>
+        </w:tc>
+        <w:tc>
+          <w:tcPr>
+            <w:tcW w:type="dxa" w:w="5660"/>
+            <w:tcBorders>
+              <w:top w:val="single" w:color="CCCCCC" w:sz="1"/>
+              <w:left w:val="single" w:color="CCCCCC" w:sz="1"/>
+              <w:bottom w:val="single" w:color="CCCCCC" w:sz="1"/>
+              <w:right w:val="single" w:color="CCCCCC" w:sz="1"/>
+            </w:tcBorders>
+            <w:shd w:fill="2B3544" w:val="clear"/>
+            <w:tcMar>
+              <w:top w:type="dxa" w:w="80"/>
+              <w:left w:type="dxa" w:w="120"/>
+              <w:bottom w:type="dxa" w:w="80"/>
+              <w:right w:type="dxa" w:w="120"/>
+            </w:tcMar>
+          </w:tcPr>
+          <w:p>
+            <w:r>
+              <w:rPr>
+                <w:rFonts w:ascii="Arial" w:cs="Arial" w:eastAsia="Arial" w:hAnsi="Arial"/>
+                <w:b/>
+                <w:bCs/>
+                <w:color w:val="FFFFFF"/>
+                <w:sz w:val="20"/>
+                <w:szCs w:val="20"/>
+              </w:rPr>
+              <w:t xml:space="preserve">Mitigation</w:t>
+            </w:r>
+          </w:p>
+        </w:tc>
+      </w:tr>
+      <w:tr>
+        <w:tc>
+          <w:tcPr>
+            <w:tcW w:type="dxa" w:w="2500"/>
+            <w:tcBorders>
+              <w:top w:val="single" w:color="CCCCCC" w:sz="1"/>
+              <w:left w:val="single" w:color="CCCCCC" w:sz="1"/>
+              <w:bottom w:val="single" w:color="CCCCCC" w:sz="1"/>
+              <w:right w:val="single" w:color="CCCCCC" w:sz="1"/>
+            </w:tcBorders>
+            <w:tcMar>
+              <w:top w:type="dxa" w:w="80"/>
+              <w:left w:type="dxa" w:w="120"/>
+              <w:bottom w:type="dxa" w:w="80"/>
+              <w:right w:type="dxa" w:w="120"/>
+            </w:tcMar>
+          </w:tcPr>
+          <w:p>
+            <w:r>
+              <w:rPr>
+                <w:rFonts w:ascii="Arial" w:cs="Arial" w:eastAsia="Arial" w:hAnsi="Arial"/>
+                <w:sz w:val="20"/>
+                <w:szCs w:val="20"/>
+              </w:rPr>
+              <w:t xml:space="preserve">Claude API availability/cost</w:t>
+            </w:r>
+          </w:p>
+        </w:tc>
+        <w:tc>
+          <w:tcPr>
+            <w:tcW w:type="dxa" w:w="1200"/>
+            <w:tcBorders>
+              <w:top w:val="single" w:color="CCCCCC" w:sz="1"/>
+              <w:left w:val="single" w:color="CCCCCC" w:sz="1"/>
+              <w:bottom w:val="single" w:color="CCCCCC" w:sz="1"/>
+              <w:right w:val="single" w:color="CCCCCC" w:sz="1"/>
+            </w:tcBorders>
+            <w:tcMar>
+              <w:top w:type="dxa" w:w="80"/>
+              <w:left w:type="dxa" w:w="120"/>
+              <w:bottom w:type="dxa" w:w="80"/>
+              <w:right w:type="dxa" w:w="120"/>
+            </w:tcMar>
+          </w:tcPr>
+          <w:p>
+            <w:r>
+              <w:rPr>
+                <w:rFonts w:ascii="Arial" w:cs="Arial" w:eastAsia="Arial" w:hAnsi="Arial"/>
+                <w:sz w:val="20"/>
+                <w:szCs w:val="20"/>
+              </w:rPr>
+              <w:t xml:space="preserve">High</w:t>
+            </w:r>
+          </w:p>
+        </w:tc>
+        <w:tc>
+          <w:tcPr>
+            <w:tcW w:type="dxa" w:w="5660"/>
+            <w:tcBorders>
+              <w:top w:val="single" w:color="CCCCCC" w:sz="1"/>
+              <w:left w:val="single" w:color="CCCCCC" w:sz="1"/>
+              <w:bottom w:val="single" w:color="CCCCCC" w:sz="1"/>
+              <w:right w:val="single" w:color="CCCCCC" w:sz="1"/>
+            </w:tcBorders>
+            <w:tcMar>
+              <w:top w:type="dxa" w:w="80"/>
+              <w:left w:type="dxa" w:w="120"/>
+              <w:bottom w:type="dxa" w:w="80"/>
+              <w:right w:type="dxa" w:w="120"/>
+            </w:tcMar>
+          </w:tcPr>
+          <w:p>
+            <w:r>
+              <w:rPr>
+                <w:rFonts w:ascii="Arial" w:cs="Arial" w:eastAsia="Arial" w:hAnsi="Arial"/>
+                <w:sz w:val="20"/>
+                <w:szCs w:val="20"/>
+              </w:rPr>
+              <w:t xml:space="preserve">Implement caching, fallback to rule-based classifier</w:t>
+            </w:r>
+          </w:p>
+        </w:tc>
+      </w:tr>
+      <w:tr>
+        <w:tc>
+          <w:tcPr>
+            <w:tcW w:type="dxa" w:w="2500"/>
+            <w:tcBorders>
+              <w:top w:val="single" w:color="CCCCCC" w:sz="1"/>
+              <w:left w:val="single" w:color="CCCCCC" w:sz="1"/>
+              <w:bottom w:val="single" w:color="CCCCCC" w:sz="1"/>
+              <w:right w:val="single" w:color="CCCCCC" w:sz="1"/>
+            </w:tcBorders>
+            <w:tcMar>
+              <w:top w:type="dxa" w:w="80"/>
+              <w:left w:type="dxa" w:w="120"/>
+              <w:bottom w:type="dxa" w:w="80"/>
+              <w:right w:type="dxa" w:w="120"/>
+            </w:tcMar>
+          </w:tcPr>
+          <w:p>
+            <w:r>
+              <w:rPr>
+                <w:rFonts w:ascii="Arial" w:cs="Arial" w:eastAsia="Arial" w:hAnsi="Arial"/>
+                <w:sz w:val="20"/>
+                <w:szCs w:val="20"/>
+              </w:rPr>
+              <w:t xml:space="preserve">Insufficient ground truth data</w:t>
+            </w:r>
+          </w:p>
+        </w:tc>
+        <w:tc>
+          <w:tcPr>
+            <w:tcW w:type="dxa" w:w="1200"/>
+            <w:tcBorders>
+              <w:top w:val="single" w:color="CCCCCC" w:sz="1"/>
+              <w:left w:val="single" w:color="CCCCCC" w:sz="1"/>
+              <w:bottom w:val="single" w:color="CCCCCC" w:sz="1"/>
+              <w:right w:val="single" w:color="CCCCCC" w:sz="1"/>
+            </w:tcBorders>
+            <w:tcMar>
+              <w:top w:type="dxa" w:w="80"/>
+              <w:left w:type="dxa" w:w="120"/>
+              <w:bottom w:type="dxa" w:w="80"/>
+              <w:right w:type="dxa" w:w="120"/>
+            </w:tcMar>
+          </w:tcPr>
+          <w:p>
+            <w:r>
+              <w:rPr>
+                <w:rFonts w:ascii="Arial" w:cs="Arial" w:eastAsia="Arial" w:hAnsi="Arial"/>
+                <w:sz w:val="20"/>
+                <w:szCs w:val="20"/>
+              </w:rPr>
+              <w:t xml:space="preserve">Medium</w:t>
+            </w:r>
+          </w:p>
+        </w:tc>
+        <w:tc>
+          <w:tcPr>
+            <w:tcW w:type="dxa" w:w="5660"/>
+            <w:tcBorders>
+              <w:top w:val="single" w:color="CCCCCC" w:sz="1"/>
+              <w:left w:val="single" w:color="CCCCCC" w:sz="1"/>
+              <w:bottom w:val="single" w:color="CCCCCC" w:sz="1"/>
+              <w:right w:val="single" w:color="CCCCCC" w:sz="1"/>
+            </w:tcBorders>
+            <w:tcMar>
+              <w:top w:type="dxa" w:w="80"/>
+              <w:left w:type="dxa" w:w="120"/>
+              <w:bottom w:type="dxa" w:w="80"/>
+              <w:right w:type="dxa" w:w="120"/>
+            </w:tcMar>
+          </w:tcPr>
+          <w:p>
+            <w:r>
+              <w:rPr>
+                <w:rFonts w:ascii="Arial" w:cs="Arial" w:eastAsia="Arial" w:hAnsi="Arial"/>
+                <w:sz w:val="20"/>
+                <w:szCs w:val="20"/>
+              </w:rPr>
+              <w:t xml:space="preserve">Start with 18 examples, grow via approve-to-GT feedback loop</w:t>
+            </w:r>
+          </w:p>
+        </w:tc>
+      </w:tr>
+      <w:tr>
+        <w:tc>
+          <w:tcPr>
+            <w:tcW w:type="dxa" w:w="2500"/>
+            <w:tcBorders>
+              <w:top w:val="single" w:color="CCCCCC" w:sz="1"/>
+              <w:left w:val="single" w:color="CCCCCC" w:sz="1"/>
+              <w:bottom w:val="single" w:color="CCCCCC" w:sz="1"/>
+              <w:right w:val="single" w:color="CCCCCC" w:sz="1"/>
+            </w:tcBorders>
+            <w:tcMar>
+              <w:top w:type="dxa" w:w="80"/>
+              <w:left w:type="dxa" w:w="120"/>
+              <w:bottom w:type="dxa" w:w="80"/>
+              <w:right w:type="dxa" w:w="120"/>
+            </w:tcMar>
+          </w:tcPr>
+          <w:p>
+            <w:r>
+              <w:rPr>
+                <w:rFonts w:ascii="Arial" w:cs="Arial" w:eastAsia="Arial" w:hAnsi="Arial"/>
+                <w:sz w:val="20"/>
+                <w:szCs w:val="20"/>
+              </w:rPr>
+              <w:t xml:space="preserve">WAF framework changes</w:t>
+            </w:r>
+          </w:p>
+        </w:tc>
+        <w:tc>
+          <w:tcPr>
+            <w:tcW w:type="dxa" w:w="1200"/>
+            <w:tcBorders>
+              <w:top w:val="single" w:color="CCCCCC" w:sz="1"/>
+              <w:left w:val="single" w:color="CCCCCC" w:sz="1"/>
+              <w:bottom w:val="single" w:color="CCCCCC" w:sz="1"/>
+              <w:right w:val="single" w:color="CCCCCC" w:sz="1"/>
+            </w:tcBorders>
+            <w:tcMar>
+              <w:top w:type="dxa" w:w="80"/>
+              <w:left w:type="dxa" w:w="120"/>
+              <w:bottom w:type="dxa" w:w="80"/>
+              <w:right w:type="dxa" w:w="120"/>
+            </w:tcMar>
+          </w:tcPr>
+          <w:p>
+            <w:r>
+              <w:rPr>
+                <w:rFonts w:ascii="Arial" w:cs="Arial" w:eastAsia="Arial" w:hAnsi="Arial"/>
+                <w:sz w:val="20"/>
+                <w:szCs w:val="20"/>
+              </w:rPr>
+              <w:t xml:space="preserve">Medium</w:t>
+            </w:r>
+          </w:p>
+        </w:tc>
+        <w:tc>
+          <w:tcPr>
+            <w:tcW w:type="dxa" w:w="5660"/>
+            <w:tcBorders>
+              <w:top w:val="single" w:color="CCCCCC" w:sz="1"/>
+              <w:left w:val="single" w:color="CCCCCC" w:sz="1"/>
+              <w:bottom w:val="single" w:color="CCCCCC" w:sz="1"/>
+              <w:right w:val="single" w:color="CCCCCC" w:sz="1"/>
+            </w:tcBorders>
+            <w:tcMar>
+              <w:top w:type="dxa" w:w="80"/>
+              <w:left w:type="dxa" w:w="120"/>
+              <w:bottom w:type="dxa" w:w="80"/>
+              <w:right w:type="dxa" w:w="120"/>
+            </w:tcMar>
+          </w:tcPr>
+          <w:p>
+            <w:r>
+              <w:rPr>
+                <w:rFonts w:ascii="Arial" w:cs="Arial" w:eastAsia="Arial" w:hAnsi="Arial"/>
+                <w:sz w:val="20"/>
+                <w:szCs w:val="20"/>
+              </w:rPr>
+              <w:t xml:space="preserve">File-based definitions allow easy updates without code changes</w:t>
+            </w:r>
+          </w:p>
+        </w:tc>
+      </w:tr>
+      <w:tr>
+        <w:tc>
+          <w:tcPr>
+            <w:tcW w:type="dxa" w:w="2500"/>
+            <w:tcBorders>
+              <w:top w:val="single" w:color="CCCCCC" w:sz="1"/>
+              <w:left w:val="single" w:color="CCCCCC" w:sz="1"/>
+              <w:bottom w:val="single" w:color="CCCCCC" w:sz="1"/>
+              <w:right w:val="single" w:color="CCCCCC" w:sz="1"/>
+            </w:tcBorders>
+            <w:tcMar>
+              <w:top w:type="dxa" w:w="80"/>
+              <w:left w:type="dxa" w:w="120"/>
+              <w:bottom w:type="dxa" w:w="80"/>
+              <w:right w:type="dxa" w:w="120"/>
+            </w:tcMar>
+          </w:tcPr>
+          <w:p>
+            <w:r>
+              <w:rPr>
+                <w:rFonts w:ascii="Arial" w:cs="Arial" w:eastAsia="Arial" w:hAnsi="Arial"/>
+                <w:sz w:val="20"/>
+                <w:szCs w:val="20"/>
+              </w:rPr>
+              <w:t xml:space="preserve">Team adoption resistance</w:t>
+            </w:r>
+          </w:p>
+        </w:tc>
+        <w:tc>
+          <w:tcPr>
+            <w:tcW w:type="dxa" w:w="1200"/>
+            <w:tcBorders>
+              <w:top w:val="single" w:color="CCCCCC" w:sz="1"/>
+              <w:left w:val="single" w:color="CCCCCC" w:sz="1"/>
+              <w:bottom w:val="single" w:color="CCCCCC" w:sz="1"/>
+              <w:right w:val="single" w:color="CCCCCC" w:sz="1"/>
+            </w:tcBorders>
+            <w:tcMar>
+              <w:top w:type="dxa" w:w="80"/>
+              <w:left w:type="dxa" w:w="120"/>
+              <w:bottom w:type="dxa" w:w="80"/>
+              <w:right w:type="dxa" w:w="120"/>
+            </w:tcMar>
+          </w:tcPr>
+          <w:p>
+            <w:r>
+              <w:rPr>
+                <w:rFonts w:ascii="Arial" w:cs="Arial" w:eastAsia="Arial" w:hAnsi="Arial"/>
+                <w:sz w:val="20"/>
+                <w:szCs w:val="20"/>
+              </w:rPr>
+              <w:t xml:space="preserve">Medium</w:t>
+            </w:r>
+          </w:p>
+        </w:tc>
+        <w:tc>
+          <w:tcPr>
+            <w:tcW w:type="dxa" w:w="5660"/>
+            <w:tcBorders>
+              <w:top w:val="single" w:color="CCCCCC" w:sz="1"/>
+              <w:left w:val="single" w:color="CCCCCC" w:sz="1"/>
+              <w:bottom w:val="single" w:color="CCCCCC" w:sz="1"/>
+              <w:right w:val="single" w:color="CCCCCC" w:sz="1"/>
+            </w:tcBorders>
+            <w:tcMar>
+              <w:top w:type="dxa" w:w="80"/>
+              <w:left w:type="dxa" w:w="120"/>
+              <w:bottom w:type="dxa" w:w="80"/>
+              <w:right w:type="dxa" w:w="120"/>
+            </w:tcMar>
+          </w:tcPr>
+          <w:p>
+            <w:r>
+              <w:rPr>
+                <w:rFonts w:ascii="Arial" w:cs="Arial" w:eastAsia="Arial" w:hAnsi="Arial"/>
+                <w:sz w:val="20"/>
+                <w:szCs w:val="20"/>
+              </w:rPr>
+              <w:t xml:space="preserve">Integrate into existing grooming workflow, show value quickly</w:t>
+            </w:r>
+          </w:p>
+        </w:tc>
+      </w:tr>
+      <w:tr>
+        <w:tc>
+          <w:tcPr>
+            <w:tcW w:type="dxa" w:w="2500"/>
+            <w:tcBorders>
+              <w:top w:val="single" w:color="CCCCCC" w:sz="1"/>
+              <w:left w:val="single" w:color="CCCCCC" w:sz="1"/>
+              <w:bottom w:val="single" w:color="CCCCCC" w:sz="1"/>
+              <w:right w:val="single" w:color="CCCCCC" w:sz="1"/>
+            </w:tcBorders>
+            <w:tcMar>
+              <w:top w:type="dxa" w:w="80"/>
+              <w:left w:type="dxa" w:w="120"/>
+              <w:bottom w:type="dxa" w:w="80"/>
+              <w:right w:type="dxa" w:w="120"/>
+            </w:tcMar>
+          </w:tcPr>
+          <w:p>
+            <w:r>
+              <w:rPr>
+                <w:rFonts w:ascii="Arial" w:cs="Arial" w:eastAsia="Arial" w:hAnsi="Arial"/>
+                <w:sz w:val="20"/>
+                <w:szCs w:val="20"/>
+              </w:rPr>
+              <w:t xml:space="preserve">SQLite concurrency limits</w:t>
+            </w:r>
+          </w:p>
+        </w:tc>
+        <w:tc>
+          <w:tcPr>
+            <w:tcW w:type="dxa" w:w="1200"/>
+            <w:tcBorders>
+              <w:top w:val="single" w:color="CCCCCC" w:sz="1"/>
+              <w:left w:val="single" w:color="CCCCCC" w:sz="1"/>
+              <w:bottom w:val="single" w:color="CCCCCC" w:sz="1"/>
+              <w:right w:val="single" w:color="CCCCCC" w:sz="1"/>
+            </w:tcBorders>
+            <w:tcMar>
+              <w:top w:type="dxa" w:w="80"/>
+              <w:left w:type="dxa" w:w="120"/>
+              <w:bottom w:type="dxa" w:w="80"/>
+              <w:right w:type="dxa" w:w="120"/>
+            </w:tcMar>
+          </w:tcPr>
+          <w:p>
+            <w:r>
+              <w:rPr>
+                <w:rFonts w:ascii="Arial" w:cs="Arial" w:eastAsia="Arial" w:hAnsi="Arial"/>
+                <w:sz w:val="20"/>
+                <w:szCs w:val="20"/>
+              </w:rPr>
+              <w:t xml:space="preserve">Low</w:t>
+            </w:r>
+          </w:p>
+        </w:tc>
+        <w:tc>
+          <w:tcPr>
+            <w:tcW w:type="dxa" w:w="5660"/>
+            <w:tcBorders>
+              <w:top w:val="single" w:color="CCCCCC" w:sz="1"/>
+              <w:left w:val="single" w:color="CCCCCC" w:sz="1"/>
+              <w:bottom w:val="single" w:color="CCCCCC" w:sz="1"/>
+              <w:right w:val="single" w:color="CCCCCC" w:sz="1"/>
+            </w:tcBorders>
+            <w:tcMar>
+              <w:top w:type="dxa" w:w="80"/>
+              <w:left w:type="dxa" w:w="120"/>
+              <w:bottom w:type="dxa" w:w="80"/>
+              <w:right w:type="dxa" w:w="120"/>
+            </w:tcMar>
+          </w:tcPr>
+          <w:p>
+            <w:r>
+              <w:rPr>
+                <w:rFonts w:ascii="Arial" w:cs="Arial" w:eastAsia="Arial" w:hAnsi="Arial"/>
+                <w:sz w:val="20"/>
+                <w:szCs w:val="20"/>
+              </w:rPr>
+              <w:t xml:space="preserve">Single-writer model sufficient for team-level usage</w:t>
+            </w:r>
+          </w:p>
+        </w:tc>
+      </w:tr>
+    </w:tbl>
+    <w:p>
+      <w:pPr>
+        <w:spacing w:after="200"/>
+      </w:pPr>
+    </w:p>
+    <w:p>
+      <w:pPr>
+        <w:pStyle w:val="Heading1"/>
+      </w:pPr>
+      <w:r>
+        <w:rPr>
+          <w:rFonts w:ascii="Arial" w:cs="Arial" w:eastAsia="Arial" w:hAnsi="Arial"/>
+        </w:rPr>
+        <w:t xml:space="preserve">10. Future Enhancements</w:t>
+      </w:r>
+    </w:p>
+    <w:p>
+      <w:pPr>
+        <w:pStyle w:val="ListParagraph"/>
+        <w:numPr>
+          <w:ilvl w:val="0"/>
+          <w:numId w:val="2"/>
+        </w:numPr>
+      </w:pPr>
+      <w:r>
+        <w:rPr>
+          <w:rFonts w:ascii="Arial" w:cs="Arial" w:eastAsia="Arial" w:hAnsi="Arial"/>
+          <w:sz w:val="22"/>
+          <w:szCs w:val="22"/>
+        </w:rPr>
+        <w:t xml:space="preserve">JIRA API integration for direct story import/export and real-time sync</w:t>
+      </w:r>
+    </w:p>
+    <w:p>
+      <w:pPr>
+        <w:pStyle w:val="ListParagraph"/>
+        <w:numPr>
+          <w:ilvl w:val="0"/>
+          <w:numId w:val="2"/>
+        </w:numPr>
+      </w:pPr>
+      <w:r>
+        <w:rPr>
+          <w:rFonts w:ascii="Arial" w:cs="Arial" w:eastAsia="Arial" w:hAnsi="Arial"/>
+          <w:sz w:val="22"/>
+          <w:szCs w:val="22"/>
+        </w:rPr>
+        <w:t xml:space="preserve">Team-specific classification models and per-team accuracy tracking</w:t>
+      </w:r>
+    </w:p>
+    <w:p>
+      <w:pPr>
+        <w:pStyle w:val="ListParagraph"/>
+        <w:numPr>
+          <w:ilvl w:val="0"/>
+          <w:numId w:val="2"/>
+        </w:numPr>
+      </w:pPr>
+      <w:r>
+        <w:rPr>
+          <w:rFonts w:ascii="Arial" w:cs="Arial" w:eastAsia="Arial" w:hAnsi="Arial"/>
+          <w:sz w:val="22"/>
+          <w:szCs w:val="22"/>
+        </w:rPr>
+        <w:t xml:space="preserve">Role-based access control for SM/PO vs. Portfolio Manager views</w:t>
+      </w:r>
+    </w:p>
+    <w:p>
+      <w:pPr>
+        <w:pStyle w:val="ListParagraph"/>
+        <w:numPr>
+          <w:ilvl w:val="0"/>
+          <w:numId w:val="2"/>
+        </w:numPr>
+      </w:pPr>
+      <w:r>
+        <w:rPr>
+          <w:rFonts w:ascii="Arial" w:cs="Arial" w:eastAsia="Arial" w:hAnsi="Arial"/>
+          <w:sz w:val="22"/>
+          <w:szCs w:val="22"/>
+        </w:rPr>
+        <w:t xml:space="preserve">Confidence-based auto-classification with human-in-the-loop for low-confidence stories</w:t>
+      </w:r>
+    </w:p>
+    <w:p>
+      <w:pPr>
+        <w:pStyle w:val="ListParagraph"/>
+        <w:numPr>
+          <w:ilvl w:val="0"/>
+          <w:numId w:val="2"/>
+        </w:numPr>
+      </w:pPr>
+      <w:r>
+        <w:rPr>
+          <w:rFonts w:ascii="Arial" w:cs="Arial" w:eastAsia="Arial" w:hAnsi="Arial"/>
+          <w:sz w:val="22"/>
+          <w:szCs w:val="22"/>
+        </w:rPr>
+        <w:t xml:space="preserve">Slack/Teams integration for classification notifications</w:t>
+      </w:r>
+    </w:p>
+    <w:p>
+      <w:pPr>
+        <w:pStyle w:val="ListParagraph"/>
+        <w:numPr>
+          <w:ilvl w:val="0"/>
+          <w:numId w:val="2"/>
+        </w:numPr>
+      </w:pPr>
+      <w:r>
+        <w:rPr>
+          <w:rFonts w:ascii="Arial" w:cs="Arial" w:eastAsia="Arial" w:hAnsi="Arial"/>
+          <w:sz w:val="22"/>
+          <w:szCs w:val="22"/>
+        </w:rPr>
+        <w:t xml:space="preserve">PDF report generation for quarterly WAF investment reviews</w:t>
+      </w:r>
     </w:p>
     <w:sectPr>
       <w:headerReference w:type="default" r:id="rId7"/>
@@ -2939,7 +6499,7 @@
     <w:r>
       <w:rPr>
         <w:rFonts w:ascii="Arial" w:cs="Arial" w:eastAsia="Arial" w:hAnsi="Arial"/>
-        <w:color w:val="999999"/>
+        <w:color w:val="9CA3AF"/>
         <w:sz w:val="16"/>
         <w:szCs w:val="16"/>
       </w:rPr>
@@ -2948,7 +6508,7 @@
     <w:r>
       <w:rPr>
         <w:rFonts w:ascii="Arial" w:cs="Arial" w:eastAsia="Arial" w:hAnsi="Arial"/>
-        <w:color w:val="999999"/>
+        <w:color w:val="9CA3AF"/>
         <w:sz w:val="16"/>
         <w:szCs w:val="16"/>
       </w:rPr>
@@ -3001,19 +6561,16 @@
 <file path=word/header1.xml><?xml version="1.0" encoding="utf-8"?>
 <w:hdr xmlns:wpc="http://schemas.microsoft.com/office/word/2010/wordprocessingCanvas" xmlns:mc="http://schemas.openxmlformats.org/markup-compatibility/2006" xmlns:o="urn:schemas-microsoft-com:office:office" xmlns:r="http://schemas.openxmlformats.org/officeDocument/2006/relationships" xmlns:m="http://schemas.openxmlformats.org/officeDocument/2006/math" xmlns:v="urn:schemas-microsoft-com:vml" xmlns:wp14="http://schemas.microsoft.com/office/word/2010/wordprocessingDrawing" xmlns:wp="http://schemas.openxmlformats.org/drawingml/2006/wordprocessingDrawing" xmlns:w10="urn:schemas-microsoft-com:office:word" xmlns:w="http://schemas.openxmlformats.org/wordprocessingml/2006/main" xmlns:w14="http://schemas.microsoft.com/office/word/2010/wordml" xmlns:w15="http://schemas.microsoft.com/office/word/2012/wordml" xmlns:wpg="http://schemas.microsoft.com/office/word/2010/wordprocessingGroup" xmlns:wpi="http://schemas.microsoft.com/office/word/2010/wordprocessingInk" xmlns:wne="http://schemas.microsoft.com/office/word/2006/wordml" xmlns:wps="http://schemas.microsoft.com/office/word/2010/wordprocessingShape" xmlns:cx="http://schemas.microsoft.com/office/drawing/2014/chartex" xmlns:cx1="http://schemas.microsoft.com/office/drawing/2015/9/8/chartex" xmlns:cx2="http://schemas.microsoft.com/office/drawing/2015/10/21/chartex" xmlns:cx3="http://schemas.microsoft.com/office/drawing/2016/5/9/chartex" xmlns:cx4="http://schemas.microsoft.com/office/drawing/2016/5/10/chartex" xmlns:cx5="http://schemas.microsoft.com/office/drawing/2016/5/11/chartex" xmlns:cx6="http://schemas.microsoft.com/office/drawing/2016/5/12/chartex" xmlns:cx7="http://schemas.microsoft.com/office/drawing/2016/5/13/chartex" xmlns:cx8="http://schemas.microsoft.com/office/drawing/2016/5/14/chartex" xmlns:w16cid="http://schemas.microsoft.com/office/word/2016/wordml/cid" xmlns:w16se="http://schemas.microsoft.com/office/word/2015/wordml/symex">
   <w:p>
-    <w:pPr>
-      <w:pBdr>
-        <w:bottom w:val="single" w:color="2E75B6" w:sz="4" w:space="1"/>
-      </w:pBdr>
-    </w:pPr>
     <w:r>
       <w:rPr>
         <w:rFonts w:ascii="Arial" w:cs="Arial" w:eastAsia="Arial" w:hAnsi="Arial"/>
-        <w:color w:val="999999"/>
+        <w:i/>
+        <w:iCs/>
+        <w:color w:val="9CA3AF"/>
         <w:sz w:val="16"/>
         <w:szCs w:val="16"/>
       </w:rPr>
-      <w:t xml:space="preserve">WAF Category Classifier  |  PRD v1.0</w:t>
+      <w:t xml:space="preserve">WAF Classifier PRD v2.0</w:t>
     </w:r>
   </w:p>
 </w:hdr>
@@ -3116,41 +6673,8 @@
         <w:ind w:left="720" w:hanging="360"/>
       </w:pPr>
     </w:lvl>
-    <w:lvl w:ilvl="1" w15:tentative="1">
-      <w:start w:val="1"/>
-      <w:numFmt w:val="bullet"/>
-      <w:lvlText w:val="–"/>
-      <w:lvlJc w:val="left"/>
-      <w:pPr>
-        <w:ind w:left="1440" w:hanging="360"/>
-      </w:pPr>
-    </w:lvl>
   </w:abstractNum>
   <w:abstractNum w:abstractNumId="3" w15:restartNumberingAfterBreak="0">
-    <w:multiLevelType w:val="hybridMultilevel"/>
-    <w:lvl w:ilvl="0" w15:tentative="1">
-      <w:start w:val="1"/>
-      <w:numFmt w:val="decimal"/>
-      <w:lvlText w:val="%1."/>
-      <w:lvlJc w:val="left"/>
-      <w:pPr>
-        <w:ind w:left="720" w:hanging="360"/>
-      </w:pPr>
-    </w:lvl>
-  </w:abstractNum>
-  <w:abstractNum w:abstractNumId="4" w15:restartNumberingAfterBreak="0">
-    <w:multiLevelType w:val="hybridMultilevel"/>
-    <w:lvl w:ilvl="0" w15:tentative="1">
-      <w:start w:val="1"/>
-      <w:numFmt w:val="decimal"/>
-      <w:lvlText w:val="%1."/>
-      <w:lvlJc w:val="left"/>
-      <w:pPr>
-        <w:ind w:left="720" w:hanging="360"/>
-      </w:pPr>
-    </w:lvl>
-  </w:abstractNum>
-  <w:abstractNum w:abstractNumId="5" w15:restartNumberingAfterBreak="0">
     <w:multiLevelType w:val="hybridMultilevel"/>
     <w:lvl w:ilvl="0" w15:tentative="1">
       <w:start w:val="1"/>
@@ -3176,18 +6700,6 @@
   </w:num>
   <w:num w:numId="3">
     <w:abstractNumId w:val="3"/>
-    <w:lvlOverride w:ilvl="0">
-      <w:startOverride w:val="1"/>
-    </w:lvlOverride>
-  </w:num>
-  <w:num w:numId="4">
-    <w:abstractNumId w:val="4"/>
-    <w:lvlOverride w:ilvl="0">
-      <w:startOverride w:val="1"/>
-    </w:lvlOverride>
-  </w:num>
-  <w:num w:numId="5">
-    <w:abstractNumId w:val="5"/>
     <w:lvlOverride w:ilvl="0">
       <w:startOverride w:val="1"/>
     </w:lvlOverride>
@@ -3391,7 +6903,7 @@
       <w:rFonts w:ascii="Arial" w:cs="Arial" w:eastAsia="Arial" w:hAnsi="Arial"/>
       <w:b/>
       <w:bCs/>
-      <w:color w:val="1F4E79"/>
+      <w:color w:val="1B2A4A"/>
       <w:sz w:val="32"/>
       <w:szCs w:val="32"/>
     </w:rPr>
@@ -3409,7 +6921,7 @@
       <w:rFonts w:ascii="Arial" w:cs="Arial" w:eastAsia="Arial" w:hAnsi="Arial"/>
       <w:b/>
       <w:bCs/>
-      <w:color w:val="2E75B6"/>
+      <w:color w:val="2B3544"/>
       <w:sz w:val="26"/>
       <w:szCs w:val="26"/>
     </w:rPr>
@@ -3427,7 +6939,7 @@
       <w:rFonts w:ascii="Arial" w:cs="Arial" w:eastAsia="Arial" w:hAnsi="Arial"/>
       <w:b/>
       <w:bCs/>
-      <w:color w:val="404040"/>
+      <w:color w:val="3B4554"/>
       <w:sz w:val="24"/>
       <w:szCs w:val="24"/>
     </w:rPr>

--- a/docs/PRD_WAF_Classifier.docx
+++ b/docs/PRD_WAF_Classifier.docx
@@ -66,7 +66,7 @@
           <w:sz w:val="22"/>
           <w:szCs w:val="22"/>
         </w:rPr>
-        <w:t xml:space="preserve">Version 2.0  |  March 2026</w:t>
+        <w:t xml:space="preserve">Version 2.1  |  March 2026</w:t>
       </w:r>
     </w:p>
     <w:p>
@@ -169,7 +169,7 @@
           <w:sz w:val="22"/>
           <w:szCs w:val="22"/>
         </w:rPr>
-        <w:t xml:space="preserve">Version 2.0 expands the platform from a single-page classifier into a full-featured WAF management suite with five major capabilities: AI-powered classification, a real-time dashboard, historical analytics, bulk verification with import, and epic lineage tracking. All data persists in a local SQLite database.</w:t>
+        <w:t xml:space="preserve">Version 2.1 expands the platform from a single-page classifier into a full-featured WAF management suite with five major capabilities: AI-powered classification, a real-time dashboard, historical analytics, bulk verification with import, and epic lineage tracking. All data persists in a local SQLite database.</w:t>
       </w:r>
     </w:p>
     <w:p>
@@ -1436,7 +1436,7 @@
           <w:sz w:val="22"/>
           <w:szCs w:val="22"/>
         </w:rPr>
-        <w:t xml:space="preserve">Use the dashboard for real-time monitoring of classification activity. Use the historical view for sprint-over-sprint trends, monthly rollups, and period comparisons. Use bulk verify and import for quarterly alignment audits.</w:t>
+        <w:t xml:space="preserve">Use Analytics to upload JIRA exports for AI verification, then explore insights: mismatches, sprint trends, monthly rollups, and filtered timelines.</w:t>
       </w:r>
     </w:p>
     <w:p>
@@ -1460,7 +1460,7 @@
           <w:sz w:val="22"/>
           <w:szCs w:val="22"/>
         </w:rPr>
-        <w:t xml:space="preserve">Use the historical view for monthly and quarterly investment analysis. Use the epic lineage page to see how story-level WAF tags roll up through features to parent epics across the portfolio.</w:t>
+        <w:t xml:space="preserve">Use Analytics for monthly and quarterly investment analysis. Use Epic Lineage to see how story-level WAF tags roll up through features to parent epics across the portfolio.</w:t>
       </w:r>
     </w:p>
     <w:p>
@@ -1495,7 +1495,7 @@
           <w:sz w:val="22"/>
           <w:szCs w:val="22"/>
         </w:rPr>
-        <w:t xml:space="preserve">A central navigation hub with five menu cards linking to all major features. Includes a status bar showing API connectivity, WAF definitions loaded, ground truth count, and history database record count.</w:t>
+        <w:t xml:space="preserve">A central navigation hub with three menu cards (Classify, Analytics, Epic Lineage). Includes a status bar showing API connectivity, WAF definitions loaded, ground truth count, and history database record count.</w:t>
       </w:r>
     </w:p>
     <w:p>
@@ -1924,7 +1924,7 @@
         <w:rPr>
           <w:rFonts w:ascii="Arial" w:cs="Arial" w:eastAsia="Arial" w:hAnsi="Arial"/>
         </w:rPr>
-        <w:t xml:space="preserve">5.6 Real-Time Dashboard</w:t>
+        <w:t xml:space="preserve">5.6 Analytics Page</w:t>
       </w:r>
     </w:p>
     <w:p>
@@ -1937,7 +1937,7 @@
           <w:sz w:val="22"/>
           <w:szCs w:val="22"/>
         </w:rPr>
-        <w:t xml:space="preserve">A live dashboard for PMOs and leads showing classification activity at a glance:</w:t>
+        <w:t xml:space="preserve">An upload-first analytics page. Users upload JIRA exports, AI verifies every story against the WAF framework, and after saving, insights are available across five tabs: Upload Data (default), Summary, Sprint Trends, Monthly Rollups, and Timeline. The Summary tab includes:</w:t>
       </w:r>
     </w:p>
     <w:p>
@@ -2057,23 +2057,6 @@
           <w:szCs w:val="22"/>
         </w:rPr>
         <w:t xml:space="preserve">Recent Classifications table with time, story, category, color, confidence, status</w:t>
-      </w:r>
-    </w:p>
-    <w:p>
-      <w:pPr>
-        <w:pStyle w:val="ListParagraph"/>
-        <w:numPr>
-          <w:ilvl w:val="0"/>
-          <w:numId w:val="3"/>
-        </w:numPr>
-      </w:pPr>
-      <w:r>
-        <w:rPr>
-          <w:rFonts w:ascii="Arial" w:cs="Arial" w:eastAsia="Arial" w:hAnsi="Arial"/>
-          <w:sz w:val="22"/>
-          <w:szCs w:val="22"/>
-        </w:rPr>
-        <w:t xml:space="preserve">Auto-refreshes every 30 seconds</w:t>
       </w:r>
     </w:p>
     <w:p>
@@ -4772,7 +4755,7 @@
                 <w:sz w:val="20"/>
                 <w:szCs w:val="20"/>
               </w:rPr>
-              <w:t xml:space="preserve">Dashboard</w:t>
+              <w:t xml:space="preserve">(redirects)</w:t>
             </w:r>
           </w:p>
         </w:tc>
@@ -4799,7 +4782,7 @@
                 <w:sz w:val="20"/>
                 <w:szCs w:val="20"/>
               </w:rPr>
-              <w:t xml:space="preserve">Real-time KPIs and charts</w:t>
+              <w:t xml:space="preserve">Redirects to /history for backward compatibility</w:t>
             </w:r>
           </w:p>
         </w:tc>
@@ -4855,7 +4838,7 @@
                 <w:sz w:val="20"/>
                 <w:szCs w:val="20"/>
               </w:rPr>
-              <w:t xml:space="preserve">Historical View</w:t>
+              <w:t xml:space="preserve">Analytics</w:t>
             </w:r>
           </w:p>
         </w:tc>
@@ -4882,7 +4865,7 @@
                 <w:sz w:val="20"/>
                 <w:szCs w:val="20"/>
               </w:rPr>
-              <w:t xml:space="preserve">Sprint trends, monthly rollups, timeline, import</w:t>
+              <w:t xml:space="preserve">Upload data, AI verify, summary, sprint trends, monthly, timeline</w:t>
             </w:r>
           </w:p>
         </w:tc>
@@ -5086,7 +5069,7 @@
           <w:sz w:val="22"/>
           <w:szCs w:val="22"/>
         </w:rPr>
-        <w:t xml:space="preserve">Dashboard adoption: PMOs check dashboard at least weekly</w:t>
+        <w:t xml:space="preserve">Analytics adoption: PMOs upload and review data at least monthly</w:t>
       </w:r>
     </w:p>
     <w:p>
@@ -5265,7 +5248,7 @@
                 <w:sz w:val="20"/>
                 <w:szCs w:val="20"/>
               </w:rPr>
-              <w:t xml:space="preserve">Central navigation hub with 5 feature cards and system status bar</w:t>
+              <w:t xml:space="preserve">Central navigation hub with 3 feature cards and system status bar</w:t>
             </w:r>
           </w:p>
         </w:tc>
@@ -5294,7 +5277,7 @@
                 <w:sz w:val="20"/>
                 <w:szCs w:val="20"/>
               </w:rPr>
-              <w:t xml:space="preserve">Real-Time Dashboard</w:t>
+              <w:t xml:space="preserve">Upload-First Analytics</w:t>
             </w:r>
           </w:p>
         </w:tc>
@@ -5321,7 +5304,7 @@
                 <w:sz w:val="20"/>
                 <w:szCs w:val="20"/>
               </w:rPr>
-              <w:t xml:space="preserve">KPIs, category/confidence/color charts, daily trend, recent table</w:t>
+              <w:t xml:space="preserve">Upload JIRA data as entry point, AI verifies, then explore insights</w:t>
             </w:r>
           </w:p>
         </w:tc>
@@ -6570,7 +6553,7 @@
         <w:sz w:val="16"/>
         <w:szCs w:val="16"/>
       </w:rPr>
-      <w:t xml:space="preserve">WAF Classifier PRD v2.0</w:t>
+      <w:t xml:space="preserve">WAF Classifier PRD v2.1</w:t>
     </w:r>
   </w:p>
 </w:hdr>

--- a/docs/PRD_WAF_Classifier.docx
+++ b/docs/PRD_WAF_Classifier.docx
@@ -6418,6 +6418,137 @@
           <w:szCs w:val="22"/>
         </w:rPr>
         <w:t xml:space="preserve">PDF report generation for quarterly WAF investment reviews</w:t>
+      </w:r>
+    </w:p>
+    <w:p>
+      <w:r>
+        <w:br w:type="page"/>
+      </w:r>
+    </w:p>
+    <w:p>
+      <w:r>
+        <w:rPr>
+          <w:b/>
+          <w:sz w:val="36"/>
+        </w:rPr>
+        <w:t>11. What's New in v3.7 (May 2026)</w:t>
+      </w:r>
+    </w:p>
+    <w:p>
+      <w:r>
+        <w:t>v3.7 represents a major expansion of the platform's analytical depth and operational utility. The release shifts Story Quality from a single-rubric feature into a composable system, introduces the first in-app Domain Editor, broadens dispute coverage across all analytics surfaces, and adds aggregate observability for the platform team.</w:t>
+      </w:r>
+    </w:p>
+    <w:p>
+      <w:r>
+        <w:rPr>
+          <w:b/>
+          <w:sz w:val="28"/>
+        </w:rPr>
+        <w:t>11.1 Adoption of an authoritative DoR source</w:t>
+      </w:r>
+    </w:p>
+    <w:p>
+      <w:r>
+        <w:t>The Definition of Ready rubric backing Story Quality is now sourced from the Story Excellence Playbook v2 (an enterprise-curated document, version-controlled in the repo). The platform-team-curated rubric that preceded it has been retired. This restores audit-defensibility — every scoring decision traces to a published criterion in a versioned document.</w:t>
+      </w:r>
+    </w:p>
+    <w:p>
+      <w:r>
+        <w:rPr>
+          <w:b/>
+          <w:sz w:val="28"/>
+        </w:rPr>
+        <w:t>11.2 Composable rubrics with domain extensions</w:t>
+      </w:r>
+    </w:p>
+    <w:p>
+      <w:r>
+        <w:t>Stories vary by line of business. v3.7 introduces composable rubrics: a universal base for the level (Story / Feature / Epic / Defect) plus an optional domain extension. Effective rubric = base ∪ extension, deduped by criterion id. Five domains are seeded, with the four non-Data domains shipped as starter content explicitly marked is_placeholder.</w:t>
+      </w:r>
+    </w:p>
+    <w:p>
+      <w:r>
+        <w:rPr>
+          <w:b/>
+          <w:sz w:val="28"/>
+        </w:rPr>
+        <w:t>11.3 In-app rubric authoring</w:t>
+      </w:r>
+    </w:p>
+    <w:p>
+      <w:r>
+        <w:t>The Domain Editor (new page at /quality-domains) lets domain stewards review, edit, save, reset, and create rubric extensions without involving engineering. Saves are atomic and back up the previous version to a sibling .bak file; reset restores from that backup. Path validation rejects directory traversal.</w:t>
+      </w:r>
+    </w:p>
+    <w:p>
+      <w:r>
+        <w:rPr>
+          <w:b/>
+          <w:sz w:val="28"/>
+        </w:rPr>
+        <w:t>11.4 Strictness as a tunable parameter</w:t>
+      </w:r>
+    </w:p>
+    <w:p>
+      <w:r>
+        <w:t>Each rubric exposes a scoring_mode parameter (lenient / balanced / strict) that the AI prompt branches on. This lets teams calibrate scoring to their maturity without rewriting criteria. Combined with per-rubric thresholds (min_score plus an all_required_pass option), the same rubric can serve a coaching team and a hardened audit team.</w:t>
+      </w:r>
+    </w:p>
+    <w:p>
+      <w:r>
+        <w:rPr>
+          <w:b/>
+          <w:sz w:val="28"/>
+        </w:rPr>
+        <w:t>11.5 Dispute coverage extended</w:t>
+      </w:r>
+    </w:p>
+    <w:p>
+      <w:r>
+        <w:t>v3.6 introduced classification disputes filed only from the Classify page. v3.7 extends the inline 'Flag classification' button to three additional surfaces: Analytics, Teams, and Epic Lineage. The triage workflow at /disputes now receives disputes from all four originating views.</w:t>
+      </w:r>
+    </w:p>
+    <w:p>
+      <w:r>
+        <w:rPr>
+          <w:b/>
+          <w:sz w:val="28"/>
+        </w:rPr>
+        <w:t>11.6 File merger maturation</w:t>
+      </w:r>
+    </w:p>
+    <w:p>
+      <w:r>
+        <w:t>The Merge feature reached feature parity with production-grade ETL utilities: name-based join, per-file column mapping, two-phase upload + confirm, five-segment status classification, clickable stat-card filtering, full-row click-to-detail with reject/restore, and AI-eligible-only submission.</w:t>
+      </w:r>
+    </w:p>
+    <w:p>
+      <w:r>
+        <w:rPr>
+          <w:b/>
+          <w:sz w:val="28"/>
+        </w:rPr>
+        <w:t>11.7 Aggregate usage observability</w:t>
+      </w:r>
+    </w:p>
+    <w:p>
+      <w:r>
+        <w:t>A new Admin → Usage Analytics dashboard answers two questions — which features are people actually using, and how much are we spending on AI? Aggregate, anonymous tracking only — no row-level audit trail, no user identity, no PII. The dashboard surfaces a KPI strip, two trend charts, a most-used table, and a retirement-candidates table. Token cost is estimated using current Anthropic Sonnet/Opus/Haiku pricing.</w:t>
+      </w:r>
+    </w:p>
+    <w:p>
+      <w:r>
+        <w:rPr>
+          <w:b/>
+          <w:sz w:val="28"/>
+        </w:rPr>
+        <w:t>11.8 Navigation taxonomy</w:t>
+      </w:r>
+    </w:p>
+    <w:p>
+      <w:r>
+        <w:t>The 'Tools' top-nav dropdown was renamed to 'Admin' to reflect what lives there: configuration and operational utilities (File Merger, WAF Reference, Category Aliases, Domain Editor, Usage Analytics). Settings remains separate as actual application configuration.</w:t>
       </w:r>
     </w:p>
     <w:sectPr>

--- a/docs/PRD_WAF_Classifier.docx
+++ b/docs/PRD_WAF_Classifier.docx
@@ -6549,6 +6549,123 @@
     <w:p>
       <w:r>
         <w:t>The 'Tools' top-nav dropdown was renamed to 'Admin' to reflect what lives there: configuration and operational utilities (File Merger, WAF Reference, Category Aliases, Domain Editor, Usage Analytics). Settings remains separate as actual application configuration.</w:t>
+      </w:r>
+    </w:p>
+    <w:p>
+      <w:pPr>
+        <w:pStyle w:val="Heading1"/>
+      </w:pPr>
+      <w:r>
+        <w:t>12. What's New in v3.8 (May 2026)</w:t>
+      </w:r>
+    </w:p>
+    <w:p>
+      <w:r>
+        <w:t>v3.8 turns the platform from a classifier-and-evaluator into a full author-evaluate-refine loop, and tightens the calibration that drives every AI call.</w:t>
+      </w:r>
+    </w:p>
+    <w:p>
+      <w:pPr>
+        <w:pStyle w:val="Heading2"/>
+      </w:pPr>
+      <w:r>
+        <w:t>12.1 Author surface — draft a backlog item from intent</w:t>
+      </w:r>
+    </w:p>
+    <w:p>
+      <w:r>
+        <w:t>A new top-nav surface (✨ Author, /author) lets users start from a one-line idea or a rough draft and get back a structured DoR-passing item. Same calibration plumbing as scoring + rewrite — composite rubric (base ∪ domain extension), per-criterion good_example inlined into the prompt, up to three reference exemplars, plus an optional per-call reference-items textarea for ad-hoc style-matching to a sibling item. Output ships in two formats: structured Markdown (one section per criterion, with [REQUIRED: ...] placeholders for missing info) or single-paragraph narrative for portfolio briefs.</w:t>
+      </w:r>
+    </w:p>
+    <w:p>
+      <w:pPr>
+        <w:pStyle w:val="Heading2"/>
+      </w:pPr>
+      <w:r>
+        <w:t>12.2 Reference exemplars sent to the AI</w:t>
+      </w:r>
+    </w:p>
+    <w:p>
+      <w:r>
+        <w:t>Rubrics now carry an exemplars array — passing items from the org showing what good actually looks like at the org's bar. Up to 3 are inlined as a REFERENCE EXEMPLARS block on every scoring, rewrite, and Author call. Composite loader concatenates base.exemplars + extension.exemplars. Domain Editor → Exemplars is the editing surface.</w:t>
+      </w:r>
+    </w:p>
+    <w:p>
+      <w:pPr>
+        <w:pStyle w:val="Heading2"/>
+      </w:pPr>
+      <w:r>
+        <w:t>12.3 Per-criterion good_example fed to AI</w:t>
+      </w:r>
+    </w:p>
+    <w:p>
+      <w:r>
+        <w:t>Previously good_example only surfaced in the UI on a failure card. Now it ships in the AI prompt for every criterion during scoring AND authoring. Calibration is per-criterion, not just per-rubric.</w:t>
+      </w:r>
+    </w:p>
+    <w:p>
+      <w:pPr>
+        <w:pStyle w:val="Heading2"/>
+      </w:pPr>
+      <w:r>
+        <w:t>12.4 Aliases priority bug</w:t>
+      </w:r>
+    </w:p>
+    <w:p>
+      <w:r>
+        <w:t>Custom WAF aliases were being shadowed by the exact-name match. The category-normalization pipeline now runs alias lookup as step 1 — user-defined mappings always win.</w:t>
+      </w:r>
+    </w:p>
+    <w:p>
+      <w:pPr>
+        <w:pStyle w:val="Heading2"/>
+      </w:pPr>
+      <w:r>
+        <w:t>12.5 Run History columns</w:t>
+      </w:r>
+    </w:p>
+    <w:p>
+      <w:r>
+        <w:t>Backlog Quality "Run History" subtable swapped Teams for explicit Level and Domain columns; renamed Stories → Items since the count is whatever level was scored.</w:t>
+      </w:r>
+    </w:p>
+    <w:p>
+      <w:pPr>
+        <w:pStyle w:val="Heading2"/>
+      </w:pPr>
+      <w:r>
+        <w:t>12.6 Color (User → AI) consistency</w:t>
+      </w:r>
+    </w:p>
+    <w:p>
+      <w:r>
+        <w:t>Every view that surfaces both a user-assigned WAF and an AI-recommended WAF (History, Teams, Lineage, Disputes) now renders a User Color → AI Color chip pair via a shared helper.</w:t>
+      </w:r>
+    </w:p>
+    <w:p>
+      <w:pPr>
+        <w:pStyle w:val="Heading2"/>
+      </w:pPr>
+      <w:r>
+        <w:t>12.7 Usage Analytics drill-down</w:t>
+      </w:r>
+    </w:p>
+    <w:p>
+      <w:r>
+        <w:t>The /admin/usage table is interactive — every row is clickable to open a detail panel showing the raw routes that rolled into that feature, with a per-row token-spend column.</w:t>
+      </w:r>
+    </w:p>
+    <w:p>
+      <w:pPr>
+        <w:pStyle w:val="Heading2"/>
+      </w:pPr>
+      <w:r>
+        <w:t>12.8 Classifier output spacing</w:t>
+      </w:r>
+    </w:p>
+    <w:p>
+      <w:r>
+        <w:t>Polish-only fix to formatMessage() in the /classify chat view — metadata fields render flush, paragraph gaps appear only before the analytical sections.</w:t>
       </w:r>
     </w:p>
     <w:sectPr>
